--- a/worksheets/PR_L08_TwoDimensionalLists_Worksheet.docx
+++ b/worksheets/PR_L08_TwoDimensionalLists_Worksheet.docx
@@ -59,7 +59,7 @@
                 <w:sz w:val="38"/>
                 <w:szCs w:val="38"/>
               </w:rPr>
-              <w:t xml:space="preserve">Two-dimensional arrays</w:t>
+              <w:t xml:space="preserve">Two-dimensional lists</w:t>
             </w:r>
           </w:p>
           <w:p>
@@ -340,7 +340,7 @@
                 <w:sz w:val="21"/>
                 <w:szCs w:val="21"/>
               </w:rPr>
-              <w:t xml:space="preserve"> you tap the badge.</w:t>
+              <w:t xml:space="preserve"> you start the programs.</w:t>
             </w:r>
           </w:p>
           <w:p>
@@ -363,7 +363,7 @@
                 <w:sz w:val="21"/>
                 <w:szCs w:val="21"/>
               </w:rPr>
-              <w:t xml:space="preserve">Tap the badge and answer the questions on screen. Your first answer is the one that counts.</w:t>
+              <w:t xml:space="preserve">Plan the task on this sheet, then write the program in the editor and press Run to try it.</w:t>
             </w:r>
           </w:p>
           <w:p>
@@ -386,77 +386,30 @@
                 <w:sz w:val="21"/>
                 <w:szCs w:val="21"/>
               </w:rPr>
-              <w:t xml:space="preserve">When the score screen appears, copy your score into the yellow box straight away.</w:t>
+              <w:t xml:space="preserve">Press Check to mark it. You can change your program and check again as often as you like - your best mark is the one that is kept.</w:t>
             </w:r>
           </w:p>
           <w:p>
             <w:pPr>
-              <w:spacing w:after="60" w:before="160"/>
+              <w:spacing w:after="60" w:before="60"/>
             </w:pPr>
             <w:r>
               <w:rPr>
                 <w:rFonts w:ascii="Arial" w:cs="Arial" w:eastAsia="Arial" w:hAnsi="Arial"/>
                 <w:b/>
                 <w:bCs/>
-                <w:color w:val="1C2C4A"/>
                 <w:sz w:val="21"/>
                 <w:szCs w:val="21"/>
               </w:rPr>
-              <w:t xml:space="preserve">By the end of the lesson I will:</w:t>
-            </w:r>
-          </w:p>
-          <w:p>
-            <w:pPr>
-              <w:pStyle w:val="ListParagraph"/>
-              <w:numPr>
-                <w:ilvl w:val="0"/>
-                <w:numId w:val="2"/>
-              </w:numPr>
-              <w:spacing w:after="20" w:before="20"/>
-            </w:pPr>
+              <w:t xml:space="preserve">5.  </w:t>
+            </w:r>
             <w:r>
               <w:rPr>
                 <w:rFonts w:ascii="Arial" w:cs="Arial" w:eastAsia="Arial" w:hAnsi="Arial"/>
                 <w:sz w:val="21"/>
                 <w:szCs w:val="21"/>
               </w:rPr>
-              <w:t xml:space="preserve">know how to create a two-dimensional array as a list of lists</w:t>
-            </w:r>
-          </w:p>
-          <w:p>
-            <w:pPr>
-              <w:pStyle w:val="ListParagraph"/>
-              <w:numPr>
-                <w:ilvl w:val="0"/>
-                <w:numId w:val="2"/>
-              </w:numPr>
-              <w:spacing w:after="20" w:before="20"/>
-            </w:pPr>
-            <w:r>
-              <w:rPr>
-                <w:rFonts w:ascii="Arial" w:cs="Arial" w:eastAsia="Arial" w:hAnsi="Arial"/>
-                <w:sz w:val="21"/>
-                <w:szCs w:val="21"/>
-              </w:rPr>
-              <w:t xml:space="preserve">understand how a row index and a column index together pick out one cell</w:t>
-            </w:r>
-          </w:p>
-          <w:p>
-            <w:pPr>
-              <w:pStyle w:val="ListParagraph"/>
-              <w:numPr>
-                <w:ilvl w:val="0"/>
-                <w:numId w:val="2"/>
-              </w:numPr>
-              <w:spacing w:after="20" w:before="20"/>
-            </w:pPr>
-            <w:r>
-              <w:rPr>
-                <w:rFonts w:ascii="Arial" w:cs="Arial" w:eastAsia="Arial" w:hAnsi="Arial"/>
-                <w:sz w:val="21"/>
-                <w:szCs w:val="21"/>
-              </w:rPr>
-              <w:t xml:space="preserve">know how to use two nested loops to total a row, a column or a whole grid</w:t>
+              <w:t xml:space="preserve">Read the tests that failed: each one says what was expected and what your program printed.</w:t>
             </w:r>
           </w:p>
         </w:tc>
@@ -790,7 +743,7 @@
                 <w:sz w:val="21"/>
                 <w:szCs w:val="21"/>
               </w:rPr>
-              <w:t xml:space="preserve">Two-dimensional array</w:t>
+              <w:t xml:space="preserve">Two-dimensional list</w:t>
             </w:r>
           </w:p>
           <w:tbl>
@@ -1401,7 +1354,7 @@
                 <w:sz w:val="21"/>
                 <w:szCs w:val="21"/>
               </w:rPr>
-              <w:t xml:space="preserve">A table in a database and a grid in a program are stored much the same way: rows made of fields.</w:t>
+              <w:t xml:space="preserve">A grid is stored much the way a database table is, with every row holding one list of...</w:t>
             </w:r>
           </w:p>
           <w:tbl>
@@ -2287,7 +2240,7 @@
                 <w:sz w:val="21"/>
                 <w:szCs w:val="21"/>
               </w:rPr>
-              <w:t xml:space="preserve">The exam writes this cell as array[1,2]; Python writes exactly the same cell as grid[1][2].</w:t>
+              <w:t xml:space="preserve">The exam writes a cell as array[1,2], where Python writes that very same cell as...</w:t>
             </w:r>
           </w:p>
           <w:tbl>
@@ -3173,7 +3126,7 @@
                 <w:sz w:val="21"/>
                 <w:szCs w:val="21"/>
               </w:rPr>
-              <w:t xml:space="preserve">A grid of 10 rows by 10 columns holds 100 cells, so a nested loop over it runs 100 times.</w:t>
+              <w:t xml:space="preserve">A grid of 10 rows by 10 columns holds 100 cells, so a nested loop over it runs...</w:t>
             </w:r>
           </w:p>
           <w:tbl>
@@ -4059,7 +4012,7 @@
                 <w:sz w:val="21"/>
                 <w:szCs w:val="21"/>
               </w:rPr>
-              <w:t xml:space="preserve">Totalling every row and then totalling those totals gives the grand total of the whole grid.</w:t>
+              <w:t xml:space="preserve">Add up every row total and the number you are left with is the total of...</w:t>
             </w:r>
           </w:p>
           <w:tbl>
@@ -4945,7 +4898,7 @@
                 <w:sz w:val="21"/>
                 <w:szCs w:val="21"/>
               </w:rPr>
-              <w:t xml:space="preserve">Swapping the two loops over turns a row total into a column total, and nothing else changes.</w:t>
+              <w:t xml:space="preserve">A row total and a column total are the same few lines with the two indexes...</w:t>
             </w:r>
           </w:p>
           <w:tbl>
@@ -5831,7 +5784,7 @@
                 <w:sz w:val="21"/>
                 <w:szCs w:val="21"/>
               </w:rPr>
-              <w:t xml:space="preserve">Searching every cell of a grid in turn is a linear search, just in two dimensions.</w:t>
+              <w:t xml:space="preserve">Checking every cell of a grid in turn is really a linear search, only in...</w:t>
             </w:r>
           </w:p>
           <w:tbl>
@@ -5911,7 +5864,7 @@
                 <w:sz w:val="21"/>
                 <w:szCs w:val="21"/>
               </w:rPr>
-              <w:t xml:space="preserve">Plan how you would find a name in a seating plan and report its row.</w:t>
+              <w:t xml:space="preserve">How would you find a word in a grid and report both the row and the column it sits at?</w:t>
             </w:r>
           </w:p>
           <w:tbl>
@@ -7864,7 +7817,7 @@
                 <w:sz w:val="21"/>
                 <w:szCs w:val="21"/>
               </w:rPr>
-              <w:t xml:space="preserve">b)  Write a program that reads a grid of 3 rows by 4 columns of merit points and prints the total for each row.  </w:t>
+              <w:t xml:space="preserve">b)  Write a program that reads twelve whole numbers into a grid of three rows of four, then prints the total of each row on a line of its own.  </w:t>
             </w:r>
             <w:r>
               <w:rPr>
@@ -8312,7 +8265,7 @@
                 <w:sz w:val="21"/>
                 <w:szCs w:val="21"/>
               </w:rPr>
-              <w:t xml:space="preserve">c)  Write a program that prints a grid of 2 rows by 3 columns of prices that is already stored in the program, one row to a line.  </w:t>
+              <w:t xml:space="preserve">c)  A grid of 2 rows by 3 columns is already stored in a program. Write the code that prints it one row to a line, with single spaces between the values and no brackets.  </w:t>
             </w:r>
             <w:r>
               <w:rPr>
@@ -8972,7 +8925,7 @@
                       <w:sz w:val="21"/>
                       <w:szCs w:val="21"/>
                     </w:rPr>
-                    <w:t xml:space="preserve">Creating a list of lists</w:t>
+                    <w:t xml:space="preserve">Building a list of lists and filling it</w:t>
                   </w:r>
                 </w:p>
               </w:tc>
@@ -9429,7 +9382,7 @@
         <w:sz w:val="16"/>
         <w:szCs w:val="16"/>
       </w:rPr>
-      <w:t xml:space="preserve">PY Lesson 8: Two-dimensional arrays  |  Page </w:t>
+      <w:t xml:space="preserve">PY Lesson 8: Two-dimensional lists  |  Page </w:t>
     </w:r>
     <w:r>
       <w:rPr>
@@ -9584,12 +9537,6 @@
   </w:abstractNum>
   <w:num w:numId="1">
     <w:abstractNumId w:val="1"/>
-    <w:lvlOverride w:ilvl="0">
-      <w:startOverride w:val="1"/>
-    </w:lvlOverride>
-  </w:num>
-  <w:num w:numId="2">
-    <w:abstractNumId w:val="2"/>
     <w:lvlOverride w:ilvl="0">
       <w:startOverride w:val="1"/>
     </w:lvlOverride>

--- a/worksheets/PR_L08_TwoDimensionalLists_Worksheet.docx
+++ b/worksheets/PR_L08_TwoDimensionalLists_Worksheet.docx
@@ -363,7 +363,7 @@
                 <w:sz w:val="21"/>
                 <w:szCs w:val="21"/>
               </w:rPr>
-              <w:t xml:space="preserve">Plan the task on this sheet, then write the program in the editor and press Run to try it.</w:t>
+              <w:t xml:space="preserve">The What to do column says what each activity asks of you: run a program, say what it will display, change one thing, fill in a gap, fix a mistake, or write it yourself.</w:t>
             </w:r>
           </w:p>
           <w:p>
@@ -386,7 +386,7 @@
                 <w:sz w:val="21"/>
                 <w:szCs w:val="21"/>
               </w:rPr>
-              <w:t xml:space="preserve">Press Check to mark it. You can change your program and check again as often as you like - your best mark is the one that is kept.</w:t>
+              <w:t xml:space="preserve">Plan the ones you write on this sheet, then type the program in the editor and press Run to try it. Run never marks anything, so try things out freely.</w:t>
             </w:r>
           </w:p>
           <w:p>
@@ -409,7 +409,53 @@
                 <w:sz w:val="21"/>
                 <w:szCs w:val="21"/>
               </w:rPr>
-              <w:t xml:space="preserve">Read the tests that failed: each one says what was expected and what your program printed.</w:t>
+              <w:t xml:space="preserve">Press Check to mark it. You can change your program and check again as often as you like - your best mark is the one that is kept.</w:t>
+            </w:r>
+          </w:p>
+          <w:p>
+            <w:pPr>
+              <w:spacing w:after="60" w:before="60"/>
+            </w:pPr>
+            <w:r>
+              <w:rPr>
+                <w:rFonts w:ascii="Arial" w:cs="Arial" w:eastAsia="Arial" w:hAnsi="Arial"/>
+                <w:b/>
+                <w:bCs/>
+                <w:sz w:val="21"/>
+                <w:szCs w:val="21"/>
+              </w:rPr>
+              <w:t xml:space="preserve">6.  </w:t>
+            </w:r>
+            <w:r>
+              <w:rPr>
+                <w:rFonts w:ascii="Arial" w:cs="Arial" w:eastAsia="Arial" w:hAnsi="Arial"/>
+                <w:sz w:val="21"/>
+                <w:szCs w:val="21"/>
+              </w:rPr>
+              <w:t xml:space="preserve">Read the tests that failed: each one says what was expected and what your program displayed. If you are stuck, the Hint button gives you one step at a time.</w:t>
+            </w:r>
+          </w:p>
+          <w:p>
+            <w:pPr>
+              <w:spacing w:after="60" w:before="60"/>
+            </w:pPr>
+            <w:r>
+              <w:rPr>
+                <w:rFonts w:ascii="Arial" w:cs="Arial" w:eastAsia="Arial" w:hAnsi="Arial"/>
+                <w:b/>
+                <w:bCs/>
+                <w:sz w:val="21"/>
+                <w:szCs w:val="21"/>
+              </w:rPr>
+              <w:t xml:space="preserve">7.  </w:t>
+            </w:r>
+            <w:r>
+              <w:rPr>
+                <w:rFonts w:ascii="Arial" w:cs="Arial" w:eastAsia="Arial" w:hAnsi="Arial"/>
+                <w:sz w:val="21"/>
+                <w:szCs w:val="21"/>
+              </w:rPr>
+              <w:t xml:space="preserve">The activities marked Challenge are optional. Finish the rest of a station first, and come back to them if you have time.</w:t>
             </w:r>
           </w:p>
         </w:tc>
@@ -1540,12 +1586,12 @@
                 <w:sz w:val="21"/>
                 <w:szCs w:val="21"/>
               </w:rPr>
-              <w:t xml:space="preserve">Tick each one off as its tests pass in the editor</w:t>
+              <w:t xml:space="preserve">Tick each one off as you finish it in the editor</w:t>
             </w:r>
           </w:p>
           <w:tbl>
             <w:tblPr>
-              <w:tblW w:type="dxa" w:w="10026"/>
+              <w:tblW w:type="dxa" w:w="10024"/>
               <w:tblBorders>
                 <w:top w:val="single" w:color="auto" w:sz="4"/>
                 <w:left w:val="single" w:color="auto" w:sz="4"/>
@@ -1556,9 +1602,10 @@
               </w:tblBorders>
             </w:tblPr>
             <w:tblGrid>
-              <w:gridCol w:w="3342"/>
-              <w:gridCol w:w="3342"/>
-              <w:gridCol w:w="3342"/>
+              <w:gridCol w:w="2506"/>
+              <w:gridCol w:w="2506"/>
+              <w:gridCol w:w="2506"/>
+              <w:gridCol w:w="2506"/>
             </w:tblGrid>
             <w:tr>
               <w:trPr>
@@ -1567,7 +1614,7 @@
               </w:trPr>
               <w:tc>
                 <w:tcPr>
-                  <w:tcW w:type="dxa" w:w="3342"/>
+                  <w:tcW w:type="dxa" w:w="2506"/>
                   <w:tcBorders>
                     <w:top w:val="single" w:color="B7C2D1" w:sz="4"/>
                     <w:left w:val="single" w:color="B7C2D1" w:sz="4"/>
@@ -1595,13 +1642,13 @@
                       <w:sz w:val="20"/>
                       <w:szCs w:val="20"/>
                     </w:rPr>
-                    <w:t xml:space="preserve">Program</w:t>
-                  </w:r>
-                </w:p>
-              </w:tc>
-              <w:tc>
-                <w:tcPr>
-                  <w:tcW w:type="dxa" w:w="3342"/>
+                    <w:t xml:space="preserve">Activity</w:t>
+                  </w:r>
+                </w:p>
+              </w:tc>
+              <w:tc>
+                <w:tcPr>
+                  <w:tcW w:type="dxa" w:w="2506"/>
                   <w:tcBorders>
                     <w:top w:val="single" w:color="B7C2D1" w:sz="4"/>
                     <w:left w:val="single" w:color="B7C2D1" w:sz="4"/>
@@ -1629,13 +1676,47 @@
                       <w:sz w:val="20"/>
                       <w:szCs w:val="20"/>
                     </w:rPr>
+                    <w:t xml:space="preserve">What to do</w:t>
+                  </w:r>
+                </w:p>
+              </w:tc>
+              <w:tc>
+                <w:tcPr>
+                  <w:tcW w:type="dxa" w:w="2506"/>
+                  <w:tcBorders>
+                    <w:top w:val="single" w:color="B7C2D1" w:sz="4"/>
+                    <w:left w:val="single" w:color="B7C2D1" w:sz="4"/>
+                    <w:bottom w:val="single" w:color="B7C2D1" w:sz="4"/>
+                    <w:right w:val="single" w:color="B7C2D1" w:sz="4"/>
+                  </w:tcBorders>
+                  <w:shd w:fill="E6ECF5" w:color="auto" w:val="clear"/>
+                  <w:tcMar>
+                    <w:top w:type="dxa" w:w="80"/>
+                    <w:left w:type="dxa" w:w="120"/>
+                    <w:bottom w:type="dxa" w:w="80"/>
+                    <w:right w:type="dxa" w:w="120"/>
+                  </w:tcMar>
+                  <w:vAlign w:val="center"/>
+                </w:tcPr>
+                <w:p>
+                  <w:pPr>
+                    <w:spacing w:after="0" w:before="0"/>
+                  </w:pPr>
+                  <w:r>
+                    <w:rPr>
+                      <w:rFonts w:ascii="Arial" w:cs="Arial" w:eastAsia="Arial" w:hAnsi="Arial"/>
+                      <w:b/>
+                      <w:bCs/>
+                      <w:sz w:val="20"/>
+                      <w:szCs w:val="20"/>
+                    </w:rPr>
                     <w:t xml:space="preserve">Marks</w:t>
                   </w:r>
                 </w:p>
               </w:tc>
               <w:tc>
                 <w:tcPr>
-                  <w:tcW w:type="dxa" w:w="3342"/>
+                  <w:tcW w:type="dxa" w:w="2506"/>
                   <w:tcBorders>
                     <w:top w:val="single" w:color="B7C2D1" w:sz="4"/>
                     <w:left w:val="single" w:color="B7C2D1" w:sz="4"/>
@@ -1675,73 +1756,107 @@
               </w:trPr>
               <w:tc>
                 <w:tcPr>
-                  <w:tcW w:type="dxa" w:w="3342"/>
-                  <w:tcBorders>
-                    <w:top w:val="single" w:color="B7C2D1" w:sz="4"/>
-                    <w:left w:val="single" w:color="B7C2D1" w:sz="4"/>
-                    <w:bottom w:val="single" w:color="B7C2D1" w:sz="4"/>
-                    <w:right w:val="single" w:color="B7C2D1" w:sz="4"/>
-                  </w:tcBorders>
-                  <w:shd w:fill="FFFFFF" w:color="auto" w:val="clear"/>
-                  <w:tcMar>
-                    <w:top w:type="dxa" w:w="80"/>
-                    <w:left w:type="dxa" w:w="120"/>
-                    <w:bottom w:type="dxa" w:w="80"/>
-                    <w:right w:type="dxa" w:w="120"/>
-                  </w:tcMar>
-                  <w:vAlign w:val="center"/>
-                </w:tcPr>
-                <w:p>
-                  <w:pPr>
-                    <w:spacing w:after="0" w:before="0"/>
-                  </w:pPr>
-                  <w:r>
-                    <w:rPr>
-                      <w:rFonts w:ascii="Arial" w:cs="Arial" w:eastAsia="Arial" w:hAnsi="Arial"/>
-                      <w:sz w:val="21"/>
-                      <w:szCs w:val="21"/>
-                    </w:rPr>
-                    <w:t xml:space="preserve">Ask the user for six whole numbers, one on each line. Store them in a grid of two rows of three. Display the grid itself, in the form [[9, 4, 1], [7, 0, 2]].</w:t>
-                  </w:r>
-                </w:p>
-              </w:tc>
-              <w:tc>
-                <w:tcPr>
-                  <w:tcW w:type="dxa" w:w="3342"/>
-                  <w:tcBorders>
-                    <w:top w:val="single" w:color="B7C2D1" w:sz="4"/>
-                    <w:left w:val="single" w:color="B7C2D1" w:sz="4"/>
-                    <w:bottom w:val="single" w:color="B7C2D1" w:sz="4"/>
-                    <w:right w:val="single" w:color="B7C2D1" w:sz="4"/>
-                  </w:tcBorders>
-                  <w:shd w:fill="FFFFFF" w:color="auto" w:val="clear"/>
-                  <w:tcMar>
-                    <w:top w:type="dxa" w:w="80"/>
-                    <w:left w:type="dxa" w:w="120"/>
-                    <w:bottom w:type="dxa" w:w="80"/>
-                    <w:right w:type="dxa" w:w="120"/>
-                  </w:tcMar>
-                  <w:vAlign w:val="center"/>
-                </w:tcPr>
-                <w:p>
-                  <w:pPr>
-                    <w:spacing w:after="0" w:before="0"/>
-                  </w:pPr>
-                  <w:r>
-                    <w:rPr>
-                      <w:rFonts w:ascii="Arial" w:cs="Arial" w:eastAsia="Arial" w:hAnsi="Arial"/>
-                      <w:b w:val="false"/>
-                      <w:bCs w:val="false"/>
-                      <w:sz w:val="21"/>
-                      <w:szCs w:val="21"/>
-                    </w:rPr>
-                    <w:t xml:space="preserve">2</w:t>
-                  </w:r>
-                </w:p>
-              </w:tc>
-              <w:tc>
-                <w:tcPr>
-                  <w:tcW w:type="dxa" w:w="3342"/>
+                  <w:tcW w:type="dxa" w:w="2506"/>
+                  <w:tcBorders>
+                    <w:top w:val="single" w:color="B7C2D1" w:sz="4"/>
+                    <w:left w:val="single" w:color="B7C2D1" w:sz="4"/>
+                    <w:bottom w:val="single" w:color="B7C2D1" w:sz="4"/>
+                    <w:right w:val="single" w:color="B7C2D1" w:sz="4"/>
+                  </w:tcBorders>
+                  <w:shd w:fill="FFFFFF" w:color="auto" w:val="clear"/>
+                  <w:tcMar>
+                    <w:top w:type="dxa" w:w="80"/>
+                    <w:left w:type="dxa" w:w="120"/>
+                    <w:bottom w:type="dxa" w:w="80"/>
+                    <w:right w:type="dxa" w:w="120"/>
+                  </w:tcMar>
+                  <w:vAlign w:val="center"/>
+                </w:tcPr>
+                <w:p>
+                  <w:pPr>
+                    <w:spacing w:after="0" w:before="0"/>
+                  </w:pPr>
+                  <w:r>
+                    <w:rPr>
+                      <w:rFonts w:ascii="Arial" w:cs="Arial" w:eastAsia="Arial" w:hAnsi="Arial"/>
+                      <w:sz w:val="21"/>
+                      <w:szCs w:val="21"/>
+                    </w:rPr>
+                    <w:t xml:space="preserve">Press Run. The program keeps two rows of three numbers in one variable.</w:t>
+                  </w:r>
+                </w:p>
+              </w:tc>
+              <w:tc>
+                <w:tcPr>
+                  <w:tcW w:type="dxa" w:w="2506"/>
+                  <w:tcBorders>
+                    <w:top w:val="single" w:color="B7C2D1" w:sz="4"/>
+                    <w:left w:val="single" w:color="B7C2D1" w:sz="4"/>
+                    <w:bottom w:val="single" w:color="B7C2D1" w:sz="4"/>
+                    <w:right w:val="single" w:color="B7C2D1" w:sz="4"/>
+                  </w:tcBorders>
+                  <w:shd w:fill="FFFFFF" w:color="auto" w:val="clear"/>
+                  <w:tcMar>
+                    <w:top w:type="dxa" w:w="80"/>
+                    <w:left w:type="dxa" w:w="120"/>
+                    <w:bottom w:type="dxa" w:w="80"/>
+                    <w:right w:type="dxa" w:w="120"/>
+                  </w:tcMar>
+                  <w:vAlign w:val="center"/>
+                </w:tcPr>
+                <w:p>
+                  <w:pPr>
+                    <w:spacing w:after="0" w:before="0"/>
+                  </w:pPr>
+                  <w:r>
+                    <w:rPr>
+                      <w:rFonts w:ascii="Arial" w:cs="Arial" w:eastAsia="Arial" w:hAnsi="Arial"/>
+                      <w:b w:val="false"/>
+                      <w:bCs w:val="false"/>
+                      <w:sz w:val="21"/>
+                      <w:szCs w:val="21"/>
+                    </w:rPr>
+                    <w:t xml:space="preserve">Run it</w:t>
+                  </w:r>
+                </w:p>
+              </w:tc>
+              <w:tc>
+                <w:tcPr>
+                  <w:tcW w:type="dxa" w:w="2506"/>
+                  <w:tcBorders>
+                    <w:top w:val="single" w:color="B7C2D1" w:sz="4"/>
+                    <w:left w:val="single" w:color="B7C2D1" w:sz="4"/>
+                    <w:bottom w:val="single" w:color="B7C2D1" w:sz="4"/>
+                    <w:right w:val="single" w:color="B7C2D1" w:sz="4"/>
+                  </w:tcBorders>
+                  <w:shd w:fill="FFFFFF" w:color="auto" w:val="clear"/>
+                  <w:tcMar>
+                    <w:top w:type="dxa" w:w="80"/>
+                    <w:left w:type="dxa" w:w="120"/>
+                    <w:bottom w:type="dxa" w:w="80"/>
+                    <w:right w:type="dxa" w:w="120"/>
+                  </w:tcMar>
+                  <w:vAlign w:val="center"/>
+                </w:tcPr>
+                <w:p>
+                  <w:pPr>
+                    <w:spacing w:after="0" w:before="0"/>
+                  </w:pPr>
+                  <w:r>
+                    <w:rPr>
+                      <w:rFonts w:ascii="Arial" w:cs="Arial" w:eastAsia="Arial" w:hAnsi="Arial"/>
+                      <w:b w:val="false"/>
+                      <w:bCs w:val="false"/>
+                      <w:sz w:val="21"/>
+                      <w:szCs w:val="21"/>
+                    </w:rPr>
+                    <w:t xml:space="preserve">1</w:t>
+                  </w:r>
+                </w:p>
+              </w:tc>
+              <w:tc>
+                <w:tcPr>
+                  <w:tcW w:type="dxa" w:w="2506"/>
                   <w:tcBorders>
                     <w:top w:val="single" w:color="B7C2D1" w:sz="4"/>
                     <w:left w:val="single" w:color="B7C2D1" w:sz="4"/>
@@ -1781,73 +1896,107 @@
               </w:trPr>
               <w:tc>
                 <w:tcPr>
-                  <w:tcW w:type="dxa" w:w="3342"/>
-                  <w:tcBorders>
-                    <w:top w:val="single" w:color="B7C2D1" w:sz="4"/>
-                    <w:left w:val="single" w:color="B7C2D1" w:sz="4"/>
-                    <w:bottom w:val="single" w:color="B7C2D1" w:sz="4"/>
-                    <w:right w:val="single" w:color="B7C2D1" w:sz="4"/>
-                  </w:tcBorders>
-                  <w:shd w:fill="FFFFFF" w:color="auto" w:val="clear"/>
-                  <w:tcMar>
-                    <w:top w:type="dxa" w:w="80"/>
-                    <w:left w:type="dxa" w:w="120"/>
-                    <w:bottom w:type="dxa" w:w="80"/>
-                    <w:right w:type="dxa" w:w="120"/>
-                  </w:tcMar>
-                  <w:vAlign w:val="center"/>
-                </w:tcPr>
-                <w:p>
-                  <w:pPr>
-                    <w:spacing w:after="0" w:before="0"/>
-                  </w:pPr>
-                  <w:r>
-                    <w:rPr>
-                      <w:rFonts w:ascii="Arial" w:cs="Arial" w:eastAsia="Arial" w:hAnsi="Arial"/>
-                      <w:sz w:val="21"/>
-                      <w:szCs w:val="21"/>
-                    </w:rPr>
-                    <w:t xml:space="preserve">Ask the user for six words, one on each line. Store them in a grid of three rows of two. Display the grid itself, in the form [['red', 'blue'], ['green', 'teal'], ['grey', 'pink']].</w:t>
-                  </w:r>
-                </w:p>
-              </w:tc>
-              <w:tc>
-                <w:tcPr>
-                  <w:tcW w:type="dxa" w:w="3342"/>
-                  <w:tcBorders>
-                    <w:top w:val="single" w:color="B7C2D1" w:sz="4"/>
-                    <w:left w:val="single" w:color="B7C2D1" w:sz="4"/>
-                    <w:bottom w:val="single" w:color="B7C2D1" w:sz="4"/>
-                    <w:right w:val="single" w:color="B7C2D1" w:sz="4"/>
-                  </w:tcBorders>
-                  <w:shd w:fill="FFFFFF" w:color="auto" w:val="clear"/>
-                  <w:tcMar>
-                    <w:top w:type="dxa" w:w="80"/>
-                    <w:left w:type="dxa" w:w="120"/>
-                    <w:bottom w:type="dxa" w:w="80"/>
-                    <w:right w:type="dxa" w:w="120"/>
-                  </w:tcMar>
-                  <w:vAlign w:val="center"/>
-                </w:tcPr>
-                <w:p>
-                  <w:pPr>
-                    <w:spacing w:after="0" w:before="0"/>
-                  </w:pPr>
-                  <w:r>
-                    <w:rPr>
-                      <w:rFonts w:ascii="Arial" w:cs="Arial" w:eastAsia="Arial" w:hAnsi="Arial"/>
-                      <w:b w:val="false"/>
-                      <w:bCs w:val="false"/>
-                      <w:sz w:val="21"/>
-                      <w:szCs w:val="21"/>
-                    </w:rPr>
-                    <w:t xml:space="preserve">2</w:t>
-                  </w:r>
-                </w:p>
-              </w:tc>
-              <w:tc>
-                <w:tcPr>
-                  <w:tcW w:type="dxa" w:w="3342"/>
+                  <w:tcW w:type="dxa" w:w="2506"/>
+                  <w:tcBorders>
+                    <w:top w:val="single" w:color="B7C2D1" w:sz="4"/>
+                    <w:left w:val="single" w:color="B7C2D1" w:sz="4"/>
+                    <w:bottom w:val="single" w:color="B7C2D1" w:sz="4"/>
+                    <w:right w:val="single" w:color="B7C2D1" w:sz="4"/>
+                  </w:tcBorders>
+                  <w:shd w:fill="FFFFFF" w:color="auto" w:val="clear"/>
+                  <w:tcMar>
+                    <w:top w:type="dxa" w:w="80"/>
+                    <w:left w:type="dxa" w:w="120"/>
+                    <w:bottom w:type="dxa" w:w="80"/>
+                    <w:right w:type="dxa" w:w="120"/>
+                  </w:tcMar>
+                  <w:vAlign w:val="center"/>
+                </w:tcPr>
+                <w:p>
+                  <w:pPr>
+                    <w:spacing w:after="0" w:before="0"/>
+                  </w:pPr>
+                  <w:r>
+                    <w:rPr>
+                      <w:rFonts w:ascii="Arial" w:cs="Arial" w:eastAsia="Arial" w:hAnsi="Arial"/>
+                      <w:sz w:val="21"/>
+                      <w:szCs w:val="21"/>
+                    </w:rPr>
+                    <w:t xml:space="preserve">What will this program display?</w:t>
+                  </w:r>
+                </w:p>
+              </w:tc>
+              <w:tc>
+                <w:tcPr>
+                  <w:tcW w:type="dxa" w:w="2506"/>
+                  <w:tcBorders>
+                    <w:top w:val="single" w:color="B7C2D1" w:sz="4"/>
+                    <w:left w:val="single" w:color="B7C2D1" w:sz="4"/>
+                    <w:bottom w:val="single" w:color="B7C2D1" w:sz="4"/>
+                    <w:right w:val="single" w:color="B7C2D1" w:sz="4"/>
+                  </w:tcBorders>
+                  <w:shd w:fill="FFFFFF" w:color="auto" w:val="clear"/>
+                  <w:tcMar>
+                    <w:top w:type="dxa" w:w="80"/>
+                    <w:left w:type="dxa" w:w="120"/>
+                    <w:bottom w:type="dxa" w:w="80"/>
+                    <w:right w:type="dxa" w:w="120"/>
+                  </w:tcMar>
+                  <w:vAlign w:val="center"/>
+                </w:tcPr>
+                <w:p>
+                  <w:pPr>
+                    <w:spacing w:after="0" w:before="0"/>
+                  </w:pPr>
+                  <w:r>
+                    <w:rPr>
+                      <w:rFonts w:ascii="Arial" w:cs="Arial" w:eastAsia="Arial" w:hAnsi="Arial"/>
+                      <w:b w:val="false"/>
+                      <w:bCs w:val="false"/>
+                      <w:sz w:val="21"/>
+                      <w:szCs w:val="21"/>
+                    </w:rPr>
+                    <w:t xml:space="preserve">Predict</w:t>
+                  </w:r>
+                </w:p>
+              </w:tc>
+              <w:tc>
+                <w:tcPr>
+                  <w:tcW w:type="dxa" w:w="2506"/>
+                  <w:tcBorders>
+                    <w:top w:val="single" w:color="B7C2D1" w:sz="4"/>
+                    <w:left w:val="single" w:color="B7C2D1" w:sz="4"/>
+                    <w:bottom w:val="single" w:color="B7C2D1" w:sz="4"/>
+                    <w:right w:val="single" w:color="B7C2D1" w:sz="4"/>
+                  </w:tcBorders>
+                  <w:shd w:fill="FFFFFF" w:color="auto" w:val="clear"/>
+                  <w:tcMar>
+                    <w:top w:type="dxa" w:w="80"/>
+                    <w:left w:type="dxa" w:w="120"/>
+                    <w:bottom w:type="dxa" w:w="80"/>
+                    <w:right w:type="dxa" w:w="120"/>
+                  </w:tcMar>
+                  <w:vAlign w:val="center"/>
+                </w:tcPr>
+                <w:p>
+                  <w:pPr>
+                    <w:spacing w:after="0" w:before="0"/>
+                  </w:pPr>
+                  <w:r>
+                    <w:rPr>
+                      <w:rFonts w:ascii="Arial" w:cs="Arial" w:eastAsia="Arial" w:hAnsi="Arial"/>
+                      <w:b w:val="false"/>
+                      <w:bCs w:val="false"/>
+                      <w:sz w:val="21"/>
+                      <w:szCs w:val="21"/>
+                    </w:rPr>
+                    <w:t xml:space="preserve">1</w:t>
+                  </w:r>
+                </w:p>
+              </w:tc>
+              <w:tc>
+                <w:tcPr>
+                  <w:tcW w:type="dxa" w:w="2506"/>
                   <w:tcBorders>
                     <w:top w:val="single" w:color="B7C2D1" w:sz="4"/>
                     <w:left w:val="single" w:color="B7C2D1" w:sz="4"/>
@@ -1887,39 +2036,633 @@
               </w:trPr>
               <w:tc>
                 <w:tcPr>
-                  <w:tcW w:type="dxa" w:w="3342"/>
-                  <w:tcBorders>
-                    <w:top w:val="single" w:color="B7C2D1" w:sz="4"/>
-                    <w:left w:val="single" w:color="B7C2D1" w:sz="4"/>
-                    <w:bottom w:val="single" w:color="B7C2D1" w:sz="4"/>
-                    <w:right w:val="single" w:color="B7C2D1" w:sz="4"/>
-                  </w:tcBorders>
-                  <w:shd w:fill="FFFFFF" w:color="auto" w:val="clear"/>
-                  <w:tcMar>
-                    <w:top w:type="dxa" w:w="80"/>
-                    <w:left w:type="dxa" w:w="120"/>
-                    <w:bottom w:type="dxa" w:w="80"/>
-                    <w:right w:type="dxa" w:w="120"/>
-                  </w:tcMar>
-                  <w:vAlign w:val="center"/>
-                </w:tcPr>
-                <w:p>
-                  <w:pPr>
-                    <w:spacing w:after="0" w:before="0"/>
-                  </w:pPr>
-                  <w:r>
-                    <w:rPr>
-                      <w:rFonts w:ascii="Arial" w:cs="Arial" w:eastAsia="Arial" w:hAnsi="Arial"/>
-                      <w:sz w:val="21"/>
-                      <w:szCs w:val="21"/>
-                    </w:rPr>
-                    <w:t xml:space="preserve">Ask the user for six whole numbers, one on each line. Then ask for a row number, counting from 0. Store the numbers in a grid of three rows of two. Display [that whole row as a list], square brackets and all.</w:t>
-                  </w:r>
-                </w:p>
-              </w:tc>
-              <w:tc>
-                <w:tcPr>
-                  <w:tcW w:type="dxa" w:w="3342"/>
+                  <w:tcW w:type="dxa" w:w="2506"/>
+                  <w:tcBorders>
+                    <w:top w:val="single" w:color="B7C2D1" w:sz="4"/>
+                    <w:left w:val="single" w:color="B7C2D1" w:sz="4"/>
+                    <w:bottom w:val="single" w:color="B7C2D1" w:sz="4"/>
+                    <w:right w:val="single" w:color="B7C2D1" w:sz="4"/>
+                  </w:tcBorders>
+                  <w:shd w:fill="FFFFFF" w:color="auto" w:val="clear"/>
+                  <w:tcMar>
+                    <w:top w:type="dxa" w:w="80"/>
+                    <w:left w:type="dxa" w:w="120"/>
+                    <w:bottom w:type="dxa" w:w="80"/>
+                    <w:right w:type="dxa" w:w="120"/>
+                  </w:tcMar>
+                  <w:vAlign w:val="center"/>
+                </w:tcPr>
+                <w:p>
+                  <w:pPr>
+                    <w:spacing w:after="0" w:before="0"/>
+                  </w:pPr>
+                  <w:r>
+                    <w:rPr>
+                      <w:rFonts w:ascii="Arial" w:cs="Arial" w:eastAsia="Arial" w:hAnsi="Arial"/>
+                      <w:sz w:val="21"/>
+                      <w:szCs w:val="21"/>
+                    </w:rPr>
+                    <w:t xml:space="preserve">Change the grid so the last number of row 1 is 5 instead of 1.</w:t>
+                  </w:r>
+                </w:p>
+              </w:tc>
+              <w:tc>
+                <w:tcPr>
+                  <w:tcW w:type="dxa" w:w="2506"/>
+                  <w:tcBorders>
+                    <w:top w:val="single" w:color="B7C2D1" w:sz="4"/>
+                    <w:left w:val="single" w:color="B7C2D1" w:sz="4"/>
+                    <w:bottom w:val="single" w:color="B7C2D1" w:sz="4"/>
+                    <w:right w:val="single" w:color="B7C2D1" w:sz="4"/>
+                  </w:tcBorders>
+                  <w:shd w:fill="FFFFFF" w:color="auto" w:val="clear"/>
+                  <w:tcMar>
+                    <w:top w:type="dxa" w:w="80"/>
+                    <w:left w:type="dxa" w:w="120"/>
+                    <w:bottom w:type="dxa" w:w="80"/>
+                    <w:right w:type="dxa" w:w="120"/>
+                  </w:tcMar>
+                  <w:vAlign w:val="center"/>
+                </w:tcPr>
+                <w:p>
+                  <w:pPr>
+                    <w:spacing w:after="0" w:before="0"/>
+                  </w:pPr>
+                  <w:r>
+                    <w:rPr>
+                      <w:rFonts w:ascii="Arial" w:cs="Arial" w:eastAsia="Arial" w:hAnsi="Arial"/>
+                      <w:b w:val="false"/>
+                      <w:bCs w:val="false"/>
+                      <w:sz w:val="21"/>
+                      <w:szCs w:val="21"/>
+                    </w:rPr>
+                    <w:t xml:space="preserve">Change it</w:t>
+                  </w:r>
+                </w:p>
+              </w:tc>
+              <w:tc>
+                <w:tcPr>
+                  <w:tcW w:type="dxa" w:w="2506"/>
+                  <w:tcBorders>
+                    <w:top w:val="single" w:color="B7C2D1" w:sz="4"/>
+                    <w:left w:val="single" w:color="B7C2D1" w:sz="4"/>
+                    <w:bottom w:val="single" w:color="B7C2D1" w:sz="4"/>
+                    <w:right w:val="single" w:color="B7C2D1" w:sz="4"/>
+                  </w:tcBorders>
+                  <w:shd w:fill="FFFFFF" w:color="auto" w:val="clear"/>
+                  <w:tcMar>
+                    <w:top w:type="dxa" w:w="80"/>
+                    <w:left w:type="dxa" w:w="120"/>
+                    <w:bottom w:type="dxa" w:w="80"/>
+                    <w:right w:type="dxa" w:w="120"/>
+                  </w:tcMar>
+                  <w:vAlign w:val="center"/>
+                </w:tcPr>
+                <w:p>
+                  <w:pPr>
+                    <w:spacing w:after="0" w:before="0"/>
+                  </w:pPr>
+                  <w:r>
+                    <w:rPr>
+                      <w:rFonts w:ascii="Arial" w:cs="Arial" w:eastAsia="Arial" w:hAnsi="Arial"/>
+                      <w:b w:val="false"/>
+                      <w:bCs w:val="false"/>
+                      <w:sz w:val="21"/>
+                      <w:szCs w:val="21"/>
+                    </w:rPr>
+                    <w:t xml:space="preserve">1</w:t>
+                  </w:r>
+                </w:p>
+              </w:tc>
+              <w:tc>
+                <w:tcPr>
+                  <w:tcW w:type="dxa" w:w="2506"/>
+                  <w:tcBorders>
+                    <w:top w:val="single" w:color="B7C2D1" w:sz="4"/>
+                    <w:left w:val="single" w:color="B7C2D1" w:sz="4"/>
+                    <w:bottom w:val="single" w:color="B7C2D1" w:sz="4"/>
+                    <w:right w:val="single" w:color="B7C2D1" w:sz="4"/>
+                  </w:tcBorders>
+                  <w:shd w:fill="FFFFFF" w:color="auto" w:val="clear"/>
+                  <w:tcMar>
+                    <w:top w:type="dxa" w:w="80"/>
+                    <w:left w:type="dxa" w:w="120"/>
+                    <w:bottom w:type="dxa" w:w="80"/>
+                    <w:right w:type="dxa" w:w="120"/>
+                  </w:tcMar>
+                  <w:vAlign w:val="center"/>
+                </w:tcPr>
+                <w:p>
+                  <w:pPr>
+                    <w:spacing w:after="0" w:before="0"/>
+                  </w:pPr>
+                  <w:r>
+                    <w:rPr>
+                      <w:rFonts w:ascii="Arial" w:cs="Arial" w:eastAsia="Arial" w:hAnsi="Arial"/>
+                      <w:b w:val="false"/>
+                      <w:bCs w:val="false"/>
+                      <w:sz w:val="21"/>
+                      <w:szCs w:val="21"/>
+                    </w:rPr>
+                    <w:t xml:space="preserve"/>
+                  </w:r>
+                </w:p>
+              </w:tc>
+            </w:tr>
+            <w:tr>
+              <w:trPr>
+                <w:cantSplit/>
+                <w:trHeight w:val="360" w:hRule="atLeast"/>
+              </w:trPr>
+              <w:tc>
+                <w:tcPr>
+                  <w:tcW w:type="dxa" w:w="2506"/>
+                  <w:tcBorders>
+                    <w:top w:val="single" w:color="B7C2D1" w:sz="4"/>
+                    <w:left w:val="single" w:color="B7C2D1" w:sz="4"/>
+                    <w:bottom w:val="single" w:color="B7C2D1" w:sz="4"/>
+                    <w:right w:val="single" w:color="B7C2D1" w:sz="4"/>
+                  </w:tcBorders>
+                  <w:shd w:fill="FFFFFF" w:color="auto" w:val="clear"/>
+                  <w:tcMar>
+                    <w:top w:type="dxa" w:w="80"/>
+                    <w:left w:type="dxa" w:w="120"/>
+                    <w:bottom w:type="dxa" w:w="80"/>
+                    <w:right w:type="dxa" w:w="120"/>
+                  </w:tcMar>
+                  <w:vAlign w:val="center"/>
+                </w:tcPr>
+                <w:p>
+                  <w:pPr>
+                    <w:spacing w:after="0" w:before="0"/>
+                  </w:pPr>
+                  <w:r>
+                    <w:rPr>
+                      <w:rFonts w:ascii="Arial" w:cs="Arial" w:eastAsia="Arial" w:hAnsi="Arial"/>
+                      <w:sz w:val="21"/>
+                      <w:szCs w:val="21"/>
+                    </w:rPr>
+                    <w:t xml:space="preserve">Finish the grid so row 1 holds the numbers 5, 2 and 9. Display the whole grid.</w:t>
+                  </w:r>
+                </w:p>
+              </w:tc>
+              <w:tc>
+                <w:tcPr>
+                  <w:tcW w:type="dxa" w:w="2506"/>
+                  <w:tcBorders>
+                    <w:top w:val="single" w:color="B7C2D1" w:sz="4"/>
+                    <w:left w:val="single" w:color="B7C2D1" w:sz="4"/>
+                    <w:bottom w:val="single" w:color="B7C2D1" w:sz="4"/>
+                    <w:right w:val="single" w:color="B7C2D1" w:sz="4"/>
+                  </w:tcBorders>
+                  <w:shd w:fill="FFFFFF" w:color="auto" w:val="clear"/>
+                  <w:tcMar>
+                    <w:top w:type="dxa" w:w="80"/>
+                    <w:left w:type="dxa" w:w="120"/>
+                    <w:bottom w:type="dxa" w:w="80"/>
+                    <w:right w:type="dxa" w:w="120"/>
+                  </w:tcMar>
+                  <w:vAlign w:val="center"/>
+                </w:tcPr>
+                <w:p>
+                  <w:pPr>
+                    <w:spacing w:after="0" w:before="0"/>
+                  </w:pPr>
+                  <w:r>
+                    <w:rPr>
+                      <w:rFonts w:ascii="Arial" w:cs="Arial" w:eastAsia="Arial" w:hAnsi="Arial"/>
+                      <w:b w:val="false"/>
+                      <w:bCs w:val="false"/>
+                      <w:sz w:val="21"/>
+                      <w:szCs w:val="21"/>
+                    </w:rPr>
+                    <w:t xml:space="preserve">Complete it</w:t>
+                  </w:r>
+                </w:p>
+              </w:tc>
+              <w:tc>
+                <w:tcPr>
+                  <w:tcW w:type="dxa" w:w="2506"/>
+                  <w:tcBorders>
+                    <w:top w:val="single" w:color="B7C2D1" w:sz="4"/>
+                    <w:left w:val="single" w:color="B7C2D1" w:sz="4"/>
+                    <w:bottom w:val="single" w:color="B7C2D1" w:sz="4"/>
+                    <w:right w:val="single" w:color="B7C2D1" w:sz="4"/>
+                  </w:tcBorders>
+                  <w:shd w:fill="FFFFFF" w:color="auto" w:val="clear"/>
+                  <w:tcMar>
+                    <w:top w:type="dxa" w:w="80"/>
+                    <w:left w:type="dxa" w:w="120"/>
+                    <w:bottom w:type="dxa" w:w="80"/>
+                    <w:right w:type="dxa" w:w="120"/>
+                  </w:tcMar>
+                  <w:vAlign w:val="center"/>
+                </w:tcPr>
+                <w:p>
+                  <w:pPr>
+                    <w:spacing w:after="0" w:before="0"/>
+                  </w:pPr>
+                  <w:r>
+                    <w:rPr>
+                      <w:rFonts w:ascii="Arial" w:cs="Arial" w:eastAsia="Arial" w:hAnsi="Arial"/>
+                      <w:b w:val="false"/>
+                      <w:bCs w:val="false"/>
+                      <w:sz w:val="21"/>
+                      <w:szCs w:val="21"/>
+                    </w:rPr>
+                    <w:t xml:space="preserve">2</w:t>
+                  </w:r>
+                </w:p>
+              </w:tc>
+              <w:tc>
+                <w:tcPr>
+                  <w:tcW w:type="dxa" w:w="2506"/>
+                  <w:tcBorders>
+                    <w:top w:val="single" w:color="B7C2D1" w:sz="4"/>
+                    <w:left w:val="single" w:color="B7C2D1" w:sz="4"/>
+                    <w:bottom w:val="single" w:color="B7C2D1" w:sz="4"/>
+                    <w:right w:val="single" w:color="B7C2D1" w:sz="4"/>
+                  </w:tcBorders>
+                  <w:shd w:fill="FFFFFF" w:color="auto" w:val="clear"/>
+                  <w:tcMar>
+                    <w:top w:type="dxa" w:w="80"/>
+                    <w:left w:type="dxa" w:w="120"/>
+                    <w:bottom w:type="dxa" w:w="80"/>
+                    <w:right w:type="dxa" w:w="120"/>
+                  </w:tcMar>
+                  <w:vAlign w:val="center"/>
+                </w:tcPr>
+                <w:p>
+                  <w:pPr>
+                    <w:spacing w:after="0" w:before="0"/>
+                  </w:pPr>
+                  <w:r>
+                    <w:rPr>
+                      <w:rFonts w:ascii="Arial" w:cs="Arial" w:eastAsia="Arial" w:hAnsi="Arial"/>
+                      <w:b w:val="false"/>
+                      <w:bCs w:val="false"/>
+                      <w:sz w:val="21"/>
+                      <w:szCs w:val="21"/>
+                    </w:rPr>
+                    <w:t xml:space="preserve"/>
+                  </w:r>
+                </w:p>
+              </w:tc>
+            </w:tr>
+            <w:tr>
+              <w:trPr>
+                <w:cantSplit/>
+                <w:trHeight w:val="360" w:hRule="atLeast"/>
+              </w:trPr>
+              <w:tc>
+                <w:tcPr>
+                  <w:tcW w:type="dxa" w:w="2506"/>
+                  <w:tcBorders>
+                    <w:top w:val="single" w:color="B7C2D1" w:sz="4"/>
+                    <w:left w:val="single" w:color="B7C2D1" w:sz="4"/>
+                    <w:bottom w:val="single" w:color="B7C2D1" w:sz="4"/>
+                    <w:right w:val="single" w:color="B7C2D1" w:sz="4"/>
+                  </w:tcBorders>
+                  <w:shd w:fill="FFFFFF" w:color="auto" w:val="clear"/>
+                  <w:tcMar>
+                    <w:top w:type="dxa" w:w="80"/>
+                    <w:left w:type="dxa" w:w="120"/>
+                    <w:bottom w:type="dxa" w:w="80"/>
+                    <w:right w:type="dxa" w:w="120"/>
+                  </w:tcMar>
+                  <w:vAlign w:val="center"/>
+                </w:tcPr>
+                <w:p>
+                  <w:pPr>
+                    <w:spacing w:after="0" w:before="0"/>
+                  </w:pPr>
+                  <w:r>
+                    <w:rPr>
+                      <w:rFonts w:ascii="Arial" w:cs="Arial" w:eastAsia="Arial" w:hAnsi="Arial"/>
+                      <w:sz w:val="21"/>
+                      <w:szCs w:val="21"/>
+                    </w:rPr>
+                    <w:t xml:space="preserve">Ask the user for four whole numbers, one on each line. Keep them in a grid of two rows of two. Display the whole grid.</w:t>
+                  </w:r>
+                </w:p>
+              </w:tc>
+              <w:tc>
+                <w:tcPr>
+                  <w:tcW w:type="dxa" w:w="2506"/>
+                  <w:tcBorders>
+                    <w:top w:val="single" w:color="B7C2D1" w:sz="4"/>
+                    <w:left w:val="single" w:color="B7C2D1" w:sz="4"/>
+                    <w:bottom w:val="single" w:color="B7C2D1" w:sz="4"/>
+                    <w:right w:val="single" w:color="B7C2D1" w:sz="4"/>
+                  </w:tcBorders>
+                  <w:shd w:fill="FFFFFF" w:color="auto" w:val="clear"/>
+                  <w:tcMar>
+                    <w:top w:type="dxa" w:w="80"/>
+                    <w:left w:type="dxa" w:w="120"/>
+                    <w:bottom w:type="dxa" w:w="80"/>
+                    <w:right w:type="dxa" w:w="120"/>
+                  </w:tcMar>
+                  <w:vAlign w:val="center"/>
+                </w:tcPr>
+                <w:p>
+                  <w:pPr>
+                    <w:spacing w:after="0" w:before="0"/>
+                  </w:pPr>
+                  <w:r>
+                    <w:rPr>
+                      <w:rFonts w:ascii="Arial" w:cs="Arial" w:eastAsia="Arial" w:hAnsi="Arial"/>
+                      <w:b w:val="false"/>
+                      <w:bCs w:val="false"/>
+                      <w:sz w:val="21"/>
+                      <w:szCs w:val="21"/>
+                    </w:rPr>
+                    <w:t xml:space="preserve">Write it</w:t>
+                  </w:r>
+                </w:p>
+              </w:tc>
+              <w:tc>
+                <w:tcPr>
+                  <w:tcW w:type="dxa" w:w="2506"/>
+                  <w:tcBorders>
+                    <w:top w:val="single" w:color="B7C2D1" w:sz="4"/>
+                    <w:left w:val="single" w:color="B7C2D1" w:sz="4"/>
+                    <w:bottom w:val="single" w:color="B7C2D1" w:sz="4"/>
+                    <w:right w:val="single" w:color="B7C2D1" w:sz="4"/>
+                  </w:tcBorders>
+                  <w:shd w:fill="FFFFFF" w:color="auto" w:val="clear"/>
+                  <w:tcMar>
+                    <w:top w:type="dxa" w:w="80"/>
+                    <w:left w:type="dxa" w:w="120"/>
+                    <w:bottom w:type="dxa" w:w="80"/>
+                    <w:right w:type="dxa" w:w="120"/>
+                  </w:tcMar>
+                  <w:vAlign w:val="center"/>
+                </w:tcPr>
+                <w:p>
+                  <w:pPr>
+                    <w:spacing w:after="0" w:before="0"/>
+                  </w:pPr>
+                  <w:r>
+                    <w:rPr>
+                      <w:rFonts w:ascii="Arial" w:cs="Arial" w:eastAsia="Arial" w:hAnsi="Arial"/>
+                      <w:b w:val="false"/>
+                      <w:bCs w:val="false"/>
+                      <w:sz w:val="21"/>
+                      <w:szCs w:val="21"/>
+                    </w:rPr>
+                    <w:t xml:space="preserve">2</w:t>
+                  </w:r>
+                </w:p>
+              </w:tc>
+              <w:tc>
+                <w:tcPr>
+                  <w:tcW w:type="dxa" w:w="2506"/>
+                  <w:tcBorders>
+                    <w:top w:val="single" w:color="B7C2D1" w:sz="4"/>
+                    <w:left w:val="single" w:color="B7C2D1" w:sz="4"/>
+                    <w:bottom w:val="single" w:color="B7C2D1" w:sz="4"/>
+                    <w:right w:val="single" w:color="B7C2D1" w:sz="4"/>
+                  </w:tcBorders>
+                  <w:shd w:fill="FFFFFF" w:color="auto" w:val="clear"/>
+                  <w:tcMar>
+                    <w:top w:type="dxa" w:w="80"/>
+                    <w:left w:type="dxa" w:w="120"/>
+                    <w:bottom w:type="dxa" w:w="80"/>
+                    <w:right w:type="dxa" w:w="120"/>
+                  </w:tcMar>
+                  <w:vAlign w:val="center"/>
+                </w:tcPr>
+                <w:p>
+                  <w:pPr>
+                    <w:spacing w:after="0" w:before="0"/>
+                  </w:pPr>
+                  <w:r>
+                    <w:rPr>
+                      <w:rFonts w:ascii="Arial" w:cs="Arial" w:eastAsia="Arial" w:hAnsi="Arial"/>
+                      <w:b w:val="false"/>
+                      <w:bCs w:val="false"/>
+                      <w:sz w:val="21"/>
+                      <w:szCs w:val="21"/>
+                    </w:rPr>
+                    <w:t xml:space="preserve"/>
+                  </w:r>
+                </w:p>
+              </w:tc>
+            </w:tr>
+            <w:tr>
+              <w:trPr>
+                <w:cantSplit/>
+                <w:trHeight w:val="360" w:hRule="atLeast"/>
+              </w:trPr>
+              <w:tc>
+                <w:tcPr>
+                  <w:tcW w:type="dxa" w:w="2506"/>
+                  <w:tcBorders>
+                    <w:top w:val="single" w:color="B7C2D1" w:sz="4"/>
+                    <w:left w:val="single" w:color="B7C2D1" w:sz="4"/>
+                    <w:bottom w:val="single" w:color="B7C2D1" w:sz="4"/>
+                    <w:right w:val="single" w:color="B7C2D1" w:sz="4"/>
+                  </w:tcBorders>
+                  <w:shd w:fill="FFFFFF" w:color="auto" w:val="clear"/>
+                  <w:tcMar>
+                    <w:top w:type="dxa" w:w="80"/>
+                    <w:left w:type="dxa" w:w="120"/>
+                    <w:bottom w:type="dxa" w:w="80"/>
+                    <w:right w:type="dxa" w:w="120"/>
+                  </w:tcMar>
+                  <w:vAlign w:val="center"/>
+                </w:tcPr>
+                <w:p>
+                  <w:pPr>
+                    <w:spacing w:after="0" w:before="0"/>
+                  </w:pPr>
+                  <w:r>
+                    <w:rPr>
+                      <w:rFonts w:ascii="Arial" w:cs="Arial" w:eastAsia="Arial" w:hAnsi="Arial"/>
+                      <w:sz w:val="21"/>
+                      <w:szCs w:val="21"/>
+                    </w:rPr>
+                    <w:t xml:space="preserve">This program should display a grid of two rows of three. Find the mistake and put it right.</w:t>
+                  </w:r>
+                </w:p>
+              </w:tc>
+              <w:tc>
+                <w:tcPr>
+                  <w:tcW w:type="dxa" w:w="2506"/>
+                  <w:tcBorders>
+                    <w:top w:val="single" w:color="B7C2D1" w:sz="4"/>
+                    <w:left w:val="single" w:color="B7C2D1" w:sz="4"/>
+                    <w:bottom w:val="single" w:color="B7C2D1" w:sz="4"/>
+                    <w:right w:val="single" w:color="B7C2D1" w:sz="4"/>
+                  </w:tcBorders>
+                  <w:shd w:fill="FFFFFF" w:color="auto" w:val="clear"/>
+                  <w:tcMar>
+                    <w:top w:type="dxa" w:w="80"/>
+                    <w:left w:type="dxa" w:w="120"/>
+                    <w:bottom w:type="dxa" w:w="80"/>
+                    <w:right w:type="dxa" w:w="120"/>
+                  </w:tcMar>
+                  <w:vAlign w:val="center"/>
+                </w:tcPr>
+                <w:p>
+                  <w:pPr>
+                    <w:spacing w:after="0" w:before="0"/>
+                  </w:pPr>
+                  <w:r>
+                    <w:rPr>
+                      <w:rFonts w:ascii="Arial" w:cs="Arial" w:eastAsia="Arial" w:hAnsi="Arial"/>
+                      <w:b w:val="false"/>
+                      <w:bCs w:val="false"/>
+                      <w:sz w:val="21"/>
+                      <w:szCs w:val="21"/>
+                    </w:rPr>
+                    <w:t xml:space="preserve">Fix it</w:t>
+                  </w:r>
+                </w:p>
+              </w:tc>
+              <w:tc>
+                <w:tcPr>
+                  <w:tcW w:type="dxa" w:w="2506"/>
+                  <w:tcBorders>
+                    <w:top w:val="single" w:color="B7C2D1" w:sz="4"/>
+                    <w:left w:val="single" w:color="B7C2D1" w:sz="4"/>
+                    <w:bottom w:val="single" w:color="B7C2D1" w:sz="4"/>
+                    <w:right w:val="single" w:color="B7C2D1" w:sz="4"/>
+                  </w:tcBorders>
+                  <w:shd w:fill="FFFFFF" w:color="auto" w:val="clear"/>
+                  <w:tcMar>
+                    <w:top w:type="dxa" w:w="80"/>
+                    <w:left w:type="dxa" w:w="120"/>
+                    <w:bottom w:type="dxa" w:w="80"/>
+                    <w:right w:type="dxa" w:w="120"/>
+                  </w:tcMar>
+                  <w:vAlign w:val="center"/>
+                </w:tcPr>
+                <w:p>
+                  <w:pPr>
+                    <w:spacing w:after="0" w:before="0"/>
+                  </w:pPr>
+                  <w:r>
+                    <w:rPr>
+                      <w:rFonts w:ascii="Arial" w:cs="Arial" w:eastAsia="Arial" w:hAnsi="Arial"/>
+                      <w:b w:val="false"/>
+                      <w:bCs w:val="false"/>
+                      <w:sz w:val="21"/>
+                      <w:szCs w:val="21"/>
+                    </w:rPr>
+                    <w:t xml:space="preserve">2</w:t>
+                  </w:r>
+                </w:p>
+              </w:tc>
+              <w:tc>
+                <w:tcPr>
+                  <w:tcW w:type="dxa" w:w="2506"/>
+                  <w:tcBorders>
+                    <w:top w:val="single" w:color="B7C2D1" w:sz="4"/>
+                    <w:left w:val="single" w:color="B7C2D1" w:sz="4"/>
+                    <w:bottom w:val="single" w:color="B7C2D1" w:sz="4"/>
+                    <w:right w:val="single" w:color="B7C2D1" w:sz="4"/>
+                  </w:tcBorders>
+                  <w:shd w:fill="FFFFFF" w:color="auto" w:val="clear"/>
+                  <w:tcMar>
+                    <w:top w:type="dxa" w:w="80"/>
+                    <w:left w:type="dxa" w:w="120"/>
+                    <w:bottom w:type="dxa" w:w="80"/>
+                    <w:right w:type="dxa" w:w="120"/>
+                  </w:tcMar>
+                  <w:vAlign w:val="center"/>
+                </w:tcPr>
+                <w:p>
+                  <w:pPr>
+                    <w:spacing w:after="0" w:before="0"/>
+                  </w:pPr>
+                  <w:r>
+                    <w:rPr>
+                      <w:rFonts w:ascii="Arial" w:cs="Arial" w:eastAsia="Arial" w:hAnsi="Arial"/>
+                      <w:b w:val="false"/>
+                      <w:bCs w:val="false"/>
+                      <w:sz w:val="21"/>
+                      <w:szCs w:val="21"/>
+                    </w:rPr>
+                    <w:t xml:space="preserve"/>
+                  </w:r>
+                </w:p>
+              </w:tc>
+            </w:tr>
+            <w:tr>
+              <w:trPr>
+                <w:cantSplit/>
+                <w:trHeight w:val="360" w:hRule="atLeast"/>
+              </w:trPr>
+              <w:tc>
+                <w:tcPr>
+                  <w:tcW w:type="dxa" w:w="2506"/>
+                  <w:tcBorders>
+                    <w:top w:val="single" w:color="B7C2D1" w:sz="4"/>
+                    <w:left w:val="single" w:color="B7C2D1" w:sz="4"/>
+                    <w:bottom w:val="single" w:color="B7C2D1" w:sz="4"/>
+                    <w:right w:val="single" w:color="B7C2D1" w:sz="4"/>
+                  </w:tcBorders>
+                  <w:shd w:fill="FFFFFF" w:color="auto" w:val="clear"/>
+                  <w:tcMar>
+                    <w:top w:type="dxa" w:w="80"/>
+                    <w:left w:type="dxa" w:w="120"/>
+                    <w:bottom w:type="dxa" w:w="80"/>
+                    <w:right w:type="dxa" w:w="120"/>
+                  </w:tcMar>
+                  <w:vAlign w:val="center"/>
+                </w:tcPr>
+                <w:p>
+                  <w:pPr>
+                    <w:spacing w:after="0" w:before="0"/>
+                  </w:pPr>
+                  <w:r>
+                    <w:rPr>
+                      <w:rFonts w:ascii="Arial" w:cs="Arial" w:eastAsia="Arial" w:hAnsi="Arial"/>
+                      <w:sz w:val="21"/>
+                      <w:szCs w:val="21"/>
+                    </w:rPr>
+                    <w:t xml:space="preserve">Ask the user for six words, one on each line. Keep them in a grid of three rows of two. Display the whole grid. Then display how many rows the grid has on the next line. Then display how many words one row holds on the next line.</w:t>
+                  </w:r>
+                </w:p>
+              </w:tc>
+              <w:tc>
+                <w:tcPr>
+                  <w:tcW w:type="dxa" w:w="2506"/>
+                  <w:tcBorders>
+                    <w:top w:val="single" w:color="B7C2D1" w:sz="4"/>
+                    <w:left w:val="single" w:color="B7C2D1" w:sz="4"/>
+                    <w:bottom w:val="single" w:color="B7C2D1" w:sz="4"/>
+                    <w:right w:val="single" w:color="B7C2D1" w:sz="4"/>
+                  </w:tcBorders>
+                  <w:shd w:fill="FFFFFF" w:color="auto" w:val="clear"/>
+                  <w:tcMar>
+                    <w:top w:type="dxa" w:w="80"/>
+                    <w:left w:type="dxa" w:w="120"/>
+                    <w:bottom w:type="dxa" w:w="80"/>
+                    <w:right w:type="dxa" w:w="120"/>
+                  </w:tcMar>
+                  <w:vAlign w:val="center"/>
+                </w:tcPr>
+                <w:p>
+                  <w:pPr>
+                    <w:spacing w:after="0" w:before="0"/>
+                  </w:pPr>
+                  <w:r>
+                    <w:rPr>
+                      <w:rFonts w:ascii="Arial" w:cs="Arial" w:eastAsia="Arial" w:hAnsi="Arial"/>
+                      <w:b w:val="false"/>
+                      <w:bCs w:val="false"/>
+                      <w:sz w:val="21"/>
+                      <w:szCs w:val="21"/>
+                    </w:rPr>
+                    <w:t xml:space="preserve">Challenge (optional)</w:t>
+                  </w:r>
+                </w:p>
+              </w:tc>
+              <w:tc>
+                <w:tcPr>
+                  <w:tcW w:type="dxa" w:w="2506"/>
                   <w:tcBorders>
                     <w:top w:val="single" w:color="B7C2D1" w:sz="4"/>
                     <w:left w:val="single" w:color="B7C2D1" w:sz="4"/>
@@ -1953,7 +2696,7 @@
               </w:tc>
               <w:tc>
                 <w:tcPr>
-                  <w:tcW w:type="dxa" w:w="3342"/>
+                  <w:tcW w:type="dxa" w:w="2506"/>
                   <w:tcBorders>
                     <w:top w:val="single" w:color="B7C2D1" w:sz="4"/>
                     <w:left w:val="single" w:color="B7C2D1" w:sz="4"/>
@@ -2000,7 +2743,7 @@
                 <w:sz w:val="21"/>
                 <w:szCs w:val="21"/>
               </w:rPr>
-              <w:t xml:space="preserve">Plan the one you found hardest: inputs, what happens to them, what is printed.</w:t>
+              <w:t xml:space="preserve">Plan the one you found hardest: what is typed in, what happens to it, what is displayed.</w:t>
             </w:r>
           </w:p>
           <w:tbl>
@@ -2426,12 +3169,12 @@
                 <w:sz w:val="21"/>
                 <w:szCs w:val="21"/>
               </w:rPr>
-              <w:t xml:space="preserve">Tick each one off as its tests pass in the editor</w:t>
+              <w:t xml:space="preserve">Tick each one off as you finish it in the editor</w:t>
             </w:r>
           </w:p>
           <w:tbl>
             <w:tblPr>
-              <w:tblW w:type="dxa" w:w="10026"/>
+              <w:tblW w:type="dxa" w:w="10024"/>
               <w:tblBorders>
                 <w:top w:val="single" w:color="auto" w:sz="4"/>
                 <w:left w:val="single" w:color="auto" w:sz="4"/>
@@ -2442,9 +3185,10 @@
               </w:tblBorders>
             </w:tblPr>
             <w:tblGrid>
-              <w:gridCol w:w="3342"/>
-              <w:gridCol w:w="3342"/>
-              <w:gridCol w:w="3342"/>
+              <w:gridCol w:w="2506"/>
+              <w:gridCol w:w="2506"/>
+              <w:gridCol w:w="2506"/>
+              <w:gridCol w:w="2506"/>
             </w:tblGrid>
             <w:tr>
               <w:trPr>
@@ -2453,7 +3197,7 @@
               </w:trPr>
               <w:tc>
                 <w:tcPr>
-                  <w:tcW w:type="dxa" w:w="3342"/>
+                  <w:tcW w:type="dxa" w:w="2506"/>
                   <w:tcBorders>
                     <w:top w:val="single" w:color="B7C2D1" w:sz="4"/>
                     <w:left w:val="single" w:color="B7C2D1" w:sz="4"/>
@@ -2481,13 +3225,13 @@
                       <w:sz w:val="20"/>
                       <w:szCs w:val="20"/>
                     </w:rPr>
-                    <w:t xml:space="preserve">Program</w:t>
-                  </w:r>
-                </w:p>
-              </w:tc>
-              <w:tc>
-                <w:tcPr>
-                  <w:tcW w:type="dxa" w:w="3342"/>
+                    <w:t xml:space="preserve">Activity</w:t>
+                  </w:r>
+                </w:p>
+              </w:tc>
+              <w:tc>
+                <w:tcPr>
+                  <w:tcW w:type="dxa" w:w="2506"/>
                   <w:tcBorders>
                     <w:top w:val="single" w:color="B7C2D1" w:sz="4"/>
                     <w:left w:val="single" w:color="B7C2D1" w:sz="4"/>
@@ -2515,13 +3259,47 @@
                       <w:sz w:val="20"/>
                       <w:szCs w:val="20"/>
                     </w:rPr>
+                    <w:t xml:space="preserve">What to do</w:t>
+                  </w:r>
+                </w:p>
+              </w:tc>
+              <w:tc>
+                <w:tcPr>
+                  <w:tcW w:type="dxa" w:w="2506"/>
+                  <w:tcBorders>
+                    <w:top w:val="single" w:color="B7C2D1" w:sz="4"/>
+                    <w:left w:val="single" w:color="B7C2D1" w:sz="4"/>
+                    <w:bottom w:val="single" w:color="B7C2D1" w:sz="4"/>
+                    <w:right w:val="single" w:color="B7C2D1" w:sz="4"/>
+                  </w:tcBorders>
+                  <w:shd w:fill="E6ECF5" w:color="auto" w:val="clear"/>
+                  <w:tcMar>
+                    <w:top w:type="dxa" w:w="80"/>
+                    <w:left w:type="dxa" w:w="120"/>
+                    <w:bottom w:type="dxa" w:w="80"/>
+                    <w:right w:type="dxa" w:w="120"/>
+                  </w:tcMar>
+                  <w:vAlign w:val="center"/>
+                </w:tcPr>
+                <w:p>
+                  <w:pPr>
+                    <w:spacing w:after="0" w:before="0"/>
+                  </w:pPr>
+                  <w:r>
+                    <w:rPr>
+                      <w:rFonts w:ascii="Arial" w:cs="Arial" w:eastAsia="Arial" w:hAnsi="Arial"/>
+                      <w:b/>
+                      <w:bCs/>
+                      <w:sz w:val="20"/>
+                      <w:szCs w:val="20"/>
+                    </w:rPr>
                     <w:t xml:space="preserve">Marks</w:t>
                   </w:r>
                 </w:p>
               </w:tc>
               <w:tc>
                 <w:tcPr>
-                  <w:tcW w:type="dxa" w:w="3342"/>
+                  <w:tcW w:type="dxa" w:w="2506"/>
                   <w:tcBorders>
                     <w:top w:val="single" w:color="B7C2D1" w:sz="4"/>
                     <w:left w:val="single" w:color="B7C2D1" w:sz="4"/>
@@ -2561,73 +3339,107 @@
               </w:trPr>
               <w:tc>
                 <w:tcPr>
-                  <w:tcW w:type="dxa" w:w="3342"/>
-                  <w:tcBorders>
-                    <w:top w:val="single" w:color="B7C2D1" w:sz="4"/>
-                    <w:left w:val="single" w:color="B7C2D1" w:sz="4"/>
-                    <w:bottom w:val="single" w:color="B7C2D1" w:sz="4"/>
-                    <w:right w:val="single" w:color="B7C2D1" w:sz="4"/>
-                  </w:tcBorders>
-                  <w:shd w:fill="FFFFFF" w:color="auto" w:val="clear"/>
-                  <w:tcMar>
-                    <w:top w:type="dxa" w:w="80"/>
-                    <w:left w:type="dxa" w:w="120"/>
-                    <w:bottom w:type="dxa" w:w="80"/>
-                    <w:right w:type="dxa" w:w="120"/>
-                  </w:tcMar>
-                  <w:vAlign w:val="center"/>
-                </w:tcPr>
-                <w:p>
-                  <w:pPr>
-                    <w:spacing w:after="0" w:before="0"/>
-                  </w:pPr>
-                  <w:r>
-                    <w:rPr>
-                      <w:rFonts w:ascii="Arial" w:cs="Arial" w:eastAsia="Arial" w:hAnsi="Arial"/>
-                      <w:sz w:val="21"/>
-                      <w:szCs w:val="21"/>
-                    </w:rPr>
-                    <w:t xml:space="preserve">Ask the user for nine whole numbers, one on each line. Then ask for a row number. Then ask for a column number. Store the numbers in a grid of three rows of three. Display [the value stored there] and nothing else.</w:t>
-                  </w:r>
-                </w:p>
-              </w:tc>
-              <w:tc>
-                <w:tcPr>
-                  <w:tcW w:type="dxa" w:w="3342"/>
-                  <w:tcBorders>
-                    <w:top w:val="single" w:color="B7C2D1" w:sz="4"/>
-                    <w:left w:val="single" w:color="B7C2D1" w:sz="4"/>
-                    <w:bottom w:val="single" w:color="B7C2D1" w:sz="4"/>
-                    <w:right w:val="single" w:color="B7C2D1" w:sz="4"/>
-                  </w:tcBorders>
-                  <w:shd w:fill="FFFFFF" w:color="auto" w:val="clear"/>
-                  <w:tcMar>
-                    <w:top w:type="dxa" w:w="80"/>
-                    <w:left w:type="dxa" w:w="120"/>
-                    <w:bottom w:type="dxa" w:w="80"/>
-                    <w:right w:type="dxa" w:w="120"/>
-                  </w:tcMar>
-                  <w:vAlign w:val="center"/>
-                </w:tcPr>
-                <w:p>
-                  <w:pPr>
-                    <w:spacing w:after="0" w:before="0"/>
-                  </w:pPr>
-                  <w:r>
-                    <w:rPr>
-                      <w:rFonts w:ascii="Arial" w:cs="Arial" w:eastAsia="Arial" w:hAnsi="Arial"/>
-                      <w:b w:val="false"/>
-                      <w:bCs w:val="false"/>
-                      <w:sz w:val="21"/>
-                      <w:szCs w:val="21"/>
-                    </w:rPr>
-                    <w:t xml:space="preserve">2</w:t>
-                  </w:r>
-                </w:p>
-              </w:tc>
-              <w:tc>
-                <w:tcPr>
-                  <w:tcW w:type="dxa" w:w="3342"/>
+                  <w:tcW w:type="dxa" w:w="2506"/>
+                  <w:tcBorders>
+                    <w:top w:val="single" w:color="B7C2D1" w:sz="4"/>
+                    <w:left w:val="single" w:color="B7C2D1" w:sz="4"/>
+                    <w:bottom w:val="single" w:color="B7C2D1" w:sz="4"/>
+                    <w:right w:val="single" w:color="B7C2D1" w:sz="4"/>
+                  </w:tcBorders>
+                  <w:shd w:fill="FFFFFF" w:color="auto" w:val="clear"/>
+                  <w:tcMar>
+                    <w:top w:type="dxa" w:w="80"/>
+                    <w:left w:type="dxa" w:w="120"/>
+                    <w:bottom w:type="dxa" w:w="80"/>
+                    <w:right w:type="dxa" w:w="120"/>
+                  </w:tcMar>
+                  <w:vAlign w:val="center"/>
+                </w:tcPr>
+                <w:p>
+                  <w:pPr>
+                    <w:spacing w:after="0" w:before="0"/>
+                  </w:pPr>
+                  <w:r>
+                    <w:rPr>
+                      <w:rFonts w:ascii="Arial" w:cs="Arial" w:eastAsia="Arial" w:hAnsi="Arial"/>
+                      <w:sz w:val="21"/>
+                      <w:szCs w:val="21"/>
+                    </w:rPr>
+                    <w:t xml:space="preserve">Press Run. The program takes two single values out of the grid.</w:t>
+                  </w:r>
+                </w:p>
+              </w:tc>
+              <w:tc>
+                <w:tcPr>
+                  <w:tcW w:type="dxa" w:w="2506"/>
+                  <w:tcBorders>
+                    <w:top w:val="single" w:color="B7C2D1" w:sz="4"/>
+                    <w:left w:val="single" w:color="B7C2D1" w:sz="4"/>
+                    <w:bottom w:val="single" w:color="B7C2D1" w:sz="4"/>
+                    <w:right w:val="single" w:color="B7C2D1" w:sz="4"/>
+                  </w:tcBorders>
+                  <w:shd w:fill="FFFFFF" w:color="auto" w:val="clear"/>
+                  <w:tcMar>
+                    <w:top w:type="dxa" w:w="80"/>
+                    <w:left w:type="dxa" w:w="120"/>
+                    <w:bottom w:type="dxa" w:w="80"/>
+                    <w:right w:type="dxa" w:w="120"/>
+                  </w:tcMar>
+                  <w:vAlign w:val="center"/>
+                </w:tcPr>
+                <w:p>
+                  <w:pPr>
+                    <w:spacing w:after="0" w:before="0"/>
+                  </w:pPr>
+                  <w:r>
+                    <w:rPr>
+                      <w:rFonts w:ascii="Arial" w:cs="Arial" w:eastAsia="Arial" w:hAnsi="Arial"/>
+                      <w:b w:val="false"/>
+                      <w:bCs w:val="false"/>
+                      <w:sz w:val="21"/>
+                      <w:szCs w:val="21"/>
+                    </w:rPr>
+                    <w:t xml:space="preserve">Run it</w:t>
+                  </w:r>
+                </w:p>
+              </w:tc>
+              <w:tc>
+                <w:tcPr>
+                  <w:tcW w:type="dxa" w:w="2506"/>
+                  <w:tcBorders>
+                    <w:top w:val="single" w:color="B7C2D1" w:sz="4"/>
+                    <w:left w:val="single" w:color="B7C2D1" w:sz="4"/>
+                    <w:bottom w:val="single" w:color="B7C2D1" w:sz="4"/>
+                    <w:right w:val="single" w:color="B7C2D1" w:sz="4"/>
+                  </w:tcBorders>
+                  <w:shd w:fill="FFFFFF" w:color="auto" w:val="clear"/>
+                  <w:tcMar>
+                    <w:top w:type="dxa" w:w="80"/>
+                    <w:left w:type="dxa" w:w="120"/>
+                    <w:bottom w:type="dxa" w:w="80"/>
+                    <w:right w:type="dxa" w:w="120"/>
+                  </w:tcMar>
+                  <w:vAlign w:val="center"/>
+                </w:tcPr>
+                <w:p>
+                  <w:pPr>
+                    <w:spacing w:after="0" w:before="0"/>
+                  </w:pPr>
+                  <w:r>
+                    <w:rPr>
+                      <w:rFonts w:ascii="Arial" w:cs="Arial" w:eastAsia="Arial" w:hAnsi="Arial"/>
+                      <w:b w:val="false"/>
+                      <w:bCs w:val="false"/>
+                      <w:sz w:val="21"/>
+                      <w:szCs w:val="21"/>
+                    </w:rPr>
+                    <w:t xml:space="preserve">1</w:t>
+                  </w:r>
+                </w:p>
+              </w:tc>
+              <w:tc>
+                <w:tcPr>
+                  <w:tcW w:type="dxa" w:w="2506"/>
                   <w:tcBorders>
                     <w:top w:val="single" w:color="B7C2D1" w:sz="4"/>
                     <w:left w:val="single" w:color="B7C2D1" w:sz="4"/>
@@ -2667,73 +3479,107 @@
               </w:trPr>
               <w:tc>
                 <w:tcPr>
-                  <w:tcW w:type="dxa" w:w="3342"/>
-                  <w:tcBorders>
-                    <w:top w:val="single" w:color="B7C2D1" w:sz="4"/>
-                    <w:left w:val="single" w:color="B7C2D1" w:sz="4"/>
-                    <w:bottom w:val="single" w:color="B7C2D1" w:sz="4"/>
-                    <w:right w:val="single" w:color="B7C2D1" w:sz="4"/>
-                  </w:tcBorders>
-                  <w:shd w:fill="FFFFFF" w:color="auto" w:val="clear"/>
-                  <w:tcMar>
-                    <w:top w:type="dxa" w:w="80"/>
-                    <w:left w:type="dxa" w:w="120"/>
-                    <w:bottom w:type="dxa" w:w="80"/>
-                    <w:right w:type="dxa" w:w="120"/>
-                  </w:tcMar>
-                  <w:vAlign w:val="center"/>
-                </w:tcPr>
-                <w:p>
-                  <w:pPr>
-                    <w:spacing w:after="0" w:before="0"/>
-                  </w:pPr>
-                  <w:r>
-                    <w:rPr>
-                      <w:rFonts w:ascii="Arial" w:cs="Arial" w:eastAsia="Arial" w:hAnsi="Arial"/>
-                      <w:sz w:val="21"/>
-                      <w:szCs w:val="21"/>
-                    </w:rPr>
-                    <w:t xml:space="preserve">Ask the user for nine whole numbers, one on each line. Then ask for a row number, counting from 0. Store the numbers in a grid of three rows of three. Display [that whole row] on one line.</w:t>
-                  </w:r>
-                </w:p>
-              </w:tc>
-              <w:tc>
-                <w:tcPr>
-                  <w:tcW w:type="dxa" w:w="3342"/>
-                  <w:tcBorders>
-                    <w:top w:val="single" w:color="B7C2D1" w:sz="4"/>
-                    <w:left w:val="single" w:color="B7C2D1" w:sz="4"/>
-                    <w:bottom w:val="single" w:color="B7C2D1" w:sz="4"/>
-                    <w:right w:val="single" w:color="B7C2D1" w:sz="4"/>
-                  </w:tcBorders>
-                  <w:shd w:fill="FFFFFF" w:color="auto" w:val="clear"/>
-                  <w:tcMar>
-                    <w:top w:type="dxa" w:w="80"/>
-                    <w:left w:type="dxa" w:w="120"/>
-                    <w:bottom w:type="dxa" w:w="80"/>
-                    <w:right w:type="dxa" w:w="120"/>
-                  </w:tcMar>
-                  <w:vAlign w:val="center"/>
-                </w:tcPr>
-                <w:p>
-                  <w:pPr>
-                    <w:spacing w:after="0" w:before="0"/>
-                  </w:pPr>
-                  <w:r>
-                    <w:rPr>
-                      <w:rFonts w:ascii="Arial" w:cs="Arial" w:eastAsia="Arial" w:hAnsi="Arial"/>
-                      <w:b w:val="false"/>
-                      <w:bCs w:val="false"/>
-                      <w:sz w:val="21"/>
-                      <w:szCs w:val="21"/>
-                    </w:rPr>
-                    <w:t xml:space="preserve">3</w:t>
-                  </w:r>
-                </w:p>
-              </w:tc>
-              <w:tc>
-                <w:tcPr>
-                  <w:tcW w:type="dxa" w:w="3342"/>
+                  <w:tcW w:type="dxa" w:w="2506"/>
+                  <w:tcBorders>
+                    <w:top w:val="single" w:color="B7C2D1" w:sz="4"/>
+                    <w:left w:val="single" w:color="B7C2D1" w:sz="4"/>
+                    <w:bottom w:val="single" w:color="B7C2D1" w:sz="4"/>
+                    <w:right w:val="single" w:color="B7C2D1" w:sz="4"/>
+                  </w:tcBorders>
+                  <w:shd w:fill="FFFFFF" w:color="auto" w:val="clear"/>
+                  <w:tcMar>
+                    <w:top w:type="dxa" w:w="80"/>
+                    <w:left w:type="dxa" w:w="120"/>
+                    <w:bottom w:type="dxa" w:w="80"/>
+                    <w:right w:type="dxa" w:w="120"/>
+                  </w:tcMar>
+                  <w:vAlign w:val="center"/>
+                </w:tcPr>
+                <w:p>
+                  <w:pPr>
+                    <w:spacing w:after="0" w:before="0"/>
+                  </w:pPr>
+                  <w:r>
+                    <w:rPr>
+                      <w:rFonts w:ascii="Arial" w:cs="Arial" w:eastAsia="Arial" w:hAnsi="Arial"/>
+                      <w:sz w:val="21"/>
+                      <w:szCs w:val="21"/>
+                    </w:rPr>
+                    <w:t xml:space="preserve">What will this program display?</w:t>
+                  </w:r>
+                </w:p>
+              </w:tc>
+              <w:tc>
+                <w:tcPr>
+                  <w:tcW w:type="dxa" w:w="2506"/>
+                  <w:tcBorders>
+                    <w:top w:val="single" w:color="B7C2D1" w:sz="4"/>
+                    <w:left w:val="single" w:color="B7C2D1" w:sz="4"/>
+                    <w:bottom w:val="single" w:color="B7C2D1" w:sz="4"/>
+                    <w:right w:val="single" w:color="B7C2D1" w:sz="4"/>
+                  </w:tcBorders>
+                  <w:shd w:fill="FFFFFF" w:color="auto" w:val="clear"/>
+                  <w:tcMar>
+                    <w:top w:type="dxa" w:w="80"/>
+                    <w:left w:type="dxa" w:w="120"/>
+                    <w:bottom w:type="dxa" w:w="80"/>
+                    <w:right w:type="dxa" w:w="120"/>
+                  </w:tcMar>
+                  <w:vAlign w:val="center"/>
+                </w:tcPr>
+                <w:p>
+                  <w:pPr>
+                    <w:spacing w:after="0" w:before="0"/>
+                  </w:pPr>
+                  <w:r>
+                    <w:rPr>
+                      <w:rFonts w:ascii="Arial" w:cs="Arial" w:eastAsia="Arial" w:hAnsi="Arial"/>
+                      <w:b w:val="false"/>
+                      <w:bCs w:val="false"/>
+                      <w:sz w:val="21"/>
+                      <w:szCs w:val="21"/>
+                    </w:rPr>
+                    <w:t xml:space="preserve">Predict</w:t>
+                  </w:r>
+                </w:p>
+              </w:tc>
+              <w:tc>
+                <w:tcPr>
+                  <w:tcW w:type="dxa" w:w="2506"/>
+                  <w:tcBorders>
+                    <w:top w:val="single" w:color="B7C2D1" w:sz="4"/>
+                    <w:left w:val="single" w:color="B7C2D1" w:sz="4"/>
+                    <w:bottom w:val="single" w:color="B7C2D1" w:sz="4"/>
+                    <w:right w:val="single" w:color="B7C2D1" w:sz="4"/>
+                  </w:tcBorders>
+                  <w:shd w:fill="FFFFFF" w:color="auto" w:val="clear"/>
+                  <w:tcMar>
+                    <w:top w:type="dxa" w:w="80"/>
+                    <w:left w:type="dxa" w:w="120"/>
+                    <w:bottom w:type="dxa" w:w="80"/>
+                    <w:right w:type="dxa" w:w="120"/>
+                  </w:tcMar>
+                  <w:vAlign w:val="center"/>
+                </w:tcPr>
+                <w:p>
+                  <w:pPr>
+                    <w:spacing w:after="0" w:before="0"/>
+                  </w:pPr>
+                  <w:r>
+                    <w:rPr>
+                      <w:rFonts w:ascii="Arial" w:cs="Arial" w:eastAsia="Arial" w:hAnsi="Arial"/>
+                      <w:b w:val="false"/>
+                      <w:bCs w:val="false"/>
+                      <w:sz w:val="21"/>
+                      <w:szCs w:val="21"/>
+                    </w:rPr>
+                    <w:t xml:space="preserve">1</w:t>
+                  </w:r>
+                </w:p>
+              </w:tc>
+              <w:tc>
+                <w:tcPr>
+                  <w:tcW w:type="dxa" w:w="2506"/>
                   <w:tcBorders>
                     <w:top w:val="single" w:color="B7C2D1" w:sz="4"/>
                     <w:left w:val="single" w:color="B7C2D1" w:sz="4"/>
@@ -2773,73 +3619,667 @@
               </w:trPr>
               <w:tc>
                 <w:tcPr>
-                  <w:tcW w:type="dxa" w:w="3342"/>
-                  <w:tcBorders>
-                    <w:top w:val="single" w:color="B7C2D1" w:sz="4"/>
-                    <w:left w:val="single" w:color="B7C2D1" w:sz="4"/>
-                    <w:bottom w:val="single" w:color="B7C2D1" w:sz="4"/>
-                    <w:right w:val="single" w:color="B7C2D1" w:sz="4"/>
-                  </w:tcBorders>
-                  <w:shd w:fill="FFFFFF" w:color="auto" w:val="clear"/>
-                  <w:tcMar>
-                    <w:top w:type="dxa" w:w="80"/>
-                    <w:left w:type="dxa" w:w="120"/>
-                    <w:bottom w:type="dxa" w:w="80"/>
-                    <w:right w:type="dxa" w:w="120"/>
-                  </w:tcMar>
-                  <w:vAlign w:val="center"/>
-                </w:tcPr>
-                <w:p>
-                  <w:pPr>
-                    <w:spacing w:after="0" w:before="0"/>
-                  </w:pPr>
-                  <w:r>
-                    <w:rPr>
-                      <w:rFonts w:ascii="Arial" w:cs="Arial" w:eastAsia="Arial" w:hAnsi="Arial"/>
-                      <w:sz w:val="21"/>
-                      <w:szCs w:val="21"/>
-                    </w:rPr>
-                    <w:t xml:space="preserve">Ask the user for nine whole numbers, one on each line. Then ask for a column number, counting from 0. Store the numbers in a grid of three rows of three. Display [that whole column] on one line.</w:t>
-                  </w:r>
-                </w:p>
-              </w:tc>
-              <w:tc>
-                <w:tcPr>
-                  <w:tcW w:type="dxa" w:w="3342"/>
-                  <w:tcBorders>
-                    <w:top w:val="single" w:color="B7C2D1" w:sz="4"/>
-                    <w:left w:val="single" w:color="B7C2D1" w:sz="4"/>
-                    <w:bottom w:val="single" w:color="B7C2D1" w:sz="4"/>
-                    <w:right w:val="single" w:color="B7C2D1" w:sz="4"/>
-                  </w:tcBorders>
-                  <w:shd w:fill="FFFFFF" w:color="auto" w:val="clear"/>
-                  <w:tcMar>
-                    <w:top w:type="dxa" w:w="80"/>
-                    <w:left w:type="dxa" w:w="120"/>
-                    <w:bottom w:type="dxa" w:w="80"/>
-                    <w:right w:type="dxa" w:w="120"/>
-                  </w:tcMar>
-                  <w:vAlign w:val="center"/>
-                </w:tcPr>
-                <w:p>
-                  <w:pPr>
-                    <w:spacing w:after="0" w:before="0"/>
-                  </w:pPr>
-                  <w:r>
-                    <w:rPr>
-                      <w:rFonts w:ascii="Arial" w:cs="Arial" w:eastAsia="Arial" w:hAnsi="Arial"/>
-                      <w:b w:val="false"/>
-                      <w:bCs w:val="false"/>
-                      <w:sz w:val="21"/>
-                      <w:szCs w:val="21"/>
-                    </w:rPr>
-                    <w:t xml:space="preserve">4</w:t>
-                  </w:r>
-                </w:p>
-              </w:tc>
-              <w:tc>
-                <w:tcPr>
-                  <w:tcW w:type="dxa" w:w="3342"/>
+                  <w:tcW w:type="dxa" w:w="2506"/>
+                  <w:tcBorders>
+                    <w:top w:val="single" w:color="B7C2D1" w:sz="4"/>
+                    <w:left w:val="single" w:color="B7C2D1" w:sz="4"/>
+                    <w:bottom w:val="single" w:color="B7C2D1" w:sz="4"/>
+                    <w:right w:val="single" w:color="B7C2D1" w:sz="4"/>
+                  </w:tcBorders>
+                  <w:shd w:fill="FFFFFF" w:color="auto" w:val="clear"/>
+                  <w:tcMar>
+                    <w:top w:type="dxa" w:w="80"/>
+                    <w:left w:type="dxa" w:w="120"/>
+                    <w:bottom w:type="dxa" w:w="80"/>
+                    <w:right w:type="dxa" w:w="120"/>
+                  </w:tcMar>
+                  <w:vAlign w:val="center"/>
+                </w:tcPr>
+                <w:p>
+                  <w:pPr>
+                    <w:spacing w:after="0" w:before="0"/>
+                  </w:pPr>
+                  <w:r>
+                    <w:rPr>
+                      <w:rFonts w:ascii="Arial" w:cs="Arial" w:eastAsia="Arial" w:hAnsi="Arial"/>
+                      <w:sz w:val="21"/>
+                      <w:szCs w:val="21"/>
+                    </w:rPr>
+                    <w:t xml:space="preserve">Change the program so it displays the 5 instead of the 1.</w:t>
+                  </w:r>
+                </w:p>
+              </w:tc>
+              <w:tc>
+                <w:tcPr>
+                  <w:tcW w:type="dxa" w:w="2506"/>
+                  <w:tcBorders>
+                    <w:top w:val="single" w:color="B7C2D1" w:sz="4"/>
+                    <w:left w:val="single" w:color="B7C2D1" w:sz="4"/>
+                    <w:bottom w:val="single" w:color="B7C2D1" w:sz="4"/>
+                    <w:right w:val="single" w:color="B7C2D1" w:sz="4"/>
+                  </w:tcBorders>
+                  <w:shd w:fill="FFFFFF" w:color="auto" w:val="clear"/>
+                  <w:tcMar>
+                    <w:top w:type="dxa" w:w="80"/>
+                    <w:left w:type="dxa" w:w="120"/>
+                    <w:bottom w:type="dxa" w:w="80"/>
+                    <w:right w:type="dxa" w:w="120"/>
+                  </w:tcMar>
+                  <w:vAlign w:val="center"/>
+                </w:tcPr>
+                <w:p>
+                  <w:pPr>
+                    <w:spacing w:after="0" w:before="0"/>
+                  </w:pPr>
+                  <w:r>
+                    <w:rPr>
+                      <w:rFonts w:ascii="Arial" w:cs="Arial" w:eastAsia="Arial" w:hAnsi="Arial"/>
+                      <w:b w:val="false"/>
+                      <w:bCs w:val="false"/>
+                      <w:sz w:val="21"/>
+                      <w:szCs w:val="21"/>
+                    </w:rPr>
+                    <w:t xml:space="preserve">Change it</w:t>
+                  </w:r>
+                </w:p>
+              </w:tc>
+              <w:tc>
+                <w:tcPr>
+                  <w:tcW w:type="dxa" w:w="2506"/>
+                  <w:tcBorders>
+                    <w:top w:val="single" w:color="B7C2D1" w:sz="4"/>
+                    <w:left w:val="single" w:color="B7C2D1" w:sz="4"/>
+                    <w:bottom w:val="single" w:color="B7C2D1" w:sz="4"/>
+                    <w:right w:val="single" w:color="B7C2D1" w:sz="4"/>
+                  </w:tcBorders>
+                  <w:shd w:fill="FFFFFF" w:color="auto" w:val="clear"/>
+                  <w:tcMar>
+                    <w:top w:type="dxa" w:w="80"/>
+                    <w:left w:type="dxa" w:w="120"/>
+                    <w:bottom w:type="dxa" w:w="80"/>
+                    <w:right w:type="dxa" w:w="120"/>
+                  </w:tcMar>
+                  <w:vAlign w:val="center"/>
+                </w:tcPr>
+                <w:p>
+                  <w:pPr>
+                    <w:spacing w:after="0" w:before="0"/>
+                  </w:pPr>
+                  <w:r>
+                    <w:rPr>
+                      <w:rFonts w:ascii="Arial" w:cs="Arial" w:eastAsia="Arial" w:hAnsi="Arial"/>
+                      <w:b w:val="false"/>
+                      <w:bCs w:val="false"/>
+                      <w:sz w:val="21"/>
+                      <w:szCs w:val="21"/>
+                    </w:rPr>
+                    <w:t xml:space="preserve">1</w:t>
+                  </w:r>
+                </w:p>
+              </w:tc>
+              <w:tc>
+                <w:tcPr>
+                  <w:tcW w:type="dxa" w:w="2506"/>
+                  <w:tcBorders>
+                    <w:top w:val="single" w:color="B7C2D1" w:sz="4"/>
+                    <w:left w:val="single" w:color="B7C2D1" w:sz="4"/>
+                    <w:bottom w:val="single" w:color="B7C2D1" w:sz="4"/>
+                    <w:right w:val="single" w:color="B7C2D1" w:sz="4"/>
+                  </w:tcBorders>
+                  <w:shd w:fill="FFFFFF" w:color="auto" w:val="clear"/>
+                  <w:tcMar>
+                    <w:top w:type="dxa" w:w="80"/>
+                    <w:left w:type="dxa" w:w="120"/>
+                    <w:bottom w:type="dxa" w:w="80"/>
+                    <w:right w:type="dxa" w:w="120"/>
+                  </w:tcMar>
+                  <w:vAlign w:val="center"/>
+                </w:tcPr>
+                <w:p>
+                  <w:pPr>
+                    <w:spacing w:after="0" w:before="0"/>
+                  </w:pPr>
+                  <w:r>
+                    <w:rPr>
+                      <w:rFonts w:ascii="Arial" w:cs="Arial" w:eastAsia="Arial" w:hAnsi="Arial"/>
+                      <w:b w:val="false"/>
+                      <w:bCs w:val="false"/>
+                      <w:sz w:val="21"/>
+                      <w:szCs w:val="21"/>
+                    </w:rPr>
+                    <w:t xml:space="preserve"/>
+                  </w:r>
+                </w:p>
+              </w:tc>
+            </w:tr>
+            <w:tr>
+              <w:trPr>
+                <w:cantSplit/>
+                <w:trHeight w:val="360" w:hRule="atLeast"/>
+              </w:trPr>
+              <w:tc>
+                <w:tcPr>
+                  <w:tcW w:type="dxa" w:w="2506"/>
+                  <w:tcBorders>
+                    <w:top w:val="single" w:color="B7C2D1" w:sz="4"/>
+                    <w:left w:val="single" w:color="B7C2D1" w:sz="4"/>
+                    <w:bottom w:val="single" w:color="B7C2D1" w:sz="4"/>
+                    <w:right w:val="single" w:color="B7C2D1" w:sz="4"/>
+                  </w:tcBorders>
+                  <w:shd w:fill="FFFFFF" w:color="auto" w:val="clear"/>
+                  <w:tcMar>
+                    <w:top w:type="dxa" w:w="80"/>
+                    <w:left w:type="dxa" w:w="120"/>
+                    <w:bottom w:type="dxa" w:w="80"/>
+                    <w:right w:type="dxa" w:w="120"/>
+                  </w:tcMar>
+                  <w:vAlign w:val="center"/>
+                </w:tcPr>
+                <w:p>
+                  <w:pPr>
+                    <w:spacing w:after="0" w:before="0"/>
+                  </w:pPr>
+                  <w:r>
+                    <w:rPr>
+                      <w:rFonts w:ascii="Arial" w:cs="Arial" w:eastAsia="Arial" w:hAnsi="Arial"/>
+                      <w:sz w:val="21"/>
+                      <w:szCs w:val="21"/>
+                    </w:rPr>
+                    <w:t xml:space="preserve">Finish the program so it displays the 9 in the grid.</w:t>
+                  </w:r>
+                </w:p>
+              </w:tc>
+              <w:tc>
+                <w:tcPr>
+                  <w:tcW w:type="dxa" w:w="2506"/>
+                  <w:tcBorders>
+                    <w:top w:val="single" w:color="B7C2D1" w:sz="4"/>
+                    <w:left w:val="single" w:color="B7C2D1" w:sz="4"/>
+                    <w:bottom w:val="single" w:color="B7C2D1" w:sz="4"/>
+                    <w:right w:val="single" w:color="B7C2D1" w:sz="4"/>
+                  </w:tcBorders>
+                  <w:shd w:fill="FFFFFF" w:color="auto" w:val="clear"/>
+                  <w:tcMar>
+                    <w:top w:type="dxa" w:w="80"/>
+                    <w:left w:type="dxa" w:w="120"/>
+                    <w:bottom w:type="dxa" w:w="80"/>
+                    <w:right w:type="dxa" w:w="120"/>
+                  </w:tcMar>
+                  <w:vAlign w:val="center"/>
+                </w:tcPr>
+                <w:p>
+                  <w:pPr>
+                    <w:spacing w:after="0" w:before="0"/>
+                  </w:pPr>
+                  <w:r>
+                    <w:rPr>
+                      <w:rFonts w:ascii="Arial" w:cs="Arial" w:eastAsia="Arial" w:hAnsi="Arial"/>
+                      <w:b w:val="false"/>
+                      <w:bCs w:val="false"/>
+                      <w:sz w:val="21"/>
+                      <w:szCs w:val="21"/>
+                    </w:rPr>
+                    <w:t xml:space="preserve">Complete it</w:t>
+                  </w:r>
+                </w:p>
+              </w:tc>
+              <w:tc>
+                <w:tcPr>
+                  <w:tcW w:type="dxa" w:w="2506"/>
+                  <w:tcBorders>
+                    <w:top w:val="single" w:color="B7C2D1" w:sz="4"/>
+                    <w:left w:val="single" w:color="B7C2D1" w:sz="4"/>
+                    <w:bottom w:val="single" w:color="B7C2D1" w:sz="4"/>
+                    <w:right w:val="single" w:color="B7C2D1" w:sz="4"/>
+                  </w:tcBorders>
+                  <w:shd w:fill="FFFFFF" w:color="auto" w:val="clear"/>
+                  <w:tcMar>
+                    <w:top w:type="dxa" w:w="80"/>
+                    <w:left w:type="dxa" w:w="120"/>
+                    <w:bottom w:type="dxa" w:w="80"/>
+                    <w:right w:type="dxa" w:w="120"/>
+                  </w:tcMar>
+                  <w:vAlign w:val="center"/>
+                </w:tcPr>
+                <w:p>
+                  <w:pPr>
+                    <w:spacing w:after="0" w:before="0"/>
+                  </w:pPr>
+                  <w:r>
+                    <w:rPr>
+                      <w:rFonts w:ascii="Arial" w:cs="Arial" w:eastAsia="Arial" w:hAnsi="Arial"/>
+                      <w:b w:val="false"/>
+                      <w:bCs w:val="false"/>
+                      <w:sz w:val="21"/>
+                      <w:szCs w:val="21"/>
+                    </w:rPr>
+                    <w:t xml:space="preserve">2</w:t>
+                  </w:r>
+                </w:p>
+              </w:tc>
+              <w:tc>
+                <w:tcPr>
+                  <w:tcW w:type="dxa" w:w="2506"/>
+                  <w:tcBorders>
+                    <w:top w:val="single" w:color="B7C2D1" w:sz="4"/>
+                    <w:left w:val="single" w:color="B7C2D1" w:sz="4"/>
+                    <w:bottom w:val="single" w:color="B7C2D1" w:sz="4"/>
+                    <w:right w:val="single" w:color="B7C2D1" w:sz="4"/>
+                  </w:tcBorders>
+                  <w:shd w:fill="FFFFFF" w:color="auto" w:val="clear"/>
+                  <w:tcMar>
+                    <w:top w:type="dxa" w:w="80"/>
+                    <w:left w:type="dxa" w:w="120"/>
+                    <w:bottom w:type="dxa" w:w="80"/>
+                    <w:right w:type="dxa" w:w="120"/>
+                  </w:tcMar>
+                  <w:vAlign w:val="center"/>
+                </w:tcPr>
+                <w:p>
+                  <w:pPr>
+                    <w:spacing w:after="0" w:before="0"/>
+                  </w:pPr>
+                  <w:r>
+                    <w:rPr>
+                      <w:rFonts w:ascii="Arial" w:cs="Arial" w:eastAsia="Arial" w:hAnsi="Arial"/>
+                      <w:b w:val="false"/>
+                      <w:bCs w:val="false"/>
+                      <w:sz w:val="21"/>
+                      <w:szCs w:val="21"/>
+                    </w:rPr>
+                    <w:t xml:space="preserve"/>
+                  </w:r>
+                </w:p>
+              </w:tc>
+            </w:tr>
+            <w:tr>
+              <w:trPr>
+                <w:cantSplit/>
+                <w:trHeight w:val="360" w:hRule="atLeast"/>
+              </w:trPr>
+              <w:tc>
+                <w:tcPr>
+                  <w:tcW w:type="dxa" w:w="2506"/>
+                  <w:tcBorders>
+                    <w:top w:val="single" w:color="B7C2D1" w:sz="4"/>
+                    <w:left w:val="single" w:color="B7C2D1" w:sz="4"/>
+                    <w:bottom w:val="single" w:color="B7C2D1" w:sz="4"/>
+                    <w:right w:val="single" w:color="B7C2D1" w:sz="4"/>
+                  </w:tcBorders>
+                  <w:shd w:fill="FFFFFF" w:color="auto" w:val="clear"/>
+                  <w:tcMar>
+                    <w:top w:type="dxa" w:w="80"/>
+                    <w:left w:type="dxa" w:w="120"/>
+                    <w:bottom w:type="dxa" w:w="80"/>
+                    <w:right w:type="dxa" w:w="120"/>
+                  </w:tcMar>
+                  <w:vAlign w:val="center"/>
+                </w:tcPr>
+                <w:p>
+                  <w:pPr>
+                    <w:spacing w:after="0" w:before="0"/>
+                  </w:pPr>
+                  <w:r>
+                    <w:rPr>
+                      <w:rFonts w:ascii="Arial" w:cs="Arial" w:eastAsia="Arial" w:hAnsi="Arial"/>
+                      <w:sz w:val="21"/>
+                      <w:szCs w:val="21"/>
+                    </w:rPr>
+                    <w:t xml:space="preserve">A grid of three rows of three is written into the program. Ask the user for a row number. Then ask for a column number. Display the value that sits at that row and column.</w:t>
+                  </w:r>
+                </w:p>
+              </w:tc>
+              <w:tc>
+                <w:tcPr>
+                  <w:tcW w:type="dxa" w:w="2506"/>
+                  <w:tcBorders>
+                    <w:top w:val="single" w:color="B7C2D1" w:sz="4"/>
+                    <w:left w:val="single" w:color="B7C2D1" w:sz="4"/>
+                    <w:bottom w:val="single" w:color="B7C2D1" w:sz="4"/>
+                    <w:right w:val="single" w:color="B7C2D1" w:sz="4"/>
+                  </w:tcBorders>
+                  <w:shd w:fill="FFFFFF" w:color="auto" w:val="clear"/>
+                  <w:tcMar>
+                    <w:top w:type="dxa" w:w="80"/>
+                    <w:left w:type="dxa" w:w="120"/>
+                    <w:bottom w:type="dxa" w:w="80"/>
+                    <w:right w:type="dxa" w:w="120"/>
+                  </w:tcMar>
+                  <w:vAlign w:val="center"/>
+                </w:tcPr>
+                <w:p>
+                  <w:pPr>
+                    <w:spacing w:after="0" w:before="0"/>
+                  </w:pPr>
+                  <w:r>
+                    <w:rPr>
+                      <w:rFonts w:ascii="Arial" w:cs="Arial" w:eastAsia="Arial" w:hAnsi="Arial"/>
+                      <w:b w:val="false"/>
+                      <w:bCs w:val="false"/>
+                      <w:sz w:val="21"/>
+                      <w:szCs w:val="21"/>
+                    </w:rPr>
+                    <w:t xml:space="preserve">Write it</w:t>
+                  </w:r>
+                </w:p>
+              </w:tc>
+              <w:tc>
+                <w:tcPr>
+                  <w:tcW w:type="dxa" w:w="2506"/>
+                  <w:tcBorders>
+                    <w:top w:val="single" w:color="B7C2D1" w:sz="4"/>
+                    <w:left w:val="single" w:color="B7C2D1" w:sz="4"/>
+                    <w:bottom w:val="single" w:color="B7C2D1" w:sz="4"/>
+                    <w:right w:val="single" w:color="B7C2D1" w:sz="4"/>
+                  </w:tcBorders>
+                  <w:shd w:fill="FFFFFF" w:color="auto" w:val="clear"/>
+                  <w:tcMar>
+                    <w:top w:type="dxa" w:w="80"/>
+                    <w:left w:type="dxa" w:w="120"/>
+                    <w:bottom w:type="dxa" w:w="80"/>
+                    <w:right w:type="dxa" w:w="120"/>
+                  </w:tcMar>
+                  <w:vAlign w:val="center"/>
+                </w:tcPr>
+                <w:p>
+                  <w:pPr>
+                    <w:spacing w:after="0" w:before="0"/>
+                  </w:pPr>
+                  <w:r>
+                    <w:rPr>
+                      <w:rFonts w:ascii="Arial" w:cs="Arial" w:eastAsia="Arial" w:hAnsi="Arial"/>
+                      <w:b w:val="false"/>
+                      <w:bCs w:val="false"/>
+                      <w:sz w:val="21"/>
+                      <w:szCs w:val="21"/>
+                    </w:rPr>
+                    <w:t xml:space="preserve">3</w:t>
+                  </w:r>
+                </w:p>
+              </w:tc>
+              <w:tc>
+                <w:tcPr>
+                  <w:tcW w:type="dxa" w:w="2506"/>
+                  <w:tcBorders>
+                    <w:top w:val="single" w:color="B7C2D1" w:sz="4"/>
+                    <w:left w:val="single" w:color="B7C2D1" w:sz="4"/>
+                    <w:bottom w:val="single" w:color="B7C2D1" w:sz="4"/>
+                    <w:right w:val="single" w:color="B7C2D1" w:sz="4"/>
+                  </w:tcBorders>
+                  <w:shd w:fill="FFFFFF" w:color="auto" w:val="clear"/>
+                  <w:tcMar>
+                    <w:top w:type="dxa" w:w="80"/>
+                    <w:left w:type="dxa" w:w="120"/>
+                    <w:bottom w:type="dxa" w:w="80"/>
+                    <w:right w:type="dxa" w:w="120"/>
+                  </w:tcMar>
+                  <w:vAlign w:val="center"/>
+                </w:tcPr>
+                <w:p>
+                  <w:pPr>
+                    <w:spacing w:after="0" w:before="0"/>
+                  </w:pPr>
+                  <w:r>
+                    <w:rPr>
+                      <w:rFonts w:ascii="Arial" w:cs="Arial" w:eastAsia="Arial" w:hAnsi="Arial"/>
+                      <w:b w:val="false"/>
+                      <w:bCs w:val="false"/>
+                      <w:sz w:val="21"/>
+                      <w:szCs w:val="21"/>
+                    </w:rPr>
+                    <w:t xml:space="preserve"/>
+                  </w:r>
+                </w:p>
+              </w:tc>
+            </w:tr>
+            <w:tr>
+              <w:trPr>
+                <w:cantSplit/>
+                <w:trHeight w:val="360" w:hRule="atLeast"/>
+              </w:trPr>
+              <w:tc>
+                <w:tcPr>
+                  <w:tcW w:type="dxa" w:w="2506"/>
+                  <w:tcBorders>
+                    <w:top w:val="single" w:color="B7C2D1" w:sz="4"/>
+                    <w:left w:val="single" w:color="B7C2D1" w:sz="4"/>
+                    <w:bottom w:val="single" w:color="B7C2D1" w:sz="4"/>
+                    <w:right w:val="single" w:color="B7C2D1" w:sz="4"/>
+                  </w:tcBorders>
+                  <w:shd w:fill="FFFFFF" w:color="auto" w:val="clear"/>
+                  <w:tcMar>
+                    <w:top w:type="dxa" w:w="80"/>
+                    <w:left w:type="dxa" w:w="120"/>
+                    <w:bottom w:type="dxa" w:w="80"/>
+                    <w:right w:type="dxa" w:w="120"/>
+                  </w:tcMar>
+                  <w:vAlign w:val="center"/>
+                </w:tcPr>
+                <w:p>
+                  <w:pPr>
+                    <w:spacing w:after="0" w:before="0"/>
+                  </w:pPr>
+                  <w:r>
+                    <w:rPr>
+                      <w:rFonts w:ascii="Arial" w:cs="Arial" w:eastAsia="Arial" w:hAnsi="Arial"/>
+                      <w:sz w:val="21"/>
+                      <w:szCs w:val="21"/>
+                    </w:rPr>
+                    <w:t xml:space="preserve">This program should display the 4 in the grid. Find the mistake and put it right.</w:t>
+                  </w:r>
+                </w:p>
+              </w:tc>
+              <w:tc>
+                <w:tcPr>
+                  <w:tcW w:type="dxa" w:w="2506"/>
+                  <w:tcBorders>
+                    <w:top w:val="single" w:color="B7C2D1" w:sz="4"/>
+                    <w:left w:val="single" w:color="B7C2D1" w:sz="4"/>
+                    <w:bottom w:val="single" w:color="B7C2D1" w:sz="4"/>
+                    <w:right w:val="single" w:color="B7C2D1" w:sz="4"/>
+                  </w:tcBorders>
+                  <w:shd w:fill="FFFFFF" w:color="auto" w:val="clear"/>
+                  <w:tcMar>
+                    <w:top w:type="dxa" w:w="80"/>
+                    <w:left w:type="dxa" w:w="120"/>
+                    <w:bottom w:type="dxa" w:w="80"/>
+                    <w:right w:type="dxa" w:w="120"/>
+                  </w:tcMar>
+                  <w:vAlign w:val="center"/>
+                </w:tcPr>
+                <w:p>
+                  <w:pPr>
+                    <w:spacing w:after="0" w:before="0"/>
+                  </w:pPr>
+                  <w:r>
+                    <w:rPr>
+                      <w:rFonts w:ascii="Arial" w:cs="Arial" w:eastAsia="Arial" w:hAnsi="Arial"/>
+                      <w:b w:val="false"/>
+                      <w:bCs w:val="false"/>
+                      <w:sz w:val="21"/>
+                      <w:szCs w:val="21"/>
+                    </w:rPr>
+                    <w:t xml:space="preserve">Fix it</w:t>
+                  </w:r>
+                </w:p>
+              </w:tc>
+              <w:tc>
+                <w:tcPr>
+                  <w:tcW w:type="dxa" w:w="2506"/>
+                  <w:tcBorders>
+                    <w:top w:val="single" w:color="B7C2D1" w:sz="4"/>
+                    <w:left w:val="single" w:color="B7C2D1" w:sz="4"/>
+                    <w:bottom w:val="single" w:color="B7C2D1" w:sz="4"/>
+                    <w:right w:val="single" w:color="B7C2D1" w:sz="4"/>
+                  </w:tcBorders>
+                  <w:shd w:fill="FFFFFF" w:color="auto" w:val="clear"/>
+                  <w:tcMar>
+                    <w:top w:type="dxa" w:w="80"/>
+                    <w:left w:type="dxa" w:w="120"/>
+                    <w:bottom w:type="dxa" w:w="80"/>
+                    <w:right w:type="dxa" w:w="120"/>
+                  </w:tcMar>
+                  <w:vAlign w:val="center"/>
+                </w:tcPr>
+                <w:p>
+                  <w:pPr>
+                    <w:spacing w:after="0" w:before="0"/>
+                  </w:pPr>
+                  <w:r>
+                    <w:rPr>
+                      <w:rFonts w:ascii="Arial" w:cs="Arial" w:eastAsia="Arial" w:hAnsi="Arial"/>
+                      <w:b w:val="false"/>
+                      <w:bCs w:val="false"/>
+                      <w:sz w:val="21"/>
+                      <w:szCs w:val="21"/>
+                    </w:rPr>
+                    <w:t xml:space="preserve">2</w:t>
+                  </w:r>
+                </w:p>
+              </w:tc>
+              <w:tc>
+                <w:tcPr>
+                  <w:tcW w:type="dxa" w:w="2506"/>
+                  <w:tcBorders>
+                    <w:top w:val="single" w:color="B7C2D1" w:sz="4"/>
+                    <w:left w:val="single" w:color="B7C2D1" w:sz="4"/>
+                    <w:bottom w:val="single" w:color="B7C2D1" w:sz="4"/>
+                    <w:right w:val="single" w:color="B7C2D1" w:sz="4"/>
+                  </w:tcBorders>
+                  <w:shd w:fill="FFFFFF" w:color="auto" w:val="clear"/>
+                  <w:tcMar>
+                    <w:top w:type="dxa" w:w="80"/>
+                    <w:left w:type="dxa" w:w="120"/>
+                    <w:bottom w:type="dxa" w:w="80"/>
+                    <w:right w:type="dxa" w:w="120"/>
+                  </w:tcMar>
+                  <w:vAlign w:val="center"/>
+                </w:tcPr>
+                <w:p>
+                  <w:pPr>
+                    <w:spacing w:after="0" w:before="0"/>
+                  </w:pPr>
+                  <w:r>
+                    <w:rPr>
+                      <w:rFonts w:ascii="Arial" w:cs="Arial" w:eastAsia="Arial" w:hAnsi="Arial"/>
+                      <w:b w:val="false"/>
+                      <w:bCs w:val="false"/>
+                      <w:sz w:val="21"/>
+                      <w:szCs w:val="21"/>
+                    </w:rPr>
+                    <w:t xml:space="preserve"/>
+                  </w:r>
+                </w:p>
+              </w:tc>
+            </w:tr>
+            <w:tr>
+              <w:trPr>
+                <w:cantSplit/>
+                <w:trHeight w:val="360" w:hRule="atLeast"/>
+              </w:trPr>
+              <w:tc>
+                <w:tcPr>
+                  <w:tcW w:type="dxa" w:w="2506"/>
+                  <w:tcBorders>
+                    <w:top w:val="single" w:color="B7C2D1" w:sz="4"/>
+                    <w:left w:val="single" w:color="B7C2D1" w:sz="4"/>
+                    <w:bottom w:val="single" w:color="B7C2D1" w:sz="4"/>
+                    <w:right w:val="single" w:color="B7C2D1" w:sz="4"/>
+                  </w:tcBorders>
+                  <w:shd w:fill="FFFFFF" w:color="auto" w:val="clear"/>
+                  <w:tcMar>
+                    <w:top w:type="dxa" w:w="80"/>
+                    <w:left w:type="dxa" w:w="120"/>
+                    <w:bottom w:type="dxa" w:w="80"/>
+                    <w:right w:type="dxa" w:w="120"/>
+                  </w:tcMar>
+                  <w:vAlign w:val="center"/>
+                </w:tcPr>
+                <w:p>
+                  <w:pPr>
+                    <w:spacing w:after="0" w:before="0"/>
+                  </w:pPr>
+                  <w:r>
+                    <w:rPr>
+                      <w:rFonts w:ascii="Arial" w:cs="Arial" w:eastAsia="Arial" w:hAnsi="Arial"/>
+                      <w:sz w:val="21"/>
+                      <w:szCs w:val="21"/>
+                    </w:rPr>
+                    <w:t xml:space="preserve">A grid of two rows of three holding six test scores is written into the program. Ask the user for a row number. Then ask for a column number. Then ask for one new score. Put the new score in that place in the grid. Display the whole grid.</w:t>
+                  </w:r>
+                </w:p>
+              </w:tc>
+              <w:tc>
+                <w:tcPr>
+                  <w:tcW w:type="dxa" w:w="2506"/>
+                  <w:tcBorders>
+                    <w:top w:val="single" w:color="B7C2D1" w:sz="4"/>
+                    <w:left w:val="single" w:color="B7C2D1" w:sz="4"/>
+                    <w:bottom w:val="single" w:color="B7C2D1" w:sz="4"/>
+                    <w:right w:val="single" w:color="B7C2D1" w:sz="4"/>
+                  </w:tcBorders>
+                  <w:shd w:fill="FFFFFF" w:color="auto" w:val="clear"/>
+                  <w:tcMar>
+                    <w:top w:type="dxa" w:w="80"/>
+                    <w:left w:type="dxa" w:w="120"/>
+                    <w:bottom w:type="dxa" w:w="80"/>
+                    <w:right w:type="dxa" w:w="120"/>
+                  </w:tcMar>
+                  <w:vAlign w:val="center"/>
+                </w:tcPr>
+                <w:p>
+                  <w:pPr>
+                    <w:spacing w:after="0" w:before="0"/>
+                  </w:pPr>
+                  <w:r>
+                    <w:rPr>
+                      <w:rFonts w:ascii="Arial" w:cs="Arial" w:eastAsia="Arial" w:hAnsi="Arial"/>
+                      <w:b w:val="false"/>
+                      <w:bCs w:val="false"/>
+                      <w:sz w:val="21"/>
+                      <w:szCs w:val="21"/>
+                    </w:rPr>
+                    <w:t xml:space="preserve">Challenge (optional)</w:t>
+                  </w:r>
+                </w:p>
+              </w:tc>
+              <w:tc>
+                <w:tcPr>
+                  <w:tcW w:type="dxa" w:w="2506"/>
+                  <w:tcBorders>
+                    <w:top w:val="single" w:color="B7C2D1" w:sz="4"/>
+                    <w:left w:val="single" w:color="B7C2D1" w:sz="4"/>
+                    <w:bottom w:val="single" w:color="B7C2D1" w:sz="4"/>
+                    <w:right w:val="single" w:color="B7C2D1" w:sz="4"/>
+                  </w:tcBorders>
+                  <w:shd w:fill="FFFFFF" w:color="auto" w:val="clear"/>
+                  <w:tcMar>
+                    <w:top w:type="dxa" w:w="80"/>
+                    <w:left w:type="dxa" w:w="120"/>
+                    <w:bottom w:type="dxa" w:w="80"/>
+                    <w:right w:type="dxa" w:w="120"/>
+                  </w:tcMar>
+                  <w:vAlign w:val="center"/>
+                </w:tcPr>
+                <w:p>
+                  <w:pPr>
+                    <w:spacing w:after="0" w:before="0"/>
+                  </w:pPr>
+                  <w:r>
+                    <w:rPr>
+                      <w:rFonts w:ascii="Arial" w:cs="Arial" w:eastAsia="Arial" w:hAnsi="Arial"/>
+                      <w:b w:val="false"/>
+                      <w:bCs w:val="false"/>
+                      <w:sz w:val="21"/>
+                      <w:szCs w:val="21"/>
+                    </w:rPr>
+                    <w:t xml:space="preserve">3</w:t>
+                  </w:r>
+                </w:p>
+              </w:tc>
+              <w:tc>
+                <w:tcPr>
+                  <w:tcW w:type="dxa" w:w="2506"/>
                   <w:tcBorders>
                     <w:top w:val="single" w:color="B7C2D1" w:sz="4"/>
                     <w:left w:val="single" w:color="B7C2D1" w:sz="4"/>
@@ -2886,7 +4326,7 @@
                 <w:sz w:val="21"/>
                 <w:szCs w:val="21"/>
               </w:rPr>
-              <w:t xml:space="preserve">Plan the one you found hardest: inputs, what happens to them, what is printed.</w:t>
+              <w:t xml:space="preserve">Plan the one you found hardest: what is typed in, what happens to it, what is displayed.</w:t>
             </w:r>
           </w:p>
           <w:tbl>
@@ -3312,12 +4752,12 @@
                 <w:sz w:val="21"/>
                 <w:szCs w:val="21"/>
               </w:rPr>
-              <w:t xml:space="preserve">Tick each one off as its tests pass in the editor</w:t>
+              <w:t xml:space="preserve">Tick each one off as you finish it in the editor</w:t>
             </w:r>
           </w:p>
           <w:tbl>
             <w:tblPr>
-              <w:tblW w:type="dxa" w:w="10026"/>
+              <w:tblW w:type="dxa" w:w="10024"/>
               <w:tblBorders>
                 <w:top w:val="single" w:color="auto" w:sz="4"/>
                 <w:left w:val="single" w:color="auto" w:sz="4"/>
@@ -3328,9 +4768,10 @@
               </w:tblBorders>
             </w:tblPr>
             <w:tblGrid>
-              <w:gridCol w:w="3342"/>
-              <w:gridCol w:w="3342"/>
-              <w:gridCol w:w="3342"/>
+              <w:gridCol w:w="2506"/>
+              <w:gridCol w:w="2506"/>
+              <w:gridCol w:w="2506"/>
+              <w:gridCol w:w="2506"/>
             </w:tblGrid>
             <w:tr>
               <w:trPr>
@@ -3339,7 +4780,7 @@
               </w:trPr>
               <w:tc>
                 <w:tcPr>
-                  <w:tcW w:type="dxa" w:w="3342"/>
+                  <w:tcW w:type="dxa" w:w="2506"/>
                   <w:tcBorders>
                     <w:top w:val="single" w:color="B7C2D1" w:sz="4"/>
                     <w:left w:val="single" w:color="B7C2D1" w:sz="4"/>
@@ -3367,13 +4808,13 @@
                       <w:sz w:val="20"/>
                       <w:szCs w:val="20"/>
                     </w:rPr>
-                    <w:t xml:space="preserve">Program</w:t>
-                  </w:r>
-                </w:p>
-              </w:tc>
-              <w:tc>
-                <w:tcPr>
-                  <w:tcW w:type="dxa" w:w="3342"/>
+                    <w:t xml:space="preserve">Activity</w:t>
+                  </w:r>
+                </w:p>
+              </w:tc>
+              <w:tc>
+                <w:tcPr>
+                  <w:tcW w:type="dxa" w:w="2506"/>
                   <w:tcBorders>
                     <w:top w:val="single" w:color="B7C2D1" w:sz="4"/>
                     <w:left w:val="single" w:color="B7C2D1" w:sz="4"/>
@@ -3401,13 +4842,47 @@
                       <w:sz w:val="20"/>
                       <w:szCs w:val="20"/>
                     </w:rPr>
+                    <w:t xml:space="preserve">What to do</w:t>
+                  </w:r>
+                </w:p>
+              </w:tc>
+              <w:tc>
+                <w:tcPr>
+                  <w:tcW w:type="dxa" w:w="2506"/>
+                  <w:tcBorders>
+                    <w:top w:val="single" w:color="B7C2D1" w:sz="4"/>
+                    <w:left w:val="single" w:color="B7C2D1" w:sz="4"/>
+                    <w:bottom w:val="single" w:color="B7C2D1" w:sz="4"/>
+                    <w:right w:val="single" w:color="B7C2D1" w:sz="4"/>
+                  </w:tcBorders>
+                  <w:shd w:fill="E6ECF5" w:color="auto" w:val="clear"/>
+                  <w:tcMar>
+                    <w:top w:type="dxa" w:w="80"/>
+                    <w:left w:type="dxa" w:w="120"/>
+                    <w:bottom w:type="dxa" w:w="80"/>
+                    <w:right w:type="dxa" w:w="120"/>
+                  </w:tcMar>
+                  <w:vAlign w:val="center"/>
+                </w:tcPr>
+                <w:p>
+                  <w:pPr>
+                    <w:spacing w:after="0" w:before="0"/>
+                  </w:pPr>
+                  <w:r>
+                    <w:rPr>
+                      <w:rFonts w:ascii="Arial" w:cs="Arial" w:eastAsia="Arial" w:hAnsi="Arial"/>
+                      <w:b/>
+                      <w:bCs/>
+                      <w:sz w:val="20"/>
+                      <w:szCs w:val="20"/>
+                    </w:rPr>
                     <w:t xml:space="preserve">Marks</w:t>
                   </w:r>
                 </w:p>
               </w:tc>
               <w:tc>
                 <w:tcPr>
-                  <w:tcW w:type="dxa" w:w="3342"/>
+                  <w:tcW w:type="dxa" w:w="2506"/>
                   <w:tcBorders>
                     <w:top w:val="single" w:color="B7C2D1" w:sz="4"/>
                     <w:left w:val="single" w:color="B7C2D1" w:sz="4"/>
@@ -3447,73 +4922,107 @@
               </w:trPr>
               <w:tc>
                 <w:tcPr>
-                  <w:tcW w:type="dxa" w:w="3342"/>
-                  <w:tcBorders>
-                    <w:top w:val="single" w:color="B7C2D1" w:sz="4"/>
-                    <w:left w:val="single" w:color="B7C2D1" w:sz="4"/>
-                    <w:bottom w:val="single" w:color="B7C2D1" w:sz="4"/>
-                    <w:right w:val="single" w:color="B7C2D1" w:sz="4"/>
-                  </w:tcBorders>
-                  <w:shd w:fill="FFFFFF" w:color="auto" w:val="clear"/>
-                  <w:tcMar>
-                    <w:top w:type="dxa" w:w="80"/>
-                    <w:left w:type="dxa" w:w="120"/>
-                    <w:bottom w:type="dxa" w:w="80"/>
-                    <w:right w:type="dxa" w:w="120"/>
-                  </w:tcMar>
-                  <w:vAlign w:val="center"/>
-                </w:tcPr>
-                <w:p>
-                  <w:pPr>
-                    <w:spacing w:after="0" w:before="0"/>
-                  </w:pPr>
-                  <w:r>
-                    <w:rPr>
-                      <w:rFonts w:ascii="Arial" w:cs="Arial" w:eastAsia="Arial" w:hAnsi="Arial"/>
-                      <w:sz w:val="21"/>
-                      <w:szCs w:val="21"/>
-                    </w:rPr>
-                    <w:t xml:space="preserve">Ask the user for six whole numbers, one on each line. Store them in a grid of two rows of three. Display each row on its own line.</w:t>
-                  </w:r>
-                </w:p>
-              </w:tc>
-              <w:tc>
-                <w:tcPr>
-                  <w:tcW w:type="dxa" w:w="3342"/>
-                  <w:tcBorders>
-                    <w:top w:val="single" w:color="B7C2D1" w:sz="4"/>
-                    <w:left w:val="single" w:color="B7C2D1" w:sz="4"/>
-                    <w:bottom w:val="single" w:color="B7C2D1" w:sz="4"/>
-                    <w:right w:val="single" w:color="B7C2D1" w:sz="4"/>
-                  </w:tcBorders>
-                  <w:shd w:fill="FFFFFF" w:color="auto" w:val="clear"/>
-                  <w:tcMar>
-                    <w:top w:type="dxa" w:w="80"/>
-                    <w:left w:type="dxa" w:w="120"/>
-                    <w:bottom w:type="dxa" w:w="80"/>
-                    <w:right w:type="dxa" w:w="120"/>
-                  </w:tcMar>
-                  <w:vAlign w:val="center"/>
-                </w:tcPr>
-                <w:p>
-                  <w:pPr>
-                    <w:spacing w:after="0" w:before="0"/>
-                  </w:pPr>
-                  <w:r>
-                    <w:rPr>
-                      <w:rFonts w:ascii="Arial" w:cs="Arial" w:eastAsia="Arial" w:hAnsi="Arial"/>
-                      <w:b w:val="false"/>
-                      <w:bCs w:val="false"/>
-                      <w:sz w:val="21"/>
-                      <w:szCs w:val="21"/>
-                    </w:rPr>
-                    <w:t xml:space="preserve">2</w:t>
-                  </w:r>
-                </w:p>
-              </w:tc>
-              <w:tc>
-                <w:tcPr>
-                  <w:tcW w:type="dxa" w:w="3342"/>
+                  <w:tcW w:type="dxa" w:w="2506"/>
+                  <w:tcBorders>
+                    <w:top w:val="single" w:color="B7C2D1" w:sz="4"/>
+                    <w:left w:val="single" w:color="B7C2D1" w:sz="4"/>
+                    <w:bottom w:val="single" w:color="B7C2D1" w:sz="4"/>
+                    <w:right w:val="single" w:color="B7C2D1" w:sz="4"/>
+                  </w:tcBorders>
+                  <w:shd w:fill="FFFFFF" w:color="auto" w:val="clear"/>
+                  <w:tcMar>
+                    <w:top w:type="dxa" w:w="80"/>
+                    <w:left w:type="dxa" w:w="120"/>
+                    <w:bottom w:type="dxa" w:w="80"/>
+                    <w:right w:type="dxa" w:w="120"/>
+                  </w:tcMar>
+                  <w:vAlign w:val="center"/>
+                </w:tcPr>
+                <w:p>
+                  <w:pPr>
+                    <w:spacing w:after="0" w:before="0"/>
+                  </w:pPr>
+                  <w:r>
+                    <w:rPr>
+                      <w:rFonts w:ascii="Arial" w:cs="Arial" w:eastAsia="Arial" w:hAnsi="Arial"/>
+                      <w:sz w:val="21"/>
+                      <w:szCs w:val="21"/>
+                    </w:rPr>
+                    <w:t xml:space="preserve">Press Run. The loop takes one whole row of the grid at a time.</w:t>
+                  </w:r>
+                </w:p>
+              </w:tc>
+              <w:tc>
+                <w:tcPr>
+                  <w:tcW w:type="dxa" w:w="2506"/>
+                  <w:tcBorders>
+                    <w:top w:val="single" w:color="B7C2D1" w:sz="4"/>
+                    <w:left w:val="single" w:color="B7C2D1" w:sz="4"/>
+                    <w:bottom w:val="single" w:color="B7C2D1" w:sz="4"/>
+                    <w:right w:val="single" w:color="B7C2D1" w:sz="4"/>
+                  </w:tcBorders>
+                  <w:shd w:fill="FFFFFF" w:color="auto" w:val="clear"/>
+                  <w:tcMar>
+                    <w:top w:type="dxa" w:w="80"/>
+                    <w:left w:type="dxa" w:w="120"/>
+                    <w:bottom w:type="dxa" w:w="80"/>
+                    <w:right w:type="dxa" w:w="120"/>
+                  </w:tcMar>
+                  <w:vAlign w:val="center"/>
+                </w:tcPr>
+                <w:p>
+                  <w:pPr>
+                    <w:spacing w:after="0" w:before="0"/>
+                  </w:pPr>
+                  <w:r>
+                    <w:rPr>
+                      <w:rFonts w:ascii="Arial" w:cs="Arial" w:eastAsia="Arial" w:hAnsi="Arial"/>
+                      <w:b w:val="false"/>
+                      <w:bCs w:val="false"/>
+                      <w:sz w:val="21"/>
+                      <w:szCs w:val="21"/>
+                    </w:rPr>
+                    <w:t xml:space="preserve">Run it</w:t>
+                  </w:r>
+                </w:p>
+              </w:tc>
+              <w:tc>
+                <w:tcPr>
+                  <w:tcW w:type="dxa" w:w="2506"/>
+                  <w:tcBorders>
+                    <w:top w:val="single" w:color="B7C2D1" w:sz="4"/>
+                    <w:left w:val="single" w:color="B7C2D1" w:sz="4"/>
+                    <w:bottom w:val="single" w:color="B7C2D1" w:sz="4"/>
+                    <w:right w:val="single" w:color="B7C2D1" w:sz="4"/>
+                  </w:tcBorders>
+                  <w:shd w:fill="FFFFFF" w:color="auto" w:val="clear"/>
+                  <w:tcMar>
+                    <w:top w:type="dxa" w:w="80"/>
+                    <w:left w:type="dxa" w:w="120"/>
+                    <w:bottom w:type="dxa" w:w="80"/>
+                    <w:right w:type="dxa" w:w="120"/>
+                  </w:tcMar>
+                  <w:vAlign w:val="center"/>
+                </w:tcPr>
+                <w:p>
+                  <w:pPr>
+                    <w:spacing w:after="0" w:before="0"/>
+                  </w:pPr>
+                  <w:r>
+                    <w:rPr>
+                      <w:rFonts w:ascii="Arial" w:cs="Arial" w:eastAsia="Arial" w:hAnsi="Arial"/>
+                      <w:b w:val="false"/>
+                      <w:bCs w:val="false"/>
+                      <w:sz w:val="21"/>
+                      <w:szCs w:val="21"/>
+                    </w:rPr>
+                    <w:t xml:space="preserve">1</w:t>
+                  </w:r>
+                </w:p>
+              </w:tc>
+              <w:tc>
+                <w:tcPr>
+                  <w:tcW w:type="dxa" w:w="2506"/>
                   <w:tcBorders>
                     <w:top w:val="single" w:color="B7C2D1" w:sz="4"/>
                     <w:left w:val="single" w:color="B7C2D1" w:sz="4"/>
@@ -3553,73 +5062,107 @@
               </w:trPr>
               <w:tc>
                 <w:tcPr>
-                  <w:tcW w:type="dxa" w:w="3342"/>
-                  <w:tcBorders>
-                    <w:top w:val="single" w:color="B7C2D1" w:sz="4"/>
-                    <w:left w:val="single" w:color="B7C2D1" w:sz="4"/>
-                    <w:bottom w:val="single" w:color="B7C2D1" w:sz="4"/>
-                    <w:right w:val="single" w:color="B7C2D1" w:sz="4"/>
-                  </w:tcBorders>
-                  <w:shd w:fill="FFFFFF" w:color="auto" w:val="clear"/>
-                  <w:tcMar>
-                    <w:top w:type="dxa" w:w="80"/>
-                    <w:left w:type="dxa" w:w="120"/>
-                    <w:bottom w:type="dxa" w:w="80"/>
-                    <w:right w:type="dxa" w:w="120"/>
-                  </w:tcMar>
-                  <w:vAlign w:val="center"/>
-                </w:tcPr>
-                <w:p>
-                  <w:pPr>
-                    <w:spacing w:after="0" w:before="0"/>
-                  </w:pPr>
-                  <w:r>
-                    <w:rPr>
-                      <w:rFonts w:ascii="Arial" w:cs="Arial" w:eastAsia="Arial" w:hAnsi="Arial"/>
-                      <w:sz w:val="21"/>
-                      <w:szCs w:val="21"/>
-                    </w:rPr>
-                    <w:t xml:space="preserve">Ask the user for nine whole numbers, one on each line. Store them in a grid of three rows of three. Display one line for every value, in the form [row] [column] [value].</w:t>
-                  </w:r>
-                </w:p>
-              </w:tc>
-              <w:tc>
-                <w:tcPr>
-                  <w:tcW w:type="dxa" w:w="3342"/>
-                  <w:tcBorders>
-                    <w:top w:val="single" w:color="B7C2D1" w:sz="4"/>
-                    <w:left w:val="single" w:color="B7C2D1" w:sz="4"/>
-                    <w:bottom w:val="single" w:color="B7C2D1" w:sz="4"/>
-                    <w:right w:val="single" w:color="B7C2D1" w:sz="4"/>
-                  </w:tcBorders>
-                  <w:shd w:fill="FFFFFF" w:color="auto" w:val="clear"/>
-                  <w:tcMar>
-                    <w:top w:type="dxa" w:w="80"/>
-                    <w:left w:type="dxa" w:w="120"/>
-                    <w:bottom w:type="dxa" w:w="80"/>
-                    <w:right w:type="dxa" w:w="120"/>
-                  </w:tcMar>
-                  <w:vAlign w:val="center"/>
-                </w:tcPr>
-                <w:p>
-                  <w:pPr>
-                    <w:spacing w:after="0" w:before="0"/>
-                  </w:pPr>
-                  <w:r>
-                    <w:rPr>
-                      <w:rFonts w:ascii="Arial" w:cs="Arial" w:eastAsia="Arial" w:hAnsi="Arial"/>
-                      <w:b w:val="false"/>
-                      <w:bCs w:val="false"/>
-                      <w:sz w:val="21"/>
-                      <w:szCs w:val="21"/>
-                    </w:rPr>
-                    <w:t xml:space="preserve">3</w:t>
-                  </w:r>
-                </w:p>
-              </w:tc>
-              <w:tc>
-                <w:tcPr>
-                  <w:tcW w:type="dxa" w:w="3342"/>
+                  <w:tcW w:type="dxa" w:w="2506"/>
+                  <w:tcBorders>
+                    <w:top w:val="single" w:color="B7C2D1" w:sz="4"/>
+                    <w:left w:val="single" w:color="B7C2D1" w:sz="4"/>
+                    <w:bottom w:val="single" w:color="B7C2D1" w:sz="4"/>
+                    <w:right w:val="single" w:color="B7C2D1" w:sz="4"/>
+                  </w:tcBorders>
+                  <w:shd w:fill="FFFFFF" w:color="auto" w:val="clear"/>
+                  <w:tcMar>
+                    <w:top w:type="dxa" w:w="80"/>
+                    <w:left w:type="dxa" w:w="120"/>
+                    <w:bottom w:type="dxa" w:w="80"/>
+                    <w:right w:type="dxa" w:w="120"/>
+                  </w:tcMar>
+                  <w:vAlign w:val="center"/>
+                </w:tcPr>
+                <w:p>
+                  <w:pPr>
+                    <w:spacing w:after="0" w:before="0"/>
+                  </w:pPr>
+                  <w:r>
+                    <w:rPr>
+                      <w:rFonts w:ascii="Arial" w:cs="Arial" w:eastAsia="Arial" w:hAnsi="Arial"/>
+                      <w:sz w:val="21"/>
+                      <w:szCs w:val="21"/>
+                    </w:rPr>
+                    <w:t xml:space="preserve">What will this program display?</w:t>
+                  </w:r>
+                </w:p>
+              </w:tc>
+              <w:tc>
+                <w:tcPr>
+                  <w:tcW w:type="dxa" w:w="2506"/>
+                  <w:tcBorders>
+                    <w:top w:val="single" w:color="B7C2D1" w:sz="4"/>
+                    <w:left w:val="single" w:color="B7C2D1" w:sz="4"/>
+                    <w:bottom w:val="single" w:color="B7C2D1" w:sz="4"/>
+                    <w:right w:val="single" w:color="B7C2D1" w:sz="4"/>
+                  </w:tcBorders>
+                  <w:shd w:fill="FFFFFF" w:color="auto" w:val="clear"/>
+                  <w:tcMar>
+                    <w:top w:type="dxa" w:w="80"/>
+                    <w:left w:type="dxa" w:w="120"/>
+                    <w:bottom w:type="dxa" w:w="80"/>
+                    <w:right w:type="dxa" w:w="120"/>
+                  </w:tcMar>
+                  <w:vAlign w:val="center"/>
+                </w:tcPr>
+                <w:p>
+                  <w:pPr>
+                    <w:spacing w:after="0" w:before="0"/>
+                  </w:pPr>
+                  <w:r>
+                    <w:rPr>
+                      <w:rFonts w:ascii="Arial" w:cs="Arial" w:eastAsia="Arial" w:hAnsi="Arial"/>
+                      <w:b w:val="false"/>
+                      <w:bCs w:val="false"/>
+                      <w:sz w:val="21"/>
+                      <w:szCs w:val="21"/>
+                    </w:rPr>
+                    <w:t xml:space="preserve">Predict</w:t>
+                  </w:r>
+                </w:p>
+              </w:tc>
+              <w:tc>
+                <w:tcPr>
+                  <w:tcW w:type="dxa" w:w="2506"/>
+                  <w:tcBorders>
+                    <w:top w:val="single" w:color="B7C2D1" w:sz="4"/>
+                    <w:left w:val="single" w:color="B7C2D1" w:sz="4"/>
+                    <w:bottom w:val="single" w:color="B7C2D1" w:sz="4"/>
+                    <w:right w:val="single" w:color="B7C2D1" w:sz="4"/>
+                  </w:tcBorders>
+                  <w:shd w:fill="FFFFFF" w:color="auto" w:val="clear"/>
+                  <w:tcMar>
+                    <w:top w:type="dxa" w:w="80"/>
+                    <w:left w:type="dxa" w:w="120"/>
+                    <w:bottom w:type="dxa" w:w="80"/>
+                    <w:right w:type="dxa" w:w="120"/>
+                  </w:tcMar>
+                  <w:vAlign w:val="center"/>
+                </w:tcPr>
+                <w:p>
+                  <w:pPr>
+                    <w:spacing w:after="0" w:before="0"/>
+                  </w:pPr>
+                  <w:r>
+                    <w:rPr>
+                      <w:rFonts w:ascii="Arial" w:cs="Arial" w:eastAsia="Arial" w:hAnsi="Arial"/>
+                      <w:b w:val="false"/>
+                      <w:bCs w:val="false"/>
+                      <w:sz w:val="21"/>
+                      <w:szCs w:val="21"/>
+                    </w:rPr>
+                    <w:t xml:space="preserve">1</w:t>
+                  </w:r>
+                </w:p>
+              </w:tc>
+              <w:tc>
+                <w:tcPr>
+                  <w:tcW w:type="dxa" w:w="2506"/>
                   <w:tcBorders>
                     <w:top w:val="single" w:color="B7C2D1" w:sz="4"/>
                     <w:left w:val="single" w:color="B7C2D1" w:sz="4"/>
@@ -3659,73 +5202,667 @@
               </w:trPr>
               <w:tc>
                 <w:tcPr>
-                  <w:tcW w:type="dxa" w:w="3342"/>
-                  <w:tcBorders>
-                    <w:top w:val="single" w:color="B7C2D1" w:sz="4"/>
-                    <w:left w:val="single" w:color="B7C2D1" w:sz="4"/>
-                    <w:bottom w:val="single" w:color="B7C2D1" w:sz="4"/>
-                    <w:right w:val="single" w:color="B7C2D1" w:sz="4"/>
-                  </w:tcBorders>
-                  <w:shd w:fill="FFFFFF" w:color="auto" w:val="clear"/>
-                  <w:tcMar>
-                    <w:top w:type="dxa" w:w="80"/>
-                    <w:left w:type="dxa" w:w="120"/>
-                    <w:bottom w:type="dxa" w:w="80"/>
-                    <w:right w:type="dxa" w:w="120"/>
-                  </w:tcMar>
-                  <w:vAlign w:val="center"/>
-                </w:tcPr>
-                <w:p>
-                  <w:pPr>
-                    <w:spacing w:after="0" w:before="0"/>
-                  </w:pPr>
-                  <w:r>
-                    <w:rPr>
-                      <w:rFonts w:ascii="Arial" w:cs="Arial" w:eastAsia="Arial" w:hAnsi="Arial"/>
-                      <w:sz w:val="21"/>
-                      <w:szCs w:val="21"/>
-                    </w:rPr>
-                    <w:t xml:space="preserve">Ask the user for nine whole numbers, one on each line. Store them in a grid of three rows of three. Display every value that is 10 or more, one on each line. Display none instead, on a line of its own, when there are no such values.</w:t>
-                  </w:r>
-                </w:p>
-              </w:tc>
-              <w:tc>
-                <w:tcPr>
-                  <w:tcW w:type="dxa" w:w="3342"/>
-                  <w:tcBorders>
-                    <w:top w:val="single" w:color="B7C2D1" w:sz="4"/>
-                    <w:left w:val="single" w:color="B7C2D1" w:sz="4"/>
-                    <w:bottom w:val="single" w:color="B7C2D1" w:sz="4"/>
-                    <w:right w:val="single" w:color="B7C2D1" w:sz="4"/>
-                  </w:tcBorders>
-                  <w:shd w:fill="FFFFFF" w:color="auto" w:val="clear"/>
-                  <w:tcMar>
-                    <w:top w:type="dxa" w:w="80"/>
-                    <w:left w:type="dxa" w:w="120"/>
-                    <w:bottom w:type="dxa" w:w="80"/>
-                    <w:right w:type="dxa" w:w="120"/>
-                  </w:tcMar>
-                  <w:vAlign w:val="center"/>
-                </w:tcPr>
-                <w:p>
-                  <w:pPr>
-                    <w:spacing w:after="0" w:before="0"/>
-                  </w:pPr>
-                  <w:r>
-                    <w:rPr>
-                      <w:rFonts w:ascii="Arial" w:cs="Arial" w:eastAsia="Arial" w:hAnsi="Arial"/>
-                      <w:b w:val="false"/>
-                      <w:bCs w:val="false"/>
-                      <w:sz w:val="21"/>
-                      <w:szCs w:val="21"/>
-                    </w:rPr>
-                    <w:t xml:space="preserve">4</w:t>
-                  </w:r>
-                </w:p>
-              </w:tc>
-              <w:tc>
-                <w:tcPr>
-                  <w:tcW w:type="dxa" w:w="3342"/>
+                  <w:tcW w:type="dxa" w:w="2506"/>
+                  <w:tcBorders>
+                    <w:top w:val="single" w:color="B7C2D1" w:sz="4"/>
+                    <w:left w:val="single" w:color="B7C2D1" w:sz="4"/>
+                    <w:bottom w:val="single" w:color="B7C2D1" w:sz="4"/>
+                    <w:right w:val="single" w:color="B7C2D1" w:sz="4"/>
+                  </w:tcBorders>
+                  <w:shd w:fill="FFFFFF" w:color="auto" w:val="clear"/>
+                  <w:tcMar>
+                    <w:top w:type="dxa" w:w="80"/>
+                    <w:left w:type="dxa" w:w="120"/>
+                    <w:bottom w:type="dxa" w:w="80"/>
+                    <w:right w:type="dxa" w:w="120"/>
+                  </w:tcMar>
+                  <w:vAlign w:val="center"/>
+                </w:tcPr>
+                <w:p>
+                  <w:pPr>
+                    <w:spacing w:after="0" w:before="0"/>
+                  </w:pPr>
+                  <w:r>
+                    <w:rPr>
+                      <w:rFonts w:ascii="Arial" w:cs="Arial" w:eastAsia="Arial" w:hAnsi="Arial"/>
+                      <w:sz w:val="21"/>
+                      <w:szCs w:val="21"/>
+                    </w:rPr>
+                    <w:t xml:space="preserve">Finish the program so it displays every value of the grid, one on each line.</w:t>
+                  </w:r>
+                </w:p>
+              </w:tc>
+              <w:tc>
+                <w:tcPr>
+                  <w:tcW w:type="dxa" w:w="2506"/>
+                  <w:tcBorders>
+                    <w:top w:val="single" w:color="B7C2D1" w:sz="4"/>
+                    <w:left w:val="single" w:color="B7C2D1" w:sz="4"/>
+                    <w:bottom w:val="single" w:color="B7C2D1" w:sz="4"/>
+                    <w:right w:val="single" w:color="B7C2D1" w:sz="4"/>
+                  </w:tcBorders>
+                  <w:shd w:fill="FFFFFF" w:color="auto" w:val="clear"/>
+                  <w:tcMar>
+                    <w:top w:type="dxa" w:w="80"/>
+                    <w:left w:type="dxa" w:w="120"/>
+                    <w:bottom w:type="dxa" w:w="80"/>
+                    <w:right w:type="dxa" w:w="120"/>
+                  </w:tcMar>
+                  <w:vAlign w:val="center"/>
+                </w:tcPr>
+                <w:p>
+                  <w:pPr>
+                    <w:spacing w:after="0" w:before="0"/>
+                  </w:pPr>
+                  <w:r>
+                    <w:rPr>
+                      <w:rFonts w:ascii="Arial" w:cs="Arial" w:eastAsia="Arial" w:hAnsi="Arial"/>
+                      <w:b w:val="false"/>
+                      <w:bCs w:val="false"/>
+                      <w:sz w:val="21"/>
+                      <w:szCs w:val="21"/>
+                    </w:rPr>
+                    <w:t xml:space="preserve">Complete it</w:t>
+                  </w:r>
+                </w:p>
+              </w:tc>
+              <w:tc>
+                <w:tcPr>
+                  <w:tcW w:type="dxa" w:w="2506"/>
+                  <w:tcBorders>
+                    <w:top w:val="single" w:color="B7C2D1" w:sz="4"/>
+                    <w:left w:val="single" w:color="B7C2D1" w:sz="4"/>
+                    <w:bottom w:val="single" w:color="B7C2D1" w:sz="4"/>
+                    <w:right w:val="single" w:color="B7C2D1" w:sz="4"/>
+                  </w:tcBorders>
+                  <w:shd w:fill="FFFFFF" w:color="auto" w:val="clear"/>
+                  <w:tcMar>
+                    <w:top w:type="dxa" w:w="80"/>
+                    <w:left w:type="dxa" w:w="120"/>
+                    <w:bottom w:type="dxa" w:w="80"/>
+                    <w:right w:type="dxa" w:w="120"/>
+                  </w:tcMar>
+                  <w:vAlign w:val="center"/>
+                </w:tcPr>
+                <w:p>
+                  <w:pPr>
+                    <w:spacing w:after="0" w:before="0"/>
+                  </w:pPr>
+                  <w:r>
+                    <w:rPr>
+                      <w:rFonts w:ascii="Arial" w:cs="Arial" w:eastAsia="Arial" w:hAnsi="Arial"/>
+                      <w:b w:val="false"/>
+                      <w:bCs w:val="false"/>
+                      <w:sz w:val="21"/>
+                      <w:szCs w:val="21"/>
+                    </w:rPr>
+                    <w:t xml:space="preserve">2</w:t>
+                  </w:r>
+                </w:p>
+              </w:tc>
+              <w:tc>
+                <w:tcPr>
+                  <w:tcW w:type="dxa" w:w="2506"/>
+                  <w:tcBorders>
+                    <w:top w:val="single" w:color="B7C2D1" w:sz="4"/>
+                    <w:left w:val="single" w:color="B7C2D1" w:sz="4"/>
+                    <w:bottom w:val="single" w:color="B7C2D1" w:sz="4"/>
+                    <w:right w:val="single" w:color="B7C2D1" w:sz="4"/>
+                  </w:tcBorders>
+                  <w:shd w:fill="FFFFFF" w:color="auto" w:val="clear"/>
+                  <w:tcMar>
+                    <w:top w:type="dxa" w:w="80"/>
+                    <w:left w:type="dxa" w:w="120"/>
+                    <w:bottom w:type="dxa" w:w="80"/>
+                    <w:right w:type="dxa" w:w="120"/>
+                  </w:tcMar>
+                  <w:vAlign w:val="center"/>
+                </w:tcPr>
+                <w:p>
+                  <w:pPr>
+                    <w:spacing w:after="0" w:before="0"/>
+                  </w:pPr>
+                  <w:r>
+                    <w:rPr>
+                      <w:rFonts w:ascii="Arial" w:cs="Arial" w:eastAsia="Arial" w:hAnsi="Arial"/>
+                      <w:b w:val="false"/>
+                      <w:bCs w:val="false"/>
+                      <w:sz w:val="21"/>
+                      <w:szCs w:val="21"/>
+                    </w:rPr>
+                    <w:t xml:space="preserve"/>
+                  </w:r>
+                </w:p>
+              </w:tc>
+            </w:tr>
+            <w:tr>
+              <w:trPr>
+                <w:cantSplit/>
+                <w:trHeight w:val="360" w:hRule="atLeast"/>
+              </w:trPr>
+              <w:tc>
+                <w:tcPr>
+                  <w:tcW w:type="dxa" w:w="2506"/>
+                  <w:tcBorders>
+                    <w:top w:val="single" w:color="B7C2D1" w:sz="4"/>
+                    <w:left w:val="single" w:color="B7C2D1" w:sz="4"/>
+                    <w:bottom w:val="single" w:color="B7C2D1" w:sz="4"/>
+                    <w:right w:val="single" w:color="B7C2D1" w:sz="4"/>
+                  </w:tcBorders>
+                  <w:shd w:fill="FFFFFF" w:color="auto" w:val="clear"/>
+                  <w:tcMar>
+                    <w:top w:type="dxa" w:w="80"/>
+                    <w:left w:type="dxa" w:w="120"/>
+                    <w:bottom w:type="dxa" w:w="80"/>
+                    <w:right w:type="dxa" w:w="120"/>
+                  </w:tcMar>
+                  <w:vAlign w:val="center"/>
+                </w:tcPr>
+                <w:p>
+                  <w:pPr>
+                    <w:spacing w:after="0" w:before="0"/>
+                  </w:pPr>
+                  <w:r>
+                    <w:rPr>
+                      <w:rFonts w:ascii="Arial" w:cs="Arial" w:eastAsia="Arial" w:hAnsi="Arial"/>
+                      <w:sz w:val="21"/>
+                      <w:szCs w:val="21"/>
+                    </w:rPr>
+                    <w:t xml:space="preserve">Ask the user for six whole numbers, one on each line. Put them in a grid of two rows of three. Display each row on one line, with one space between the values.</w:t>
+                  </w:r>
+                </w:p>
+              </w:tc>
+              <w:tc>
+                <w:tcPr>
+                  <w:tcW w:type="dxa" w:w="2506"/>
+                  <w:tcBorders>
+                    <w:top w:val="single" w:color="B7C2D1" w:sz="4"/>
+                    <w:left w:val="single" w:color="B7C2D1" w:sz="4"/>
+                    <w:bottom w:val="single" w:color="B7C2D1" w:sz="4"/>
+                    <w:right w:val="single" w:color="B7C2D1" w:sz="4"/>
+                  </w:tcBorders>
+                  <w:shd w:fill="FFFFFF" w:color="auto" w:val="clear"/>
+                  <w:tcMar>
+                    <w:top w:type="dxa" w:w="80"/>
+                    <w:left w:type="dxa" w:w="120"/>
+                    <w:bottom w:type="dxa" w:w="80"/>
+                    <w:right w:type="dxa" w:w="120"/>
+                  </w:tcMar>
+                  <w:vAlign w:val="center"/>
+                </w:tcPr>
+                <w:p>
+                  <w:pPr>
+                    <w:spacing w:after="0" w:before="0"/>
+                  </w:pPr>
+                  <w:r>
+                    <w:rPr>
+                      <w:rFonts w:ascii="Arial" w:cs="Arial" w:eastAsia="Arial" w:hAnsi="Arial"/>
+                      <w:b w:val="false"/>
+                      <w:bCs w:val="false"/>
+                      <w:sz w:val="21"/>
+                      <w:szCs w:val="21"/>
+                    </w:rPr>
+                    <w:t xml:space="preserve">Write it</w:t>
+                  </w:r>
+                </w:p>
+              </w:tc>
+              <w:tc>
+                <w:tcPr>
+                  <w:tcW w:type="dxa" w:w="2506"/>
+                  <w:tcBorders>
+                    <w:top w:val="single" w:color="B7C2D1" w:sz="4"/>
+                    <w:left w:val="single" w:color="B7C2D1" w:sz="4"/>
+                    <w:bottom w:val="single" w:color="B7C2D1" w:sz="4"/>
+                    <w:right w:val="single" w:color="B7C2D1" w:sz="4"/>
+                  </w:tcBorders>
+                  <w:shd w:fill="FFFFFF" w:color="auto" w:val="clear"/>
+                  <w:tcMar>
+                    <w:top w:type="dxa" w:w="80"/>
+                    <w:left w:type="dxa" w:w="120"/>
+                    <w:bottom w:type="dxa" w:w="80"/>
+                    <w:right w:type="dxa" w:w="120"/>
+                  </w:tcMar>
+                  <w:vAlign w:val="center"/>
+                </w:tcPr>
+                <w:p>
+                  <w:pPr>
+                    <w:spacing w:after="0" w:before="0"/>
+                  </w:pPr>
+                  <w:r>
+                    <w:rPr>
+                      <w:rFonts w:ascii="Arial" w:cs="Arial" w:eastAsia="Arial" w:hAnsi="Arial"/>
+                      <w:b w:val="false"/>
+                      <w:bCs w:val="false"/>
+                      <w:sz w:val="21"/>
+                      <w:szCs w:val="21"/>
+                    </w:rPr>
+                    <w:t xml:space="preserve">3</w:t>
+                  </w:r>
+                </w:p>
+              </w:tc>
+              <w:tc>
+                <w:tcPr>
+                  <w:tcW w:type="dxa" w:w="2506"/>
+                  <w:tcBorders>
+                    <w:top w:val="single" w:color="B7C2D1" w:sz="4"/>
+                    <w:left w:val="single" w:color="B7C2D1" w:sz="4"/>
+                    <w:bottom w:val="single" w:color="B7C2D1" w:sz="4"/>
+                    <w:right w:val="single" w:color="B7C2D1" w:sz="4"/>
+                  </w:tcBorders>
+                  <w:shd w:fill="FFFFFF" w:color="auto" w:val="clear"/>
+                  <w:tcMar>
+                    <w:top w:type="dxa" w:w="80"/>
+                    <w:left w:type="dxa" w:w="120"/>
+                    <w:bottom w:type="dxa" w:w="80"/>
+                    <w:right w:type="dxa" w:w="120"/>
+                  </w:tcMar>
+                  <w:vAlign w:val="center"/>
+                </w:tcPr>
+                <w:p>
+                  <w:pPr>
+                    <w:spacing w:after="0" w:before="0"/>
+                  </w:pPr>
+                  <w:r>
+                    <w:rPr>
+                      <w:rFonts w:ascii="Arial" w:cs="Arial" w:eastAsia="Arial" w:hAnsi="Arial"/>
+                      <w:b w:val="false"/>
+                      <w:bCs w:val="false"/>
+                      <w:sz w:val="21"/>
+                      <w:szCs w:val="21"/>
+                    </w:rPr>
+                    <w:t xml:space="preserve"/>
+                  </w:r>
+                </w:p>
+              </w:tc>
+            </w:tr>
+            <w:tr>
+              <w:trPr>
+                <w:cantSplit/>
+                <w:trHeight w:val="360" w:hRule="atLeast"/>
+              </w:trPr>
+              <w:tc>
+                <w:tcPr>
+                  <w:tcW w:type="dxa" w:w="2506"/>
+                  <w:tcBorders>
+                    <w:top w:val="single" w:color="B7C2D1" w:sz="4"/>
+                    <w:left w:val="single" w:color="B7C2D1" w:sz="4"/>
+                    <w:bottom w:val="single" w:color="B7C2D1" w:sz="4"/>
+                    <w:right w:val="single" w:color="B7C2D1" w:sz="4"/>
+                  </w:tcBorders>
+                  <w:shd w:fill="FFFFFF" w:color="auto" w:val="clear"/>
+                  <w:tcMar>
+                    <w:top w:type="dxa" w:w="80"/>
+                    <w:left w:type="dxa" w:w="120"/>
+                    <w:bottom w:type="dxa" w:w="80"/>
+                    <w:right w:type="dxa" w:w="120"/>
+                  </w:tcMar>
+                  <w:vAlign w:val="center"/>
+                </w:tcPr>
+                <w:p>
+                  <w:pPr>
+                    <w:spacing w:after="0" w:before="0"/>
+                  </w:pPr>
+                  <w:r>
+                    <w:rPr>
+                      <w:rFonts w:ascii="Arial" w:cs="Arial" w:eastAsia="Arial" w:hAnsi="Arial"/>
+                      <w:sz w:val="21"/>
+                      <w:szCs w:val="21"/>
+                    </w:rPr>
+                    <w:t xml:space="preserve">Ask the user for four words, one on each line. Keep them in a grid of two rows of two. Display the row number, the column number and the word for every word in the grid.</w:t>
+                  </w:r>
+                </w:p>
+              </w:tc>
+              <w:tc>
+                <w:tcPr>
+                  <w:tcW w:type="dxa" w:w="2506"/>
+                  <w:tcBorders>
+                    <w:top w:val="single" w:color="B7C2D1" w:sz="4"/>
+                    <w:left w:val="single" w:color="B7C2D1" w:sz="4"/>
+                    <w:bottom w:val="single" w:color="B7C2D1" w:sz="4"/>
+                    <w:right w:val="single" w:color="B7C2D1" w:sz="4"/>
+                  </w:tcBorders>
+                  <w:shd w:fill="FFFFFF" w:color="auto" w:val="clear"/>
+                  <w:tcMar>
+                    <w:top w:type="dxa" w:w="80"/>
+                    <w:left w:type="dxa" w:w="120"/>
+                    <w:bottom w:type="dxa" w:w="80"/>
+                    <w:right w:type="dxa" w:w="120"/>
+                  </w:tcMar>
+                  <w:vAlign w:val="center"/>
+                </w:tcPr>
+                <w:p>
+                  <w:pPr>
+                    <w:spacing w:after="0" w:before="0"/>
+                  </w:pPr>
+                  <w:r>
+                    <w:rPr>
+                      <w:rFonts w:ascii="Arial" w:cs="Arial" w:eastAsia="Arial" w:hAnsi="Arial"/>
+                      <w:b w:val="false"/>
+                      <w:bCs w:val="false"/>
+                      <w:sz w:val="21"/>
+                      <w:szCs w:val="21"/>
+                    </w:rPr>
+                    <w:t xml:space="preserve">Write it</w:t>
+                  </w:r>
+                </w:p>
+              </w:tc>
+              <w:tc>
+                <w:tcPr>
+                  <w:tcW w:type="dxa" w:w="2506"/>
+                  <w:tcBorders>
+                    <w:top w:val="single" w:color="B7C2D1" w:sz="4"/>
+                    <w:left w:val="single" w:color="B7C2D1" w:sz="4"/>
+                    <w:bottom w:val="single" w:color="B7C2D1" w:sz="4"/>
+                    <w:right w:val="single" w:color="B7C2D1" w:sz="4"/>
+                  </w:tcBorders>
+                  <w:shd w:fill="FFFFFF" w:color="auto" w:val="clear"/>
+                  <w:tcMar>
+                    <w:top w:type="dxa" w:w="80"/>
+                    <w:left w:type="dxa" w:w="120"/>
+                    <w:bottom w:type="dxa" w:w="80"/>
+                    <w:right w:type="dxa" w:w="120"/>
+                  </w:tcMar>
+                  <w:vAlign w:val="center"/>
+                </w:tcPr>
+                <w:p>
+                  <w:pPr>
+                    <w:spacing w:after="0" w:before="0"/>
+                  </w:pPr>
+                  <w:r>
+                    <w:rPr>
+                      <w:rFonts w:ascii="Arial" w:cs="Arial" w:eastAsia="Arial" w:hAnsi="Arial"/>
+                      <w:b w:val="false"/>
+                      <w:bCs w:val="false"/>
+                      <w:sz w:val="21"/>
+                      <w:szCs w:val="21"/>
+                    </w:rPr>
+                    <w:t xml:space="preserve">3</w:t>
+                  </w:r>
+                </w:p>
+              </w:tc>
+              <w:tc>
+                <w:tcPr>
+                  <w:tcW w:type="dxa" w:w="2506"/>
+                  <w:tcBorders>
+                    <w:top w:val="single" w:color="B7C2D1" w:sz="4"/>
+                    <w:left w:val="single" w:color="B7C2D1" w:sz="4"/>
+                    <w:bottom w:val="single" w:color="B7C2D1" w:sz="4"/>
+                    <w:right w:val="single" w:color="B7C2D1" w:sz="4"/>
+                  </w:tcBorders>
+                  <w:shd w:fill="FFFFFF" w:color="auto" w:val="clear"/>
+                  <w:tcMar>
+                    <w:top w:type="dxa" w:w="80"/>
+                    <w:left w:type="dxa" w:w="120"/>
+                    <w:bottom w:type="dxa" w:w="80"/>
+                    <w:right w:type="dxa" w:w="120"/>
+                  </w:tcMar>
+                  <w:vAlign w:val="center"/>
+                </w:tcPr>
+                <w:p>
+                  <w:pPr>
+                    <w:spacing w:after="0" w:before="0"/>
+                  </w:pPr>
+                  <w:r>
+                    <w:rPr>
+                      <w:rFonts w:ascii="Arial" w:cs="Arial" w:eastAsia="Arial" w:hAnsi="Arial"/>
+                      <w:b w:val="false"/>
+                      <w:bCs w:val="false"/>
+                      <w:sz w:val="21"/>
+                      <w:szCs w:val="21"/>
+                    </w:rPr>
+                    <w:t xml:space="preserve"/>
+                  </w:r>
+                </w:p>
+              </w:tc>
+            </w:tr>
+            <w:tr>
+              <w:trPr>
+                <w:cantSplit/>
+                <w:trHeight w:val="360" w:hRule="atLeast"/>
+              </w:trPr>
+              <w:tc>
+                <w:tcPr>
+                  <w:tcW w:type="dxa" w:w="2506"/>
+                  <w:tcBorders>
+                    <w:top w:val="single" w:color="B7C2D1" w:sz="4"/>
+                    <w:left w:val="single" w:color="B7C2D1" w:sz="4"/>
+                    <w:bottom w:val="single" w:color="B7C2D1" w:sz="4"/>
+                    <w:right w:val="single" w:color="B7C2D1" w:sz="4"/>
+                  </w:tcBorders>
+                  <w:shd w:fill="FFFFFF" w:color="auto" w:val="clear"/>
+                  <w:tcMar>
+                    <w:top w:type="dxa" w:w="80"/>
+                    <w:left w:type="dxa" w:w="120"/>
+                    <w:bottom w:type="dxa" w:w="80"/>
+                    <w:right w:type="dxa" w:w="120"/>
+                  </w:tcMar>
+                  <w:vAlign w:val="center"/>
+                </w:tcPr>
+                <w:p>
+                  <w:pPr>
+                    <w:spacing w:after="0" w:before="0"/>
+                  </w:pPr>
+                  <w:r>
+                    <w:rPr>
+                      <w:rFonts w:ascii="Arial" w:cs="Arial" w:eastAsia="Arial" w:hAnsi="Arial"/>
+                      <w:sz w:val="21"/>
+                      <w:szCs w:val="21"/>
+                    </w:rPr>
+                    <w:t xml:space="preserve">This program should display every value of the grid, one on each line. Find the mistake and put it right.</w:t>
+                  </w:r>
+                </w:p>
+              </w:tc>
+              <w:tc>
+                <w:tcPr>
+                  <w:tcW w:type="dxa" w:w="2506"/>
+                  <w:tcBorders>
+                    <w:top w:val="single" w:color="B7C2D1" w:sz="4"/>
+                    <w:left w:val="single" w:color="B7C2D1" w:sz="4"/>
+                    <w:bottom w:val="single" w:color="B7C2D1" w:sz="4"/>
+                    <w:right w:val="single" w:color="B7C2D1" w:sz="4"/>
+                  </w:tcBorders>
+                  <w:shd w:fill="FFFFFF" w:color="auto" w:val="clear"/>
+                  <w:tcMar>
+                    <w:top w:type="dxa" w:w="80"/>
+                    <w:left w:type="dxa" w:w="120"/>
+                    <w:bottom w:type="dxa" w:w="80"/>
+                    <w:right w:type="dxa" w:w="120"/>
+                  </w:tcMar>
+                  <w:vAlign w:val="center"/>
+                </w:tcPr>
+                <w:p>
+                  <w:pPr>
+                    <w:spacing w:after="0" w:before="0"/>
+                  </w:pPr>
+                  <w:r>
+                    <w:rPr>
+                      <w:rFonts w:ascii="Arial" w:cs="Arial" w:eastAsia="Arial" w:hAnsi="Arial"/>
+                      <w:b w:val="false"/>
+                      <w:bCs w:val="false"/>
+                      <w:sz w:val="21"/>
+                      <w:szCs w:val="21"/>
+                    </w:rPr>
+                    <w:t xml:space="preserve">Fix it</w:t>
+                  </w:r>
+                </w:p>
+              </w:tc>
+              <w:tc>
+                <w:tcPr>
+                  <w:tcW w:type="dxa" w:w="2506"/>
+                  <w:tcBorders>
+                    <w:top w:val="single" w:color="B7C2D1" w:sz="4"/>
+                    <w:left w:val="single" w:color="B7C2D1" w:sz="4"/>
+                    <w:bottom w:val="single" w:color="B7C2D1" w:sz="4"/>
+                    <w:right w:val="single" w:color="B7C2D1" w:sz="4"/>
+                  </w:tcBorders>
+                  <w:shd w:fill="FFFFFF" w:color="auto" w:val="clear"/>
+                  <w:tcMar>
+                    <w:top w:type="dxa" w:w="80"/>
+                    <w:left w:type="dxa" w:w="120"/>
+                    <w:bottom w:type="dxa" w:w="80"/>
+                    <w:right w:type="dxa" w:w="120"/>
+                  </w:tcMar>
+                  <w:vAlign w:val="center"/>
+                </w:tcPr>
+                <w:p>
+                  <w:pPr>
+                    <w:spacing w:after="0" w:before="0"/>
+                  </w:pPr>
+                  <w:r>
+                    <w:rPr>
+                      <w:rFonts w:ascii="Arial" w:cs="Arial" w:eastAsia="Arial" w:hAnsi="Arial"/>
+                      <w:b w:val="false"/>
+                      <w:bCs w:val="false"/>
+                      <w:sz w:val="21"/>
+                      <w:szCs w:val="21"/>
+                    </w:rPr>
+                    <w:t xml:space="preserve">2</w:t>
+                  </w:r>
+                </w:p>
+              </w:tc>
+              <w:tc>
+                <w:tcPr>
+                  <w:tcW w:type="dxa" w:w="2506"/>
+                  <w:tcBorders>
+                    <w:top w:val="single" w:color="B7C2D1" w:sz="4"/>
+                    <w:left w:val="single" w:color="B7C2D1" w:sz="4"/>
+                    <w:bottom w:val="single" w:color="B7C2D1" w:sz="4"/>
+                    <w:right w:val="single" w:color="B7C2D1" w:sz="4"/>
+                  </w:tcBorders>
+                  <w:shd w:fill="FFFFFF" w:color="auto" w:val="clear"/>
+                  <w:tcMar>
+                    <w:top w:type="dxa" w:w="80"/>
+                    <w:left w:type="dxa" w:w="120"/>
+                    <w:bottom w:type="dxa" w:w="80"/>
+                    <w:right w:type="dxa" w:w="120"/>
+                  </w:tcMar>
+                  <w:vAlign w:val="center"/>
+                </w:tcPr>
+                <w:p>
+                  <w:pPr>
+                    <w:spacing w:after="0" w:before="0"/>
+                  </w:pPr>
+                  <w:r>
+                    <w:rPr>
+                      <w:rFonts w:ascii="Arial" w:cs="Arial" w:eastAsia="Arial" w:hAnsi="Arial"/>
+                      <w:b w:val="false"/>
+                      <w:bCs w:val="false"/>
+                      <w:sz w:val="21"/>
+                      <w:szCs w:val="21"/>
+                    </w:rPr>
+                    <w:t xml:space="preserve"/>
+                  </w:r>
+                </w:p>
+              </w:tc>
+            </w:tr>
+            <w:tr>
+              <w:trPr>
+                <w:cantSplit/>
+                <w:trHeight w:val="360" w:hRule="atLeast"/>
+              </w:trPr>
+              <w:tc>
+                <w:tcPr>
+                  <w:tcW w:type="dxa" w:w="2506"/>
+                  <w:tcBorders>
+                    <w:top w:val="single" w:color="B7C2D1" w:sz="4"/>
+                    <w:left w:val="single" w:color="B7C2D1" w:sz="4"/>
+                    <w:bottom w:val="single" w:color="B7C2D1" w:sz="4"/>
+                    <w:right w:val="single" w:color="B7C2D1" w:sz="4"/>
+                  </w:tcBorders>
+                  <w:shd w:fill="FFFFFF" w:color="auto" w:val="clear"/>
+                  <w:tcMar>
+                    <w:top w:type="dxa" w:w="80"/>
+                    <w:left w:type="dxa" w:w="120"/>
+                    <w:bottom w:type="dxa" w:w="80"/>
+                    <w:right w:type="dxa" w:w="120"/>
+                  </w:tcMar>
+                  <w:vAlign w:val="center"/>
+                </w:tcPr>
+                <w:p>
+                  <w:pPr>
+                    <w:spacing w:after="0" w:before="0"/>
+                  </w:pPr>
+                  <w:r>
+                    <w:rPr>
+                      <w:rFonts w:ascii="Arial" w:cs="Arial" w:eastAsia="Arial" w:hAnsi="Arial"/>
+                      <w:sz w:val="21"/>
+                      <w:szCs w:val="21"/>
+                    </w:rPr>
+                    <w:t xml:space="preserve">A grid of two rows of four is written into the program. Ask the user for one whole number. Display every value in the grid that is that number or more, one on each line. Display the word none instead, on a line of its own, when there are no such values.</w:t>
+                  </w:r>
+                </w:p>
+              </w:tc>
+              <w:tc>
+                <w:tcPr>
+                  <w:tcW w:type="dxa" w:w="2506"/>
+                  <w:tcBorders>
+                    <w:top w:val="single" w:color="B7C2D1" w:sz="4"/>
+                    <w:left w:val="single" w:color="B7C2D1" w:sz="4"/>
+                    <w:bottom w:val="single" w:color="B7C2D1" w:sz="4"/>
+                    <w:right w:val="single" w:color="B7C2D1" w:sz="4"/>
+                  </w:tcBorders>
+                  <w:shd w:fill="FFFFFF" w:color="auto" w:val="clear"/>
+                  <w:tcMar>
+                    <w:top w:type="dxa" w:w="80"/>
+                    <w:left w:type="dxa" w:w="120"/>
+                    <w:bottom w:type="dxa" w:w="80"/>
+                    <w:right w:type="dxa" w:w="120"/>
+                  </w:tcMar>
+                  <w:vAlign w:val="center"/>
+                </w:tcPr>
+                <w:p>
+                  <w:pPr>
+                    <w:spacing w:after="0" w:before="0"/>
+                  </w:pPr>
+                  <w:r>
+                    <w:rPr>
+                      <w:rFonts w:ascii="Arial" w:cs="Arial" w:eastAsia="Arial" w:hAnsi="Arial"/>
+                      <w:b w:val="false"/>
+                      <w:bCs w:val="false"/>
+                      <w:sz w:val="21"/>
+                      <w:szCs w:val="21"/>
+                    </w:rPr>
+                    <w:t xml:space="preserve">Challenge (optional)</w:t>
+                  </w:r>
+                </w:p>
+              </w:tc>
+              <w:tc>
+                <w:tcPr>
+                  <w:tcW w:type="dxa" w:w="2506"/>
+                  <w:tcBorders>
+                    <w:top w:val="single" w:color="B7C2D1" w:sz="4"/>
+                    <w:left w:val="single" w:color="B7C2D1" w:sz="4"/>
+                    <w:bottom w:val="single" w:color="B7C2D1" w:sz="4"/>
+                    <w:right w:val="single" w:color="B7C2D1" w:sz="4"/>
+                  </w:tcBorders>
+                  <w:shd w:fill="FFFFFF" w:color="auto" w:val="clear"/>
+                  <w:tcMar>
+                    <w:top w:type="dxa" w:w="80"/>
+                    <w:left w:type="dxa" w:w="120"/>
+                    <w:bottom w:type="dxa" w:w="80"/>
+                    <w:right w:type="dxa" w:w="120"/>
+                  </w:tcMar>
+                  <w:vAlign w:val="center"/>
+                </w:tcPr>
+                <w:p>
+                  <w:pPr>
+                    <w:spacing w:after="0" w:before="0"/>
+                  </w:pPr>
+                  <w:r>
+                    <w:rPr>
+                      <w:rFonts w:ascii="Arial" w:cs="Arial" w:eastAsia="Arial" w:hAnsi="Arial"/>
+                      <w:b w:val="false"/>
+                      <w:bCs w:val="false"/>
+                      <w:sz w:val="21"/>
+                      <w:szCs w:val="21"/>
+                    </w:rPr>
+                    <w:t xml:space="preserve">3</w:t>
+                  </w:r>
+                </w:p>
+              </w:tc>
+              <w:tc>
+                <w:tcPr>
+                  <w:tcW w:type="dxa" w:w="2506"/>
                   <w:tcBorders>
                     <w:top w:val="single" w:color="B7C2D1" w:sz="4"/>
                     <w:left w:val="single" w:color="B7C2D1" w:sz="4"/>
@@ -3772,7 +5909,7 @@
                 <w:sz w:val="21"/>
                 <w:szCs w:val="21"/>
               </w:rPr>
-              <w:t xml:space="preserve">Plan the one you found hardest: inputs, what happens to them, what is printed.</w:t>
+              <w:t xml:space="preserve">Plan the one you found hardest: what is typed in, what happens to it, what is displayed.</w:t>
             </w:r>
           </w:p>
           <w:tbl>
@@ -4198,12 +6335,12 @@
                 <w:sz w:val="21"/>
                 <w:szCs w:val="21"/>
               </w:rPr>
-              <w:t xml:space="preserve">Tick each one off as its tests pass in the editor</w:t>
+              <w:t xml:space="preserve">Tick each one off as you finish it in the editor</w:t>
             </w:r>
           </w:p>
           <w:tbl>
             <w:tblPr>
-              <w:tblW w:type="dxa" w:w="10026"/>
+              <w:tblW w:type="dxa" w:w="10024"/>
               <w:tblBorders>
                 <w:top w:val="single" w:color="auto" w:sz="4"/>
                 <w:left w:val="single" w:color="auto" w:sz="4"/>
@@ -4214,9 +6351,10 @@
               </w:tblBorders>
             </w:tblPr>
             <w:tblGrid>
-              <w:gridCol w:w="3342"/>
-              <w:gridCol w:w="3342"/>
-              <w:gridCol w:w="3342"/>
+              <w:gridCol w:w="2506"/>
+              <w:gridCol w:w="2506"/>
+              <w:gridCol w:w="2506"/>
+              <w:gridCol w:w="2506"/>
             </w:tblGrid>
             <w:tr>
               <w:trPr>
@@ -4225,7 +6363,7 @@
               </w:trPr>
               <w:tc>
                 <w:tcPr>
-                  <w:tcW w:type="dxa" w:w="3342"/>
+                  <w:tcW w:type="dxa" w:w="2506"/>
                   <w:tcBorders>
                     <w:top w:val="single" w:color="B7C2D1" w:sz="4"/>
                     <w:left w:val="single" w:color="B7C2D1" w:sz="4"/>
@@ -4253,13 +6391,13 @@
                       <w:sz w:val="20"/>
                       <w:szCs w:val="20"/>
                     </w:rPr>
-                    <w:t xml:space="preserve">Program</w:t>
-                  </w:r>
-                </w:p>
-              </w:tc>
-              <w:tc>
-                <w:tcPr>
-                  <w:tcW w:type="dxa" w:w="3342"/>
+                    <w:t xml:space="preserve">Activity</w:t>
+                  </w:r>
+                </w:p>
+              </w:tc>
+              <w:tc>
+                <w:tcPr>
+                  <w:tcW w:type="dxa" w:w="2506"/>
                   <w:tcBorders>
                     <w:top w:val="single" w:color="B7C2D1" w:sz="4"/>
                     <w:left w:val="single" w:color="B7C2D1" w:sz="4"/>
@@ -4287,13 +6425,47 @@
                       <w:sz w:val="20"/>
                       <w:szCs w:val="20"/>
                     </w:rPr>
+                    <w:t xml:space="preserve">What to do</w:t>
+                  </w:r>
+                </w:p>
+              </w:tc>
+              <w:tc>
+                <w:tcPr>
+                  <w:tcW w:type="dxa" w:w="2506"/>
+                  <w:tcBorders>
+                    <w:top w:val="single" w:color="B7C2D1" w:sz="4"/>
+                    <w:left w:val="single" w:color="B7C2D1" w:sz="4"/>
+                    <w:bottom w:val="single" w:color="B7C2D1" w:sz="4"/>
+                    <w:right w:val="single" w:color="B7C2D1" w:sz="4"/>
+                  </w:tcBorders>
+                  <w:shd w:fill="E6ECF5" w:color="auto" w:val="clear"/>
+                  <w:tcMar>
+                    <w:top w:type="dxa" w:w="80"/>
+                    <w:left w:type="dxa" w:w="120"/>
+                    <w:bottom w:type="dxa" w:w="80"/>
+                    <w:right w:type="dxa" w:w="120"/>
+                  </w:tcMar>
+                  <w:vAlign w:val="center"/>
+                </w:tcPr>
+                <w:p>
+                  <w:pPr>
+                    <w:spacing w:after="0" w:before="0"/>
+                  </w:pPr>
+                  <w:r>
+                    <w:rPr>
+                      <w:rFonts w:ascii="Arial" w:cs="Arial" w:eastAsia="Arial" w:hAnsi="Arial"/>
+                      <w:b/>
+                      <w:bCs/>
+                      <w:sz w:val="20"/>
+                      <w:szCs w:val="20"/>
+                    </w:rPr>
                     <w:t xml:space="preserve">Marks</w:t>
                   </w:r>
                 </w:p>
               </w:tc>
               <w:tc>
                 <w:tcPr>
-                  <w:tcW w:type="dxa" w:w="3342"/>
+                  <w:tcW w:type="dxa" w:w="2506"/>
                   <w:tcBorders>
                     <w:top w:val="single" w:color="B7C2D1" w:sz="4"/>
                     <w:left w:val="single" w:color="B7C2D1" w:sz="4"/>
@@ -4333,73 +6505,107 @@
               </w:trPr>
               <w:tc>
                 <w:tcPr>
-                  <w:tcW w:type="dxa" w:w="3342"/>
-                  <w:tcBorders>
-                    <w:top w:val="single" w:color="B7C2D1" w:sz="4"/>
-                    <w:left w:val="single" w:color="B7C2D1" w:sz="4"/>
-                    <w:bottom w:val="single" w:color="B7C2D1" w:sz="4"/>
-                    <w:right w:val="single" w:color="B7C2D1" w:sz="4"/>
-                  </w:tcBorders>
-                  <w:shd w:fill="FFFFFF" w:color="auto" w:val="clear"/>
-                  <w:tcMar>
-                    <w:top w:type="dxa" w:w="80"/>
-                    <w:left w:type="dxa" w:w="120"/>
-                    <w:bottom w:type="dxa" w:w="80"/>
-                    <w:right w:type="dxa" w:w="120"/>
-                  </w:tcMar>
-                  <w:vAlign w:val="center"/>
-                </w:tcPr>
-                <w:p>
-                  <w:pPr>
-                    <w:spacing w:after="0" w:before="0"/>
-                  </w:pPr>
-                  <w:r>
-                    <w:rPr>
-                      <w:rFonts w:ascii="Arial" w:cs="Arial" w:eastAsia="Arial" w:hAnsi="Arial"/>
-                      <w:sz w:val="21"/>
-                      <w:szCs w:val="21"/>
-                    </w:rPr>
-                    <w:t xml:space="preserve">Ask the user for twelve whole numbers, one on each line. Then ask for a row number, counting from 0. Store the numbers in a grid of three rows of four. Add up that row. Display [the total] and nothing else.</w:t>
-                  </w:r>
-                </w:p>
-              </w:tc>
-              <w:tc>
-                <w:tcPr>
-                  <w:tcW w:type="dxa" w:w="3342"/>
-                  <w:tcBorders>
-                    <w:top w:val="single" w:color="B7C2D1" w:sz="4"/>
-                    <w:left w:val="single" w:color="B7C2D1" w:sz="4"/>
-                    <w:bottom w:val="single" w:color="B7C2D1" w:sz="4"/>
-                    <w:right w:val="single" w:color="B7C2D1" w:sz="4"/>
-                  </w:tcBorders>
-                  <w:shd w:fill="FFFFFF" w:color="auto" w:val="clear"/>
-                  <w:tcMar>
-                    <w:top w:type="dxa" w:w="80"/>
-                    <w:left w:type="dxa" w:w="120"/>
-                    <w:bottom w:type="dxa" w:w="80"/>
-                    <w:right w:type="dxa" w:w="120"/>
-                  </w:tcMar>
-                  <w:vAlign w:val="center"/>
-                </w:tcPr>
-                <w:p>
-                  <w:pPr>
-                    <w:spacing w:after="0" w:before="0"/>
-                  </w:pPr>
-                  <w:r>
-                    <w:rPr>
-                      <w:rFonts w:ascii="Arial" w:cs="Arial" w:eastAsia="Arial" w:hAnsi="Arial"/>
-                      <w:b w:val="false"/>
-                      <w:bCs w:val="false"/>
-                      <w:sz w:val="21"/>
-                      <w:szCs w:val="21"/>
-                    </w:rPr>
-                    <w:t xml:space="preserve">2</w:t>
-                  </w:r>
-                </w:p>
-              </w:tc>
-              <w:tc>
-                <w:tcPr>
-                  <w:tcW w:type="dxa" w:w="3342"/>
+                  <w:tcW w:type="dxa" w:w="2506"/>
+                  <w:tcBorders>
+                    <w:top w:val="single" w:color="B7C2D1" w:sz="4"/>
+                    <w:left w:val="single" w:color="B7C2D1" w:sz="4"/>
+                    <w:bottom w:val="single" w:color="B7C2D1" w:sz="4"/>
+                    <w:right w:val="single" w:color="B7C2D1" w:sz="4"/>
+                  </w:tcBorders>
+                  <w:shd w:fill="FFFFFF" w:color="auto" w:val="clear"/>
+                  <w:tcMar>
+                    <w:top w:type="dxa" w:w="80"/>
+                    <w:left w:type="dxa" w:w="120"/>
+                    <w:bottom w:type="dxa" w:w="80"/>
+                    <w:right w:type="dxa" w:w="120"/>
+                  </w:tcMar>
+                  <w:vAlign w:val="center"/>
+                </w:tcPr>
+                <w:p>
+                  <w:pPr>
+                    <w:spacing w:after="0" w:before="0"/>
+                  </w:pPr>
+                  <w:r>
+                    <w:rPr>
+                      <w:rFonts w:ascii="Arial" w:cs="Arial" w:eastAsia="Arial" w:hAnsi="Arial"/>
+                      <w:sz w:val="21"/>
+                      <w:szCs w:val="21"/>
+                    </w:rPr>
+                    <w:t xml:space="preserve">Press Run. The program adds up one row of the grid.</w:t>
+                  </w:r>
+                </w:p>
+              </w:tc>
+              <w:tc>
+                <w:tcPr>
+                  <w:tcW w:type="dxa" w:w="2506"/>
+                  <w:tcBorders>
+                    <w:top w:val="single" w:color="B7C2D1" w:sz="4"/>
+                    <w:left w:val="single" w:color="B7C2D1" w:sz="4"/>
+                    <w:bottom w:val="single" w:color="B7C2D1" w:sz="4"/>
+                    <w:right w:val="single" w:color="B7C2D1" w:sz="4"/>
+                  </w:tcBorders>
+                  <w:shd w:fill="FFFFFF" w:color="auto" w:val="clear"/>
+                  <w:tcMar>
+                    <w:top w:type="dxa" w:w="80"/>
+                    <w:left w:type="dxa" w:w="120"/>
+                    <w:bottom w:type="dxa" w:w="80"/>
+                    <w:right w:type="dxa" w:w="120"/>
+                  </w:tcMar>
+                  <w:vAlign w:val="center"/>
+                </w:tcPr>
+                <w:p>
+                  <w:pPr>
+                    <w:spacing w:after="0" w:before="0"/>
+                  </w:pPr>
+                  <w:r>
+                    <w:rPr>
+                      <w:rFonts w:ascii="Arial" w:cs="Arial" w:eastAsia="Arial" w:hAnsi="Arial"/>
+                      <w:b w:val="false"/>
+                      <w:bCs w:val="false"/>
+                      <w:sz w:val="21"/>
+                      <w:szCs w:val="21"/>
+                    </w:rPr>
+                    <w:t xml:space="preserve">Run it</w:t>
+                  </w:r>
+                </w:p>
+              </w:tc>
+              <w:tc>
+                <w:tcPr>
+                  <w:tcW w:type="dxa" w:w="2506"/>
+                  <w:tcBorders>
+                    <w:top w:val="single" w:color="B7C2D1" w:sz="4"/>
+                    <w:left w:val="single" w:color="B7C2D1" w:sz="4"/>
+                    <w:bottom w:val="single" w:color="B7C2D1" w:sz="4"/>
+                    <w:right w:val="single" w:color="B7C2D1" w:sz="4"/>
+                  </w:tcBorders>
+                  <w:shd w:fill="FFFFFF" w:color="auto" w:val="clear"/>
+                  <w:tcMar>
+                    <w:top w:type="dxa" w:w="80"/>
+                    <w:left w:type="dxa" w:w="120"/>
+                    <w:bottom w:type="dxa" w:w="80"/>
+                    <w:right w:type="dxa" w:w="120"/>
+                  </w:tcMar>
+                  <w:vAlign w:val="center"/>
+                </w:tcPr>
+                <w:p>
+                  <w:pPr>
+                    <w:spacing w:after="0" w:before="0"/>
+                  </w:pPr>
+                  <w:r>
+                    <w:rPr>
+                      <w:rFonts w:ascii="Arial" w:cs="Arial" w:eastAsia="Arial" w:hAnsi="Arial"/>
+                      <w:b w:val="false"/>
+                      <w:bCs w:val="false"/>
+                      <w:sz w:val="21"/>
+                      <w:szCs w:val="21"/>
+                    </w:rPr>
+                    <w:t xml:space="preserve">1</w:t>
+                  </w:r>
+                </w:p>
+              </w:tc>
+              <w:tc>
+                <w:tcPr>
+                  <w:tcW w:type="dxa" w:w="2506"/>
                   <w:tcBorders>
                     <w:top w:val="single" w:color="B7C2D1" w:sz="4"/>
                     <w:left w:val="single" w:color="B7C2D1" w:sz="4"/>
@@ -4439,73 +6645,107 @@
               </w:trPr>
               <w:tc>
                 <w:tcPr>
-                  <w:tcW w:type="dxa" w:w="3342"/>
-                  <w:tcBorders>
-                    <w:top w:val="single" w:color="B7C2D1" w:sz="4"/>
-                    <w:left w:val="single" w:color="B7C2D1" w:sz="4"/>
-                    <w:bottom w:val="single" w:color="B7C2D1" w:sz="4"/>
-                    <w:right w:val="single" w:color="B7C2D1" w:sz="4"/>
-                  </w:tcBorders>
-                  <w:shd w:fill="FFFFFF" w:color="auto" w:val="clear"/>
-                  <w:tcMar>
-                    <w:top w:type="dxa" w:w="80"/>
-                    <w:left w:type="dxa" w:w="120"/>
-                    <w:bottom w:type="dxa" w:w="80"/>
-                    <w:right w:type="dxa" w:w="120"/>
-                  </w:tcMar>
-                  <w:vAlign w:val="center"/>
-                </w:tcPr>
-                <w:p>
-                  <w:pPr>
-                    <w:spacing w:after="0" w:before="0"/>
-                  </w:pPr>
-                  <w:r>
-                    <w:rPr>
-                      <w:rFonts w:ascii="Arial" w:cs="Arial" w:eastAsia="Arial" w:hAnsi="Arial"/>
-                      <w:sz w:val="21"/>
-                      <w:szCs w:val="21"/>
-                    </w:rPr>
-                    <w:t xml:space="preserve">Ask the user for twelve whole numbers, one on each line. Store them in a grid of three rows of four. Add up each row in turn. Display [the total of each row], one on each line.</w:t>
-                  </w:r>
-                </w:p>
-              </w:tc>
-              <w:tc>
-                <w:tcPr>
-                  <w:tcW w:type="dxa" w:w="3342"/>
-                  <w:tcBorders>
-                    <w:top w:val="single" w:color="B7C2D1" w:sz="4"/>
-                    <w:left w:val="single" w:color="B7C2D1" w:sz="4"/>
-                    <w:bottom w:val="single" w:color="B7C2D1" w:sz="4"/>
-                    <w:right w:val="single" w:color="B7C2D1" w:sz="4"/>
-                  </w:tcBorders>
-                  <w:shd w:fill="FFFFFF" w:color="auto" w:val="clear"/>
-                  <w:tcMar>
-                    <w:top w:type="dxa" w:w="80"/>
-                    <w:left w:type="dxa" w:w="120"/>
-                    <w:bottom w:type="dxa" w:w="80"/>
-                    <w:right w:type="dxa" w:w="120"/>
-                  </w:tcMar>
-                  <w:vAlign w:val="center"/>
-                </w:tcPr>
-                <w:p>
-                  <w:pPr>
-                    <w:spacing w:after="0" w:before="0"/>
-                  </w:pPr>
-                  <w:r>
-                    <w:rPr>
-                      <w:rFonts w:ascii="Arial" w:cs="Arial" w:eastAsia="Arial" w:hAnsi="Arial"/>
-                      <w:b w:val="false"/>
-                      <w:bCs w:val="false"/>
-                      <w:sz w:val="21"/>
-                      <w:szCs w:val="21"/>
-                    </w:rPr>
-                    <w:t xml:space="preserve">3</w:t>
-                  </w:r>
-                </w:p>
-              </w:tc>
-              <w:tc>
-                <w:tcPr>
-                  <w:tcW w:type="dxa" w:w="3342"/>
+                  <w:tcW w:type="dxa" w:w="2506"/>
+                  <w:tcBorders>
+                    <w:top w:val="single" w:color="B7C2D1" w:sz="4"/>
+                    <w:left w:val="single" w:color="B7C2D1" w:sz="4"/>
+                    <w:bottom w:val="single" w:color="B7C2D1" w:sz="4"/>
+                    <w:right w:val="single" w:color="B7C2D1" w:sz="4"/>
+                  </w:tcBorders>
+                  <w:shd w:fill="FFFFFF" w:color="auto" w:val="clear"/>
+                  <w:tcMar>
+                    <w:top w:type="dxa" w:w="80"/>
+                    <w:left w:type="dxa" w:w="120"/>
+                    <w:bottom w:type="dxa" w:w="80"/>
+                    <w:right w:type="dxa" w:w="120"/>
+                  </w:tcMar>
+                  <w:vAlign w:val="center"/>
+                </w:tcPr>
+                <w:p>
+                  <w:pPr>
+                    <w:spacing w:after="0" w:before="0"/>
+                  </w:pPr>
+                  <w:r>
+                    <w:rPr>
+                      <w:rFonts w:ascii="Arial" w:cs="Arial" w:eastAsia="Arial" w:hAnsi="Arial"/>
+                      <w:sz w:val="21"/>
+                      <w:szCs w:val="21"/>
+                    </w:rPr>
+                    <w:t xml:space="preserve">What will this program display?</w:t>
+                  </w:r>
+                </w:p>
+              </w:tc>
+              <w:tc>
+                <w:tcPr>
+                  <w:tcW w:type="dxa" w:w="2506"/>
+                  <w:tcBorders>
+                    <w:top w:val="single" w:color="B7C2D1" w:sz="4"/>
+                    <w:left w:val="single" w:color="B7C2D1" w:sz="4"/>
+                    <w:bottom w:val="single" w:color="B7C2D1" w:sz="4"/>
+                    <w:right w:val="single" w:color="B7C2D1" w:sz="4"/>
+                  </w:tcBorders>
+                  <w:shd w:fill="FFFFFF" w:color="auto" w:val="clear"/>
+                  <w:tcMar>
+                    <w:top w:type="dxa" w:w="80"/>
+                    <w:left w:type="dxa" w:w="120"/>
+                    <w:bottom w:type="dxa" w:w="80"/>
+                    <w:right w:type="dxa" w:w="120"/>
+                  </w:tcMar>
+                  <w:vAlign w:val="center"/>
+                </w:tcPr>
+                <w:p>
+                  <w:pPr>
+                    <w:spacing w:after="0" w:before="0"/>
+                  </w:pPr>
+                  <w:r>
+                    <w:rPr>
+                      <w:rFonts w:ascii="Arial" w:cs="Arial" w:eastAsia="Arial" w:hAnsi="Arial"/>
+                      <w:b w:val="false"/>
+                      <w:bCs w:val="false"/>
+                      <w:sz w:val="21"/>
+                      <w:szCs w:val="21"/>
+                    </w:rPr>
+                    <w:t xml:space="preserve">Predict</w:t>
+                  </w:r>
+                </w:p>
+              </w:tc>
+              <w:tc>
+                <w:tcPr>
+                  <w:tcW w:type="dxa" w:w="2506"/>
+                  <w:tcBorders>
+                    <w:top w:val="single" w:color="B7C2D1" w:sz="4"/>
+                    <w:left w:val="single" w:color="B7C2D1" w:sz="4"/>
+                    <w:bottom w:val="single" w:color="B7C2D1" w:sz="4"/>
+                    <w:right w:val="single" w:color="B7C2D1" w:sz="4"/>
+                  </w:tcBorders>
+                  <w:shd w:fill="FFFFFF" w:color="auto" w:val="clear"/>
+                  <w:tcMar>
+                    <w:top w:type="dxa" w:w="80"/>
+                    <w:left w:type="dxa" w:w="120"/>
+                    <w:bottom w:type="dxa" w:w="80"/>
+                    <w:right w:type="dxa" w:w="120"/>
+                  </w:tcMar>
+                  <w:vAlign w:val="center"/>
+                </w:tcPr>
+                <w:p>
+                  <w:pPr>
+                    <w:spacing w:after="0" w:before="0"/>
+                  </w:pPr>
+                  <w:r>
+                    <w:rPr>
+                      <w:rFonts w:ascii="Arial" w:cs="Arial" w:eastAsia="Arial" w:hAnsi="Arial"/>
+                      <w:b w:val="false"/>
+                      <w:bCs w:val="false"/>
+                      <w:sz w:val="21"/>
+                      <w:szCs w:val="21"/>
+                    </w:rPr>
+                    <w:t xml:space="preserve">1</w:t>
+                  </w:r>
+                </w:p>
+              </w:tc>
+              <w:tc>
+                <w:tcPr>
+                  <w:tcW w:type="dxa" w:w="2506"/>
                   <w:tcBorders>
                     <w:top w:val="single" w:color="B7C2D1" w:sz="4"/>
                     <w:left w:val="single" w:color="B7C2D1" w:sz="4"/>
@@ -4545,73 +6785,667 @@
               </w:trPr>
               <w:tc>
                 <w:tcPr>
-                  <w:tcW w:type="dxa" w:w="3342"/>
-                  <w:tcBorders>
-                    <w:top w:val="single" w:color="B7C2D1" w:sz="4"/>
-                    <w:left w:val="single" w:color="B7C2D1" w:sz="4"/>
-                    <w:bottom w:val="single" w:color="B7C2D1" w:sz="4"/>
-                    <w:right w:val="single" w:color="B7C2D1" w:sz="4"/>
-                  </w:tcBorders>
-                  <w:shd w:fill="FFFFFF" w:color="auto" w:val="clear"/>
-                  <w:tcMar>
-                    <w:top w:type="dxa" w:w="80"/>
-                    <w:left w:type="dxa" w:w="120"/>
-                    <w:bottom w:type="dxa" w:w="80"/>
-                    <w:right w:type="dxa" w:w="120"/>
-                  </w:tcMar>
-                  <w:vAlign w:val="center"/>
-                </w:tcPr>
-                <w:p>
-                  <w:pPr>
-                    <w:spacing w:after="0" w:before="0"/>
-                  </w:pPr>
-                  <w:r>
-                    <w:rPr>
-                      <w:rFonts w:ascii="Arial" w:cs="Arial" w:eastAsia="Arial" w:hAnsi="Arial"/>
-                      <w:sz w:val="21"/>
-                      <w:szCs w:val="21"/>
-                    </w:rPr>
-                    <w:t xml:space="preserve">Ask the user for twelve whole numbers, one on each line. Store them in a grid of three rows of four. Add up each row in turn. Add up the whole grid as well. Display [the total of each row], one on each line. Then display [the total of the whole grid] on the last line.</w:t>
-                  </w:r>
-                </w:p>
-              </w:tc>
-              <w:tc>
-                <w:tcPr>
-                  <w:tcW w:type="dxa" w:w="3342"/>
-                  <w:tcBorders>
-                    <w:top w:val="single" w:color="B7C2D1" w:sz="4"/>
-                    <w:left w:val="single" w:color="B7C2D1" w:sz="4"/>
-                    <w:bottom w:val="single" w:color="B7C2D1" w:sz="4"/>
-                    <w:right w:val="single" w:color="B7C2D1" w:sz="4"/>
-                  </w:tcBorders>
-                  <w:shd w:fill="FFFFFF" w:color="auto" w:val="clear"/>
-                  <w:tcMar>
-                    <w:top w:type="dxa" w:w="80"/>
-                    <w:left w:type="dxa" w:w="120"/>
-                    <w:bottom w:type="dxa" w:w="80"/>
-                    <w:right w:type="dxa" w:w="120"/>
-                  </w:tcMar>
-                  <w:vAlign w:val="center"/>
-                </w:tcPr>
-                <w:p>
-                  <w:pPr>
-                    <w:spacing w:after="0" w:before="0"/>
-                  </w:pPr>
-                  <w:r>
-                    <w:rPr>
-                      <w:rFonts w:ascii="Arial" w:cs="Arial" w:eastAsia="Arial" w:hAnsi="Arial"/>
-                      <w:b w:val="false"/>
-                      <w:bCs w:val="false"/>
-                      <w:sz w:val="21"/>
-                      <w:szCs w:val="21"/>
-                    </w:rPr>
-                    <w:t xml:space="preserve">4</w:t>
-                  </w:r>
-                </w:p>
-              </w:tc>
-              <w:tc>
-                <w:tcPr>
-                  <w:tcW w:type="dxa" w:w="3342"/>
+                  <w:tcW w:type="dxa" w:w="2506"/>
+                  <w:tcBorders>
+                    <w:top w:val="single" w:color="B7C2D1" w:sz="4"/>
+                    <w:left w:val="single" w:color="B7C2D1" w:sz="4"/>
+                    <w:bottom w:val="single" w:color="B7C2D1" w:sz="4"/>
+                    <w:right w:val="single" w:color="B7C2D1" w:sz="4"/>
+                  </w:tcBorders>
+                  <w:shd w:fill="FFFFFF" w:color="auto" w:val="clear"/>
+                  <w:tcMar>
+                    <w:top w:type="dxa" w:w="80"/>
+                    <w:left w:type="dxa" w:w="120"/>
+                    <w:bottom w:type="dxa" w:w="80"/>
+                    <w:right w:type="dxa" w:w="120"/>
+                  </w:tcMar>
+                  <w:vAlign w:val="center"/>
+                </w:tcPr>
+                <w:p>
+                  <w:pPr>
+                    <w:spacing w:after="0" w:before="0"/>
+                  </w:pPr>
+                  <w:r>
+                    <w:rPr>
+                      <w:rFonts w:ascii="Arial" w:cs="Arial" w:eastAsia="Arial" w:hAnsi="Arial"/>
+                      <w:sz w:val="21"/>
+                      <w:szCs w:val="21"/>
+                    </w:rPr>
+                    <w:t xml:space="preserve">Finish the program so it adds up row 1 of the grid and displays the total.</w:t>
+                  </w:r>
+                </w:p>
+              </w:tc>
+              <w:tc>
+                <w:tcPr>
+                  <w:tcW w:type="dxa" w:w="2506"/>
+                  <w:tcBorders>
+                    <w:top w:val="single" w:color="B7C2D1" w:sz="4"/>
+                    <w:left w:val="single" w:color="B7C2D1" w:sz="4"/>
+                    <w:bottom w:val="single" w:color="B7C2D1" w:sz="4"/>
+                    <w:right w:val="single" w:color="B7C2D1" w:sz="4"/>
+                  </w:tcBorders>
+                  <w:shd w:fill="FFFFFF" w:color="auto" w:val="clear"/>
+                  <w:tcMar>
+                    <w:top w:type="dxa" w:w="80"/>
+                    <w:left w:type="dxa" w:w="120"/>
+                    <w:bottom w:type="dxa" w:w="80"/>
+                    <w:right w:type="dxa" w:w="120"/>
+                  </w:tcMar>
+                  <w:vAlign w:val="center"/>
+                </w:tcPr>
+                <w:p>
+                  <w:pPr>
+                    <w:spacing w:after="0" w:before="0"/>
+                  </w:pPr>
+                  <w:r>
+                    <w:rPr>
+                      <w:rFonts w:ascii="Arial" w:cs="Arial" w:eastAsia="Arial" w:hAnsi="Arial"/>
+                      <w:b w:val="false"/>
+                      <w:bCs w:val="false"/>
+                      <w:sz w:val="21"/>
+                      <w:szCs w:val="21"/>
+                    </w:rPr>
+                    <w:t xml:space="preserve">Complete it</w:t>
+                  </w:r>
+                </w:p>
+              </w:tc>
+              <w:tc>
+                <w:tcPr>
+                  <w:tcW w:type="dxa" w:w="2506"/>
+                  <w:tcBorders>
+                    <w:top w:val="single" w:color="B7C2D1" w:sz="4"/>
+                    <w:left w:val="single" w:color="B7C2D1" w:sz="4"/>
+                    <w:bottom w:val="single" w:color="B7C2D1" w:sz="4"/>
+                    <w:right w:val="single" w:color="B7C2D1" w:sz="4"/>
+                  </w:tcBorders>
+                  <w:shd w:fill="FFFFFF" w:color="auto" w:val="clear"/>
+                  <w:tcMar>
+                    <w:top w:type="dxa" w:w="80"/>
+                    <w:left w:type="dxa" w:w="120"/>
+                    <w:bottom w:type="dxa" w:w="80"/>
+                    <w:right w:type="dxa" w:w="120"/>
+                  </w:tcMar>
+                  <w:vAlign w:val="center"/>
+                </w:tcPr>
+                <w:p>
+                  <w:pPr>
+                    <w:spacing w:after="0" w:before="0"/>
+                  </w:pPr>
+                  <w:r>
+                    <w:rPr>
+                      <w:rFonts w:ascii="Arial" w:cs="Arial" w:eastAsia="Arial" w:hAnsi="Arial"/>
+                      <w:b w:val="false"/>
+                      <w:bCs w:val="false"/>
+                      <w:sz w:val="21"/>
+                      <w:szCs w:val="21"/>
+                    </w:rPr>
+                    <w:t xml:space="preserve">2</w:t>
+                  </w:r>
+                </w:p>
+              </w:tc>
+              <w:tc>
+                <w:tcPr>
+                  <w:tcW w:type="dxa" w:w="2506"/>
+                  <w:tcBorders>
+                    <w:top w:val="single" w:color="B7C2D1" w:sz="4"/>
+                    <w:left w:val="single" w:color="B7C2D1" w:sz="4"/>
+                    <w:bottom w:val="single" w:color="B7C2D1" w:sz="4"/>
+                    <w:right w:val="single" w:color="B7C2D1" w:sz="4"/>
+                  </w:tcBorders>
+                  <w:shd w:fill="FFFFFF" w:color="auto" w:val="clear"/>
+                  <w:tcMar>
+                    <w:top w:type="dxa" w:w="80"/>
+                    <w:left w:type="dxa" w:w="120"/>
+                    <w:bottom w:type="dxa" w:w="80"/>
+                    <w:right w:type="dxa" w:w="120"/>
+                  </w:tcMar>
+                  <w:vAlign w:val="center"/>
+                </w:tcPr>
+                <w:p>
+                  <w:pPr>
+                    <w:spacing w:after="0" w:before="0"/>
+                  </w:pPr>
+                  <w:r>
+                    <w:rPr>
+                      <w:rFonts w:ascii="Arial" w:cs="Arial" w:eastAsia="Arial" w:hAnsi="Arial"/>
+                      <w:b w:val="false"/>
+                      <w:bCs w:val="false"/>
+                      <w:sz w:val="21"/>
+                      <w:szCs w:val="21"/>
+                    </w:rPr>
+                    <w:t xml:space="preserve"/>
+                  </w:r>
+                </w:p>
+              </w:tc>
+            </w:tr>
+            <w:tr>
+              <w:trPr>
+                <w:cantSplit/>
+                <w:trHeight w:val="360" w:hRule="atLeast"/>
+              </w:trPr>
+              <w:tc>
+                <w:tcPr>
+                  <w:tcW w:type="dxa" w:w="2506"/>
+                  <w:tcBorders>
+                    <w:top w:val="single" w:color="B7C2D1" w:sz="4"/>
+                    <w:left w:val="single" w:color="B7C2D1" w:sz="4"/>
+                    <w:bottom w:val="single" w:color="B7C2D1" w:sz="4"/>
+                    <w:right w:val="single" w:color="B7C2D1" w:sz="4"/>
+                  </w:tcBorders>
+                  <w:shd w:fill="FFFFFF" w:color="auto" w:val="clear"/>
+                  <w:tcMar>
+                    <w:top w:type="dxa" w:w="80"/>
+                    <w:left w:type="dxa" w:w="120"/>
+                    <w:bottom w:type="dxa" w:w="80"/>
+                    <w:right w:type="dxa" w:w="120"/>
+                  </w:tcMar>
+                  <w:vAlign w:val="center"/>
+                </w:tcPr>
+                <w:p>
+                  <w:pPr>
+                    <w:spacing w:after="0" w:before="0"/>
+                  </w:pPr>
+                  <w:r>
+                    <w:rPr>
+                      <w:rFonts w:ascii="Arial" w:cs="Arial" w:eastAsia="Arial" w:hAnsi="Arial"/>
+                      <w:sz w:val="21"/>
+                      <w:szCs w:val="21"/>
+                    </w:rPr>
+                    <w:t xml:space="preserve">A grid of three rows of two is written into the program. Ask the user for a row number. Add up that row. Display the total.</w:t>
+                  </w:r>
+                </w:p>
+              </w:tc>
+              <w:tc>
+                <w:tcPr>
+                  <w:tcW w:type="dxa" w:w="2506"/>
+                  <w:tcBorders>
+                    <w:top w:val="single" w:color="B7C2D1" w:sz="4"/>
+                    <w:left w:val="single" w:color="B7C2D1" w:sz="4"/>
+                    <w:bottom w:val="single" w:color="B7C2D1" w:sz="4"/>
+                    <w:right w:val="single" w:color="B7C2D1" w:sz="4"/>
+                  </w:tcBorders>
+                  <w:shd w:fill="FFFFFF" w:color="auto" w:val="clear"/>
+                  <w:tcMar>
+                    <w:top w:type="dxa" w:w="80"/>
+                    <w:left w:type="dxa" w:w="120"/>
+                    <w:bottom w:type="dxa" w:w="80"/>
+                    <w:right w:type="dxa" w:w="120"/>
+                  </w:tcMar>
+                  <w:vAlign w:val="center"/>
+                </w:tcPr>
+                <w:p>
+                  <w:pPr>
+                    <w:spacing w:after="0" w:before="0"/>
+                  </w:pPr>
+                  <w:r>
+                    <w:rPr>
+                      <w:rFonts w:ascii="Arial" w:cs="Arial" w:eastAsia="Arial" w:hAnsi="Arial"/>
+                      <w:b w:val="false"/>
+                      <w:bCs w:val="false"/>
+                      <w:sz w:val="21"/>
+                      <w:szCs w:val="21"/>
+                    </w:rPr>
+                    <w:t xml:space="preserve">Write it</w:t>
+                  </w:r>
+                </w:p>
+              </w:tc>
+              <w:tc>
+                <w:tcPr>
+                  <w:tcW w:type="dxa" w:w="2506"/>
+                  <w:tcBorders>
+                    <w:top w:val="single" w:color="B7C2D1" w:sz="4"/>
+                    <w:left w:val="single" w:color="B7C2D1" w:sz="4"/>
+                    <w:bottom w:val="single" w:color="B7C2D1" w:sz="4"/>
+                    <w:right w:val="single" w:color="B7C2D1" w:sz="4"/>
+                  </w:tcBorders>
+                  <w:shd w:fill="FFFFFF" w:color="auto" w:val="clear"/>
+                  <w:tcMar>
+                    <w:top w:type="dxa" w:w="80"/>
+                    <w:left w:type="dxa" w:w="120"/>
+                    <w:bottom w:type="dxa" w:w="80"/>
+                    <w:right w:type="dxa" w:w="120"/>
+                  </w:tcMar>
+                  <w:vAlign w:val="center"/>
+                </w:tcPr>
+                <w:p>
+                  <w:pPr>
+                    <w:spacing w:after="0" w:before="0"/>
+                  </w:pPr>
+                  <w:r>
+                    <w:rPr>
+                      <w:rFonts w:ascii="Arial" w:cs="Arial" w:eastAsia="Arial" w:hAnsi="Arial"/>
+                      <w:b w:val="false"/>
+                      <w:bCs w:val="false"/>
+                      <w:sz w:val="21"/>
+                      <w:szCs w:val="21"/>
+                    </w:rPr>
+                    <w:t xml:space="preserve">3</w:t>
+                  </w:r>
+                </w:p>
+              </w:tc>
+              <w:tc>
+                <w:tcPr>
+                  <w:tcW w:type="dxa" w:w="2506"/>
+                  <w:tcBorders>
+                    <w:top w:val="single" w:color="B7C2D1" w:sz="4"/>
+                    <w:left w:val="single" w:color="B7C2D1" w:sz="4"/>
+                    <w:bottom w:val="single" w:color="B7C2D1" w:sz="4"/>
+                    <w:right w:val="single" w:color="B7C2D1" w:sz="4"/>
+                  </w:tcBorders>
+                  <w:shd w:fill="FFFFFF" w:color="auto" w:val="clear"/>
+                  <w:tcMar>
+                    <w:top w:type="dxa" w:w="80"/>
+                    <w:left w:type="dxa" w:w="120"/>
+                    <w:bottom w:type="dxa" w:w="80"/>
+                    <w:right w:type="dxa" w:w="120"/>
+                  </w:tcMar>
+                  <w:vAlign w:val="center"/>
+                </w:tcPr>
+                <w:p>
+                  <w:pPr>
+                    <w:spacing w:after="0" w:before="0"/>
+                  </w:pPr>
+                  <w:r>
+                    <w:rPr>
+                      <w:rFonts w:ascii="Arial" w:cs="Arial" w:eastAsia="Arial" w:hAnsi="Arial"/>
+                      <w:b w:val="false"/>
+                      <w:bCs w:val="false"/>
+                      <w:sz w:val="21"/>
+                      <w:szCs w:val="21"/>
+                    </w:rPr>
+                    <w:t xml:space="preserve"/>
+                  </w:r>
+                </w:p>
+              </w:tc>
+            </w:tr>
+            <w:tr>
+              <w:trPr>
+                <w:cantSplit/>
+                <w:trHeight w:val="360" w:hRule="atLeast"/>
+              </w:trPr>
+              <w:tc>
+                <w:tcPr>
+                  <w:tcW w:type="dxa" w:w="2506"/>
+                  <w:tcBorders>
+                    <w:top w:val="single" w:color="B7C2D1" w:sz="4"/>
+                    <w:left w:val="single" w:color="B7C2D1" w:sz="4"/>
+                    <w:bottom w:val="single" w:color="B7C2D1" w:sz="4"/>
+                    <w:right w:val="single" w:color="B7C2D1" w:sz="4"/>
+                  </w:tcBorders>
+                  <w:shd w:fill="FFFFFF" w:color="auto" w:val="clear"/>
+                  <w:tcMar>
+                    <w:top w:type="dxa" w:w="80"/>
+                    <w:left w:type="dxa" w:w="120"/>
+                    <w:bottom w:type="dxa" w:w="80"/>
+                    <w:right w:type="dxa" w:w="120"/>
+                  </w:tcMar>
+                  <w:vAlign w:val="center"/>
+                </w:tcPr>
+                <w:p>
+                  <w:pPr>
+                    <w:spacing w:after="0" w:before="0"/>
+                  </w:pPr>
+                  <w:r>
+                    <w:rPr>
+                      <w:rFonts w:ascii="Arial" w:cs="Arial" w:eastAsia="Arial" w:hAnsi="Arial"/>
+                      <w:sz w:val="21"/>
+                      <w:szCs w:val="21"/>
+                    </w:rPr>
+                    <w:t xml:space="preserve">Ask the user for six test scores, one on each line. Keep them in a grid of two rows of three. Add up each row in turn. Display the total of each row, one on each line.</w:t>
+                  </w:r>
+                </w:p>
+              </w:tc>
+              <w:tc>
+                <w:tcPr>
+                  <w:tcW w:type="dxa" w:w="2506"/>
+                  <w:tcBorders>
+                    <w:top w:val="single" w:color="B7C2D1" w:sz="4"/>
+                    <w:left w:val="single" w:color="B7C2D1" w:sz="4"/>
+                    <w:bottom w:val="single" w:color="B7C2D1" w:sz="4"/>
+                    <w:right w:val="single" w:color="B7C2D1" w:sz="4"/>
+                  </w:tcBorders>
+                  <w:shd w:fill="FFFFFF" w:color="auto" w:val="clear"/>
+                  <w:tcMar>
+                    <w:top w:type="dxa" w:w="80"/>
+                    <w:left w:type="dxa" w:w="120"/>
+                    <w:bottom w:type="dxa" w:w="80"/>
+                    <w:right w:type="dxa" w:w="120"/>
+                  </w:tcMar>
+                  <w:vAlign w:val="center"/>
+                </w:tcPr>
+                <w:p>
+                  <w:pPr>
+                    <w:spacing w:after="0" w:before="0"/>
+                  </w:pPr>
+                  <w:r>
+                    <w:rPr>
+                      <w:rFonts w:ascii="Arial" w:cs="Arial" w:eastAsia="Arial" w:hAnsi="Arial"/>
+                      <w:b w:val="false"/>
+                      <w:bCs w:val="false"/>
+                      <w:sz w:val="21"/>
+                      <w:szCs w:val="21"/>
+                    </w:rPr>
+                    <w:t xml:space="preserve">Write it</w:t>
+                  </w:r>
+                </w:p>
+              </w:tc>
+              <w:tc>
+                <w:tcPr>
+                  <w:tcW w:type="dxa" w:w="2506"/>
+                  <w:tcBorders>
+                    <w:top w:val="single" w:color="B7C2D1" w:sz="4"/>
+                    <w:left w:val="single" w:color="B7C2D1" w:sz="4"/>
+                    <w:bottom w:val="single" w:color="B7C2D1" w:sz="4"/>
+                    <w:right w:val="single" w:color="B7C2D1" w:sz="4"/>
+                  </w:tcBorders>
+                  <w:shd w:fill="FFFFFF" w:color="auto" w:val="clear"/>
+                  <w:tcMar>
+                    <w:top w:type="dxa" w:w="80"/>
+                    <w:left w:type="dxa" w:w="120"/>
+                    <w:bottom w:type="dxa" w:w="80"/>
+                    <w:right w:type="dxa" w:w="120"/>
+                  </w:tcMar>
+                  <w:vAlign w:val="center"/>
+                </w:tcPr>
+                <w:p>
+                  <w:pPr>
+                    <w:spacing w:after="0" w:before="0"/>
+                  </w:pPr>
+                  <w:r>
+                    <w:rPr>
+                      <w:rFonts w:ascii="Arial" w:cs="Arial" w:eastAsia="Arial" w:hAnsi="Arial"/>
+                      <w:b w:val="false"/>
+                      <w:bCs w:val="false"/>
+                      <w:sz w:val="21"/>
+                      <w:szCs w:val="21"/>
+                    </w:rPr>
+                    <w:t xml:space="preserve">3</w:t>
+                  </w:r>
+                </w:p>
+              </w:tc>
+              <w:tc>
+                <w:tcPr>
+                  <w:tcW w:type="dxa" w:w="2506"/>
+                  <w:tcBorders>
+                    <w:top w:val="single" w:color="B7C2D1" w:sz="4"/>
+                    <w:left w:val="single" w:color="B7C2D1" w:sz="4"/>
+                    <w:bottom w:val="single" w:color="B7C2D1" w:sz="4"/>
+                    <w:right w:val="single" w:color="B7C2D1" w:sz="4"/>
+                  </w:tcBorders>
+                  <w:shd w:fill="FFFFFF" w:color="auto" w:val="clear"/>
+                  <w:tcMar>
+                    <w:top w:type="dxa" w:w="80"/>
+                    <w:left w:type="dxa" w:w="120"/>
+                    <w:bottom w:type="dxa" w:w="80"/>
+                    <w:right w:type="dxa" w:w="120"/>
+                  </w:tcMar>
+                  <w:vAlign w:val="center"/>
+                </w:tcPr>
+                <w:p>
+                  <w:pPr>
+                    <w:spacing w:after="0" w:before="0"/>
+                  </w:pPr>
+                  <w:r>
+                    <w:rPr>
+                      <w:rFonts w:ascii="Arial" w:cs="Arial" w:eastAsia="Arial" w:hAnsi="Arial"/>
+                      <w:b w:val="false"/>
+                      <w:bCs w:val="false"/>
+                      <w:sz w:val="21"/>
+                      <w:szCs w:val="21"/>
+                    </w:rPr>
+                    <w:t xml:space="preserve"/>
+                  </w:r>
+                </w:p>
+              </w:tc>
+            </w:tr>
+            <w:tr>
+              <w:trPr>
+                <w:cantSplit/>
+                <w:trHeight w:val="360" w:hRule="atLeast"/>
+              </w:trPr>
+              <w:tc>
+                <w:tcPr>
+                  <w:tcW w:type="dxa" w:w="2506"/>
+                  <w:tcBorders>
+                    <w:top w:val="single" w:color="B7C2D1" w:sz="4"/>
+                    <w:left w:val="single" w:color="B7C2D1" w:sz="4"/>
+                    <w:bottom w:val="single" w:color="B7C2D1" w:sz="4"/>
+                    <w:right w:val="single" w:color="B7C2D1" w:sz="4"/>
+                  </w:tcBorders>
+                  <w:shd w:fill="FFFFFF" w:color="auto" w:val="clear"/>
+                  <w:tcMar>
+                    <w:top w:type="dxa" w:w="80"/>
+                    <w:left w:type="dxa" w:w="120"/>
+                    <w:bottom w:type="dxa" w:w="80"/>
+                    <w:right w:type="dxa" w:w="120"/>
+                  </w:tcMar>
+                  <w:vAlign w:val="center"/>
+                </w:tcPr>
+                <w:p>
+                  <w:pPr>
+                    <w:spacing w:after="0" w:before="0"/>
+                  </w:pPr>
+                  <w:r>
+                    <w:rPr>
+                      <w:rFonts w:ascii="Arial" w:cs="Arial" w:eastAsia="Arial" w:hAnsi="Arial"/>
+                      <w:sz w:val="21"/>
+                      <w:szCs w:val="21"/>
+                    </w:rPr>
+                    <w:t xml:space="preserve">This program should display the total of each row, one on each line. Find the mistake and put it right.</w:t>
+                  </w:r>
+                </w:p>
+              </w:tc>
+              <w:tc>
+                <w:tcPr>
+                  <w:tcW w:type="dxa" w:w="2506"/>
+                  <w:tcBorders>
+                    <w:top w:val="single" w:color="B7C2D1" w:sz="4"/>
+                    <w:left w:val="single" w:color="B7C2D1" w:sz="4"/>
+                    <w:bottom w:val="single" w:color="B7C2D1" w:sz="4"/>
+                    <w:right w:val="single" w:color="B7C2D1" w:sz="4"/>
+                  </w:tcBorders>
+                  <w:shd w:fill="FFFFFF" w:color="auto" w:val="clear"/>
+                  <w:tcMar>
+                    <w:top w:type="dxa" w:w="80"/>
+                    <w:left w:type="dxa" w:w="120"/>
+                    <w:bottom w:type="dxa" w:w="80"/>
+                    <w:right w:type="dxa" w:w="120"/>
+                  </w:tcMar>
+                  <w:vAlign w:val="center"/>
+                </w:tcPr>
+                <w:p>
+                  <w:pPr>
+                    <w:spacing w:after="0" w:before="0"/>
+                  </w:pPr>
+                  <w:r>
+                    <w:rPr>
+                      <w:rFonts w:ascii="Arial" w:cs="Arial" w:eastAsia="Arial" w:hAnsi="Arial"/>
+                      <w:b w:val="false"/>
+                      <w:bCs w:val="false"/>
+                      <w:sz w:val="21"/>
+                      <w:szCs w:val="21"/>
+                    </w:rPr>
+                    <w:t xml:space="preserve">Fix it</w:t>
+                  </w:r>
+                </w:p>
+              </w:tc>
+              <w:tc>
+                <w:tcPr>
+                  <w:tcW w:type="dxa" w:w="2506"/>
+                  <w:tcBorders>
+                    <w:top w:val="single" w:color="B7C2D1" w:sz="4"/>
+                    <w:left w:val="single" w:color="B7C2D1" w:sz="4"/>
+                    <w:bottom w:val="single" w:color="B7C2D1" w:sz="4"/>
+                    <w:right w:val="single" w:color="B7C2D1" w:sz="4"/>
+                  </w:tcBorders>
+                  <w:shd w:fill="FFFFFF" w:color="auto" w:val="clear"/>
+                  <w:tcMar>
+                    <w:top w:type="dxa" w:w="80"/>
+                    <w:left w:type="dxa" w:w="120"/>
+                    <w:bottom w:type="dxa" w:w="80"/>
+                    <w:right w:type="dxa" w:w="120"/>
+                  </w:tcMar>
+                  <w:vAlign w:val="center"/>
+                </w:tcPr>
+                <w:p>
+                  <w:pPr>
+                    <w:spacing w:after="0" w:before="0"/>
+                  </w:pPr>
+                  <w:r>
+                    <w:rPr>
+                      <w:rFonts w:ascii="Arial" w:cs="Arial" w:eastAsia="Arial" w:hAnsi="Arial"/>
+                      <w:b w:val="false"/>
+                      <w:bCs w:val="false"/>
+                      <w:sz w:val="21"/>
+                      <w:szCs w:val="21"/>
+                    </w:rPr>
+                    <w:t xml:space="preserve">2</w:t>
+                  </w:r>
+                </w:p>
+              </w:tc>
+              <w:tc>
+                <w:tcPr>
+                  <w:tcW w:type="dxa" w:w="2506"/>
+                  <w:tcBorders>
+                    <w:top w:val="single" w:color="B7C2D1" w:sz="4"/>
+                    <w:left w:val="single" w:color="B7C2D1" w:sz="4"/>
+                    <w:bottom w:val="single" w:color="B7C2D1" w:sz="4"/>
+                    <w:right w:val="single" w:color="B7C2D1" w:sz="4"/>
+                  </w:tcBorders>
+                  <w:shd w:fill="FFFFFF" w:color="auto" w:val="clear"/>
+                  <w:tcMar>
+                    <w:top w:type="dxa" w:w="80"/>
+                    <w:left w:type="dxa" w:w="120"/>
+                    <w:bottom w:type="dxa" w:w="80"/>
+                    <w:right w:type="dxa" w:w="120"/>
+                  </w:tcMar>
+                  <w:vAlign w:val="center"/>
+                </w:tcPr>
+                <w:p>
+                  <w:pPr>
+                    <w:spacing w:after="0" w:before="0"/>
+                  </w:pPr>
+                  <w:r>
+                    <w:rPr>
+                      <w:rFonts w:ascii="Arial" w:cs="Arial" w:eastAsia="Arial" w:hAnsi="Arial"/>
+                      <w:b w:val="false"/>
+                      <w:bCs w:val="false"/>
+                      <w:sz w:val="21"/>
+                      <w:szCs w:val="21"/>
+                    </w:rPr>
+                    <w:t xml:space="preserve"/>
+                  </w:r>
+                </w:p>
+              </w:tc>
+            </w:tr>
+            <w:tr>
+              <w:trPr>
+                <w:cantSplit/>
+                <w:trHeight w:val="360" w:hRule="atLeast"/>
+              </w:trPr>
+              <w:tc>
+                <w:tcPr>
+                  <w:tcW w:type="dxa" w:w="2506"/>
+                  <w:tcBorders>
+                    <w:top w:val="single" w:color="B7C2D1" w:sz="4"/>
+                    <w:left w:val="single" w:color="B7C2D1" w:sz="4"/>
+                    <w:bottom w:val="single" w:color="B7C2D1" w:sz="4"/>
+                    <w:right w:val="single" w:color="B7C2D1" w:sz="4"/>
+                  </w:tcBorders>
+                  <w:shd w:fill="FFFFFF" w:color="auto" w:val="clear"/>
+                  <w:tcMar>
+                    <w:top w:type="dxa" w:w="80"/>
+                    <w:left w:type="dxa" w:w="120"/>
+                    <w:bottom w:type="dxa" w:w="80"/>
+                    <w:right w:type="dxa" w:w="120"/>
+                  </w:tcMar>
+                  <w:vAlign w:val="center"/>
+                </w:tcPr>
+                <w:p>
+                  <w:pPr>
+                    <w:spacing w:after="0" w:before="0"/>
+                  </w:pPr>
+                  <w:r>
+                    <w:rPr>
+                      <w:rFonts w:ascii="Arial" w:cs="Arial" w:eastAsia="Arial" w:hAnsi="Arial"/>
+                      <w:sz w:val="21"/>
+                      <w:szCs w:val="21"/>
+                    </w:rPr>
+                    <w:t xml:space="preserve">Ask the user for six marks, one on each line. Put them in a grid of three rows of two. Add up each row in turn. Display the total of each row, one on each line. Then display the total of the whole grid on the next line.</w:t>
+                  </w:r>
+                </w:p>
+              </w:tc>
+              <w:tc>
+                <w:tcPr>
+                  <w:tcW w:type="dxa" w:w="2506"/>
+                  <w:tcBorders>
+                    <w:top w:val="single" w:color="B7C2D1" w:sz="4"/>
+                    <w:left w:val="single" w:color="B7C2D1" w:sz="4"/>
+                    <w:bottom w:val="single" w:color="B7C2D1" w:sz="4"/>
+                    <w:right w:val="single" w:color="B7C2D1" w:sz="4"/>
+                  </w:tcBorders>
+                  <w:shd w:fill="FFFFFF" w:color="auto" w:val="clear"/>
+                  <w:tcMar>
+                    <w:top w:type="dxa" w:w="80"/>
+                    <w:left w:type="dxa" w:w="120"/>
+                    <w:bottom w:type="dxa" w:w="80"/>
+                    <w:right w:type="dxa" w:w="120"/>
+                  </w:tcMar>
+                  <w:vAlign w:val="center"/>
+                </w:tcPr>
+                <w:p>
+                  <w:pPr>
+                    <w:spacing w:after="0" w:before="0"/>
+                  </w:pPr>
+                  <w:r>
+                    <w:rPr>
+                      <w:rFonts w:ascii="Arial" w:cs="Arial" w:eastAsia="Arial" w:hAnsi="Arial"/>
+                      <w:b w:val="false"/>
+                      <w:bCs w:val="false"/>
+                      <w:sz w:val="21"/>
+                      <w:szCs w:val="21"/>
+                    </w:rPr>
+                    <w:t xml:space="preserve">Challenge (optional)</w:t>
+                  </w:r>
+                </w:p>
+              </w:tc>
+              <w:tc>
+                <w:tcPr>
+                  <w:tcW w:type="dxa" w:w="2506"/>
+                  <w:tcBorders>
+                    <w:top w:val="single" w:color="B7C2D1" w:sz="4"/>
+                    <w:left w:val="single" w:color="B7C2D1" w:sz="4"/>
+                    <w:bottom w:val="single" w:color="B7C2D1" w:sz="4"/>
+                    <w:right w:val="single" w:color="B7C2D1" w:sz="4"/>
+                  </w:tcBorders>
+                  <w:shd w:fill="FFFFFF" w:color="auto" w:val="clear"/>
+                  <w:tcMar>
+                    <w:top w:type="dxa" w:w="80"/>
+                    <w:left w:type="dxa" w:w="120"/>
+                    <w:bottom w:type="dxa" w:w="80"/>
+                    <w:right w:type="dxa" w:w="120"/>
+                  </w:tcMar>
+                  <w:vAlign w:val="center"/>
+                </w:tcPr>
+                <w:p>
+                  <w:pPr>
+                    <w:spacing w:after="0" w:before="0"/>
+                  </w:pPr>
+                  <w:r>
+                    <w:rPr>
+                      <w:rFonts w:ascii="Arial" w:cs="Arial" w:eastAsia="Arial" w:hAnsi="Arial"/>
+                      <w:b w:val="false"/>
+                      <w:bCs w:val="false"/>
+                      <w:sz w:val="21"/>
+                      <w:szCs w:val="21"/>
+                    </w:rPr>
+                    <w:t xml:space="preserve">3</w:t>
+                  </w:r>
+                </w:p>
+              </w:tc>
+              <w:tc>
+                <w:tcPr>
+                  <w:tcW w:type="dxa" w:w="2506"/>
                   <w:tcBorders>
                     <w:top w:val="single" w:color="B7C2D1" w:sz="4"/>
                     <w:left w:val="single" w:color="B7C2D1" w:sz="4"/>
@@ -4658,7 +7492,7 @@
                 <w:sz w:val="21"/>
                 <w:szCs w:val="21"/>
               </w:rPr>
-              <w:t xml:space="preserve">Plan the one you found hardest: inputs, what happens to them, what is printed.</w:t>
+              <w:t xml:space="preserve">Plan the one you found hardest: what is typed in, what happens to it, what is displayed.</w:t>
             </w:r>
           </w:p>
           <w:tbl>
@@ -5084,12 +7918,12 @@
                 <w:sz w:val="21"/>
                 <w:szCs w:val="21"/>
               </w:rPr>
-              <w:t xml:space="preserve">Tick each one off as its tests pass in the editor</w:t>
+              <w:t xml:space="preserve">Tick each one off as you finish it in the editor</w:t>
             </w:r>
           </w:p>
           <w:tbl>
             <w:tblPr>
-              <w:tblW w:type="dxa" w:w="10026"/>
+              <w:tblW w:type="dxa" w:w="10024"/>
               <w:tblBorders>
                 <w:top w:val="single" w:color="auto" w:sz="4"/>
                 <w:left w:val="single" w:color="auto" w:sz="4"/>
@@ -5100,9 +7934,10 @@
               </w:tblBorders>
             </w:tblPr>
             <w:tblGrid>
-              <w:gridCol w:w="3342"/>
-              <w:gridCol w:w="3342"/>
-              <w:gridCol w:w="3342"/>
+              <w:gridCol w:w="2506"/>
+              <w:gridCol w:w="2506"/>
+              <w:gridCol w:w="2506"/>
+              <w:gridCol w:w="2506"/>
             </w:tblGrid>
             <w:tr>
               <w:trPr>
@@ -5111,7 +7946,7 @@
               </w:trPr>
               <w:tc>
                 <w:tcPr>
-                  <w:tcW w:type="dxa" w:w="3342"/>
+                  <w:tcW w:type="dxa" w:w="2506"/>
                   <w:tcBorders>
                     <w:top w:val="single" w:color="B7C2D1" w:sz="4"/>
                     <w:left w:val="single" w:color="B7C2D1" w:sz="4"/>
@@ -5139,13 +7974,13 @@
                       <w:sz w:val="20"/>
                       <w:szCs w:val="20"/>
                     </w:rPr>
-                    <w:t xml:space="preserve">Program</w:t>
-                  </w:r>
-                </w:p>
-              </w:tc>
-              <w:tc>
-                <w:tcPr>
-                  <w:tcW w:type="dxa" w:w="3342"/>
+                    <w:t xml:space="preserve">Activity</w:t>
+                  </w:r>
+                </w:p>
+              </w:tc>
+              <w:tc>
+                <w:tcPr>
+                  <w:tcW w:type="dxa" w:w="2506"/>
                   <w:tcBorders>
                     <w:top w:val="single" w:color="B7C2D1" w:sz="4"/>
                     <w:left w:val="single" w:color="B7C2D1" w:sz="4"/>
@@ -5173,13 +8008,47 @@
                       <w:sz w:val="20"/>
                       <w:szCs w:val="20"/>
                     </w:rPr>
+                    <w:t xml:space="preserve">What to do</w:t>
+                  </w:r>
+                </w:p>
+              </w:tc>
+              <w:tc>
+                <w:tcPr>
+                  <w:tcW w:type="dxa" w:w="2506"/>
+                  <w:tcBorders>
+                    <w:top w:val="single" w:color="B7C2D1" w:sz="4"/>
+                    <w:left w:val="single" w:color="B7C2D1" w:sz="4"/>
+                    <w:bottom w:val="single" w:color="B7C2D1" w:sz="4"/>
+                    <w:right w:val="single" w:color="B7C2D1" w:sz="4"/>
+                  </w:tcBorders>
+                  <w:shd w:fill="E6ECF5" w:color="auto" w:val="clear"/>
+                  <w:tcMar>
+                    <w:top w:type="dxa" w:w="80"/>
+                    <w:left w:type="dxa" w:w="120"/>
+                    <w:bottom w:type="dxa" w:w="80"/>
+                    <w:right w:type="dxa" w:w="120"/>
+                  </w:tcMar>
+                  <w:vAlign w:val="center"/>
+                </w:tcPr>
+                <w:p>
+                  <w:pPr>
+                    <w:spacing w:after="0" w:before="0"/>
+                  </w:pPr>
+                  <w:r>
+                    <w:rPr>
+                      <w:rFonts w:ascii="Arial" w:cs="Arial" w:eastAsia="Arial" w:hAnsi="Arial"/>
+                      <w:b/>
+                      <w:bCs/>
+                      <w:sz w:val="20"/>
+                      <w:szCs w:val="20"/>
+                    </w:rPr>
                     <w:t xml:space="preserve">Marks</w:t>
                   </w:r>
                 </w:p>
               </w:tc>
               <w:tc>
                 <w:tcPr>
-                  <w:tcW w:type="dxa" w:w="3342"/>
+                  <w:tcW w:type="dxa" w:w="2506"/>
                   <w:tcBorders>
                     <w:top w:val="single" w:color="B7C2D1" w:sz="4"/>
                     <w:left w:val="single" w:color="B7C2D1" w:sz="4"/>
@@ -5219,73 +8088,107 @@
               </w:trPr>
               <w:tc>
                 <w:tcPr>
-                  <w:tcW w:type="dxa" w:w="3342"/>
-                  <w:tcBorders>
-                    <w:top w:val="single" w:color="B7C2D1" w:sz="4"/>
-                    <w:left w:val="single" w:color="B7C2D1" w:sz="4"/>
-                    <w:bottom w:val="single" w:color="B7C2D1" w:sz="4"/>
-                    <w:right w:val="single" w:color="B7C2D1" w:sz="4"/>
-                  </w:tcBorders>
-                  <w:shd w:fill="FFFFFF" w:color="auto" w:val="clear"/>
-                  <w:tcMar>
-                    <w:top w:type="dxa" w:w="80"/>
-                    <w:left w:type="dxa" w:w="120"/>
-                    <w:bottom w:type="dxa" w:w="80"/>
-                    <w:right w:type="dxa" w:w="120"/>
-                  </w:tcMar>
-                  <w:vAlign w:val="center"/>
-                </w:tcPr>
-                <w:p>
-                  <w:pPr>
-                    <w:spacing w:after="0" w:before="0"/>
-                  </w:pPr>
-                  <w:r>
-                    <w:rPr>
-                      <w:rFonts w:ascii="Arial" w:cs="Arial" w:eastAsia="Arial" w:hAnsi="Arial"/>
-                      <w:sz w:val="21"/>
-                      <w:szCs w:val="21"/>
-                    </w:rPr>
-                    <w:t xml:space="preserve">Ask the user for twelve whole numbers, one on each line. Then ask for a column number, counting from 0. Store the numbers in a grid of four rows of three. Add up that column. Display [the total] and nothing else.</w:t>
-                  </w:r>
-                </w:p>
-              </w:tc>
-              <w:tc>
-                <w:tcPr>
-                  <w:tcW w:type="dxa" w:w="3342"/>
-                  <w:tcBorders>
-                    <w:top w:val="single" w:color="B7C2D1" w:sz="4"/>
-                    <w:left w:val="single" w:color="B7C2D1" w:sz="4"/>
-                    <w:bottom w:val="single" w:color="B7C2D1" w:sz="4"/>
-                    <w:right w:val="single" w:color="B7C2D1" w:sz="4"/>
-                  </w:tcBorders>
-                  <w:shd w:fill="FFFFFF" w:color="auto" w:val="clear"/>
-                  <w:tcMar>
-                    <w:top w:type="dxa" w:w="80"/>
-                    <w:left w:type="dxa" w:w="120"/>
-                    <w:bottom w:type="dxa" w:w="80"/>
-                    <w:right w:type="dxa" w:w="120"/>
-                  </w:tcMar>
-                  <w:vAlign w:val="center"/>
-                </w:tcPr>
-                <w:p>
-                  <w:pPr>
-                    <w:spacing w:after="0" w:before="0"/>
-                  </w:pPr>
-                  <w:r>
-                    <w:rPr>
-                      <w:rFonts w:ascii="Arial" w:cs="Arial" w:eastAsia="Arial" w:hAnsi="Arial"/>
-                      <w:b w:val="false"/>
-                      <w:bCs w:val="false"/>
-                      <w:sz w:val="21"/>
-                      <w:szCs w:val="21"/>
-                    </w:rPr>
-                    <w:t xml:space="preserve">2</w:t>
-                  </w:r>
-                </w:p>
-              </w:tc>
-              <w:tc>
-                <w:tcPr>
-                  <w:tcW w:type="dxa" w:w="3342"/>
+                  <w:tcW w:type="dxa" w:w="2506"/>
+                  <w:tcBorders>
+                    <w:top w:val="single" w:color="B7C2D1" w:sz="4"/>
+                    <w:left w:val="single" w:color="B7C2D1" w:sz="4"/>
+                    <w:bottom w:val="single" w:color="B7C2D1" w:sz="4"/>
+                    <w:right w:val="single" w:color="B7C2D1" w:sz="4"/>
+                  </w:tcBorders>
+                  <w:shd w:fill="FFFFFF" w:color="auto" w:val="clear"/>
+                  <w:tcMar>
+                    <w:top w:type="dxa" w:w="80"/>
+                    <w:left w:type="dxa" w:w="120"/>
+                    <w:bottom w:type="dxa" w:w="80"/>
+                    <w:right w:type="dxa" w:w="120"/>
+                  </w:tcMar>
+                  <w:vAlign w:val="center"/>
+                </w:tcPr>
+                <w:p>
+                  <w:pPr>
+                    <w:spacing w:after="0" w:before="0"/>
+                  </w:pPr>
+                  <w:r>
+                    <w:rPr>
+                      <w:rFonts w:ascii="Arial" w:cs="Arial" w:eastAsia="Arial" w:hAnsi="Arial"/>
+                      <w:sz w:val="21"/>
+                      <w:szCs w:val="21"/>
+                    </w:rPr>
+                    <w:t xml:space="preserve">Press Run. The program takes a row out of the grid, then collects a column.</w:t>
+                  </w:r>
+                </w:p>
+              </w:tc>
+              <w:tc>
+                <w:tcPr>
+                  <w:tcW w:type="dxa" w:w="2506"/>
+                  <w:tcBorders>
+                    <w:top w:val="single" w:color="B7C2D1" w:sz="4"/>
+                    <w:left w:val="single" w:color="B7C2D1" w:sz="4"/>
+                    <w:bottom w:val="single" w:color="B7C2D1" w:sz="4"/>
+                    <w:right w:val="single" w:color="B7C2D1" w:sz="4"/>
+                  </w:tcBorders>
+                  <w:shd w:fill="FFFFFF" w:color="auto" w:val="clear"/>
+                  <w:tcMar>
+                    <w:top w:type="dxa" w:w="80"/>
+                    <w:left w:type="dxa" w:w="120"/>
+                    <w:bottom w:type="dxa" w:w="80"/>
+                    <w:right w:type="dxa" w:w="120"/>
+                  </w:tcMar>
+                  <w:vAlign w:val="center"/>
+                </w:tcPr>
+                <w:p>
+                  <w:pPr>
+                    <w:spacing w:after="0" w:before="0"/>
+                  </w:pPr>
+                  <w:r>
+                    <w:rPr>
+                      <w:rFonts w:ascii="Arial" w:cs="Arial" w:eastAsia="Arial" w:hAnsi="Arial"/>
+                      <w:b w:val="false"/>
+                      <w:bCs w:val="false"/>
+                      <w:sz w:val="21"/>
+                      <w:szCs w:val="21"/>
+                    </w:rPr>
+                    <w:t xml:space="preserve">Run it</w:t>
+                  </w:r>
+                </w:p>
+              </w:tc>
+              <w:tc>
+                <w:tcPr>
+                  <w:tcW w:type="dxa" w:w="2506"/>
+                  <w:tcBorders>
+                    <w:top w:val="single" w:color="B7C2D1" w:sz="4"/>
+                    <w:left w:val="single" w:color="B7C2D1" w:sz="4"/>
+                    <w:bottom w:val="single" w:color="B7C2D1" w:sz="4"/>
+                    <w:right w:val="single" w:color="B7C2D1" w:sz="4"/>
+                  </w:tcBorders>
+                  <w:shd w:fill="FFFFFF" w:color="auto" w:val="clear"/>
+                  <w:tcMar>
+                    <w:top w:type="dxa" w:w="80"/>
+                    <w:left w:type="dxa" w:w="120"/>
+                    <w:bottom w:type="dxa" w:w="80"/>
+                    <w:right w:type="dxa" w:w="120"/>
+                  </w:tcMar>
+                  <w:vAlign w:val="center"/>
+                </w:tcPr>
+                <w:p>
+                  <w:pPr>
+                    <w:spacing w:after="0" w:before="0"/>
+                  </w:pPr>
+                  <w:r>
+                    <w:rPr>
+                      <w:rFonts w:ascii="Arial" w:cs="Arial" w:eastAsia="Arial" w:hAnsi="Arial"/>
+                      <w:b w:val="false"/>
+                      <w:bCs w:val="false"/>
+                      <w:sz w:val="21"/>
+                      <w:szCs w:val="21"/>
+                    </w:rPr>
+                    <w:t xml:space="preserve">1</w:t>
+                  </w:r>
+                </w:p>
+              </w:tc>
+              <w:tc>
+                <w:tcPr>
+                  <w:tcW w:type="dxa" w:w="2506"/>
                   <w:tcBorders>
                     <w:top w:val="single" w:color="B7C2D1" w:sz="4"/>
                     <w:left w:val="single" w:color="B7C2D1" w:sz="4"/>
@@ -5325,73 +8228,107 @@
               </w:trPr>
               <w:tc>
                 <w:tcPr>
-                  <w:tcW w:type="dxa" w:w="3342"/>
-                  <w:tcBorders>
-                    <w:top w:val="single" w:color="B7C2D1" w:sz="4"/>
-                    <w:left w:val="single" w:color="B7C2D1" w:sz="4"/>
-                    <w:bottom w:val="single" w:color="B7C2D1" w:sz="4"/>
-                    <w:right w:val="single" w:color="B7C2D1" w:sz="4"/>
-                  </w:tcBorders>
-                  <w:shd w:fill="FFFFFF" w:color="auto" w:val="clear"/>
-                  <w:tcMar>
-                    <w:top w:type="dxa" w:w="80"/>
-                    <w:left w:type="dxa" w:w="120"/>
-                    <w:bottom w:type="dxa" w:w="80"/>
-                    <w:right w:type="dxa" w:w="120"/>
-                  </w:tcMar>
-                  <w:vAlign w:val="center"/>
-                </w:tcPr>
-                <w:p>
-                  <w:pPr>
-                    <w:spacing w:after="0" w:before="0"/>
-                  </w:pPr>
-                  <w:r>
-                    <w:rPr>
-                      <w:rFonts w:ascii="Arial" w:cs="Arial" w:eastAsia="Arial" w:hAnsi="Arial"/>
-                      <w:sz w:val="21"/>
-                      <w:szCs w:val="21"/>
-                    </w:rPr>
-                    <w:t xml:space="preserve">Ask the user for twelve whole numbers, one on each line. Store them in a grid of four rows of three. Add up each column in turn. Display [the total of each column], one on each line.</w:t>
-                  </w:r>
-                </w:p>
-              </w:tc>
-              <w:tc>
-                <w:tcPr>
-                  <w:tcW w:type="dxa" w:w="3342"/>
-                  <w:tcBorders>
-                    <w:top w:val="single" w:color="B7C2D1" w:sz="4"/>
-                    <w:left w:val="single" w:color="B7C2D1" w:sz="4"/>
-                    <w:bottom w:val="single" w:color="B7C2D1" w:sz="4"/>
-                    <w:right w:val="single" w:color="B7C2D1" w:sz="4"/>
-                  </w:tcBorders>
-                  <w:shd w:fill="FFFFFF" w:color="auto" w:val="clear"/>
-                  <w:tcMar>
-                    <w:top w:type="dxa" w:w="80"/>
-                    <w:left w:type="dxa" w:w="120"/>
-                    <w:bottom w:type="dxa" w:w="80"/>
-                    <w:right w:type="dxa" w:w="120"/>
-                  </w:tcMar>
-                  <w:vAlign w:val="center"/>
-                </w:tcPr>
-                <w:p>
-                  <w:pPr>
-                    <w:spacing w:after="0" w:before="0"/>
-                  </w:pPr>
-                  <w:r>
-                    <w:rPr>
-                      <w:rFonts w:ascii="Arial" w:cs="Arial" w:eastAsia="Arial" w:hAnsi="Arial"/>
-                      <w:b w:val="false"/>
-                      <w:bCs w:val="false"/>
-                      <w:sz w:val="21"/>
-                      <w:szCs w:val="21"/>
-                    </w:rPr>
-                    <w:t xml:space="preserve">3</w:t>
-                  </w:r>
-                </w:p>
-              </w:tc>
-              <w:tc>
-                <w:tcPr>
-                  <w:tcW w:type="dxa" w:w="3342"/>
+                  <w:tcW w:type="dxa" w:w="2506"/>
+                  <w:tcBorders>
+                    <w:top w:val="single" w:color="B7C2D1" w:sz="4"/>
+                    <w:left w:val="single" w:color="B7C2D1" w:sz="4"/>
+                    <w:bottom w:val="single" w:color="B7C2D1" w:sz="4"/>
+                    <w:right w:val="single" w:color="B7C2D1" w:sz="4"/>
+                  </w:tcBorders>
+                  <w:shd w:fill="FFFFFF" w:color="auto" w:val="clear"/>
+                  <w:tcMar>
+                    <w:top w:type="dxa" w:w="80"/>
+                    <w:left w:type="dxa" w:w="120"/>
+                    <w:bottom w:type="dxa" w:w="80"/>
+                    <w:right w:type="dxa" w:w="120"/>
+                  </w:tcMar>
+                  <w:vAlign w:val="center"/>
+                </w:tcPr>
+                <w:p>
+                  <w:pPr>
+                    <w:spacing w:after="0" w:before="0"/>
+                  </w:pPr>
+                  <w:r>
+                    <w:rPr>
+                      <w:rFonts w:ascii="Arial" w:cs="Arial" w:eastAsia="Arial" w:hAnsi="Arial"/>
+                      <w:sz w:val="21"/>
+                      <w:szCs w:val="21"/>
+                    </w:rPr>
+                    <w:t xml:space="preserve">What will this program display?</w:t>
+                  </w:r>
+                </w:p>
+              </w:tc>
+              <w:tc>
+                <w:tcPr>
+                  <w:tcW w:type="dxa" w:w="2506"/>
+                  <w:tcBorders>
+                    <w:top w:val="single" w:color="B7C2D1" w:sz="4"/>
+                    <w:left w:val="single" w:color="B7C2D1" w:sz="4"/>
+                    <w:bottom w:val="single" w:color="B7C2D1" w:sz="4"/>
+                    <w:right w:val="single" w:color="B7C2D1" w:sz="4"/>
+                  </w:tcBorders>
+                  <w:shd w:fill="FFFFFF" w:color="auto" w:val="clear"/>
+                  <w:tcMar>
+                    <w:top w:type="dxa" w:w="80"/>
+                    <w:left w:type="dxa" w:w="120"/>
+                    <w:bottom w:type="dxa" w:w="80"/>
+                    <w:right w:type="dxa" w:w="120"/>
+                  </w:tcMar>
+                  <w:vAlign w:val="center"/>
+                </w:tcPr>
+                <w:p>
+                  <w:pPr>
+                    <w:spacing w:after="0" w:before="0"/>
+                  </w:pPr>
+                  <w:r>
+                    <w:rPr>
+                      <w:rFonts w:ascii="Arial" w:cs="Arial" w:eastAsia="Arial" w:hAnsi="Arial"/>
+                      <w:b w:val="false"/>
+                      <w:bCs w:val="false"/>
+                      <w:sz w:val="21"/>
+                      <w:szCs w:val="21"/>
+                    </w:rPr>
+                    <w:t xml:space="preserve">Predict</w:t>
+                  </w:r>
+                </w:p>
+              </w:tc>
+              <w:tc>
+                <w:tcPr>
+                  <w:tcW w:type="dxa" w:w="2506"/>
+                  <w:tcBorders>
+                    <w:top w:val="single" w:color="B7C2D1" w:sz="4"/>
+                    <w:left w:val="single" w:color="B7C2D1" w:sz="4"/>
+                    <w:bottom w:val="single" w:color="B7C2D1" w:sz="4"/>
+                    <w:right w:val="single" w:color="B7C2D1" w:sz="4"/>
+                  </w:tcBorders>
+                  <w:shd w:fill="FFFFFF" w:color="auto" w:val="clear"/>
+                  <w:tcMar>
+                    <w:top w:type="dxa" w:w="80"/>
+                    <w:left w:type="dxa" w:w="120"/>
+                    <w:bottom w:type="dxa" w:w="80"/>
+                    <w:right w:type="dxa" w:w="120"/>
+                  </w:tcMar>
+                  <w:vAlign w:val="center"/>
+                </w:tcPr>
+                <w:p>
+                  <w:pPr>
+                    <w:spacing w:after="0" w:before="0"/>
+                  </w:pPr>
+                  <w:r>
+                    <w:rPr>
+                      <w:rFonts w:ascii="Arial" w:cs="Arial" w:eastAsia="Arial" w:hAnsi="Arial"/>
+                      <w:b w:val="false"/>
+                      <w:bCs w:val="false"/>
+                      <w:sz w:val="21"/>
+                      <w:szCs w:val="21"/>
+                    </w:rPr>
+                    <w:t xml:space="preserve">1</w:t>
+                  </w:r>
+                </w:p>
+              </w:tc>
+              <w:tc>
+                <w:tcPr>
+                  <w:tcW w:type="dxa" w:w="2506"/>
                   <w:tcBorders>
                     <w:top w:val="single" w:color="B7C2D1" w:sz="4"/>
                     <w:left w:val="single" w:color="B7C2D1" w:sz="4"/>
@@ -5431,73 +8368,667 @@
               </w:trPr>
               <w:tc>
                 <w:tcPr>
-                  <w:tcW w:type="dxa" w:w="3342"/>
-                  <w:tcBorders>
-                    <w:top w:val="single" w:color="B7C2D1" w:sz="4"/>
-                    <w:left w:val="single" w:color="B7C2D1" w:sz="4"/>
-                    <w:bottom w:val="single" w:color="B7C2D1" w:sz="4"/>
-                    <w:right w:val="single" w:color="B7C2D1" w:sz="4"/>
-                  </w:tcBorders>
-                  <w:shd w:fill="FFFFFF" w:color="auto" w:val="clear"/>
-                  <w:tcMar>
-                    <w:top w:type="dxa" w:w="80"/>
-                    <w:left w:type="dxa" w:w="120"/>
-                    <w:bottom w:type="dxa" w:w="80"/>
-                    <w:right w:type="dxa" w:w="120"/>
-                  </w:tcMar>
-                  <w:vAlign w:val="center"/>
-                </w:tcPr>
-                <w:p>
-                  <w:pPr>
-                    <w:spacing w:after="0" w:before="0"/>
-                  </w:pPr>
-                  <w:r>
-                    <w:rPr>
-                      <w:rFonts w:ascii="Arial" w:cs="Arial" w:eastAsia="Arial" w:hAnsi="Arial"/>
-                      <w:sz w:val="21"/>
-                      <w:szCs w:val="21"/>
-                    </w:rPr>
-                    <w:t xml:space="preserve">Ask the user for twelve whole numbers, one on each line. Store them in a grid of four rows of three. Add up each column in turn. Add up the whole grid as well. Display [the total of each column], one on each line. Then display [the total of the whole grid] on the last line.</w:t>
-                  </w:r>
-                </w:p>
-              </w:tc>
-              <w:tc>
-                <w:tcPr>
-                  <w:tcW w:type="dxa" w:w="3342"/>
-                  <w:tcBorders>
-                    <w:top w:val="single" w:color="B7C2D1" w:sz="4"/>
-                    <w:left w:val="single" w:color="B7C2D1" w:sz="4"/>
-                    <w:bottom w:val="single" w:color="B7C2D1" w:sz="4"/>
-                    <w:right w:val="single" w:color="B7C2D1" w:sz="4"/>
-                  </w:tcBorders>
-                  <w:shd w:fill="FFFFFF" w:color="auto" w:val="clear"/>
-                  <w:tcMar>
-                    <w:top w:type="dxa" w:w="80"/>
-                    <w:left w:type="dxa" w:w="120"/>
-                    <w:bottom w:type="dxa" w:w="80"/>
-                    <w:right w:type="dxa" w:w="120"/>
-                  </w:tcMar>
-                  <w:vAlign w:val="center"/>
-                </w:tcPr>
-                <w:p>
-                  <w:pPr>
-                    <w:spacing w:after="0" w:before="0"/>
-                  </w:pPr>
-                  <w:r>
-                    <w:rPr>
-                      <w:rFonts w:ascii="Arial" w:cs="Arial" w:eastAsia="Arial" w:hAnsi="Arial"/>
-                      <w:b w:val="false"/>
-                      <w:bCs w:val="false"/>
-                      <w:sz w:val="21"/>
-                      <w:szCs w:val="21"/>
-                    </w:rPr>
-                    <w:t xml:space="preserve">4</w:t>
-                  </w:r>
-                </w:p>
-              </w:tc>
-              <w:tc>
-                <w:tcPr>
-                  <w:tcW w:type="dxa" w:w="3342"/>
+                  <w:tcW w:type="dxa" w:w="2506"/>
+                  <w:tcBorders>
+                    <w:top w:val="single" w:color="B7C2D1" w:sz="4"/>
+                    <w:left w:val="single" w:color="B7C2D1" w:sz="4"/>
+                    <w:bottom w:val="single" w:color="B7C2D1" w:sz="4"/>
+                    <w:right w:val="single" w:color="B7C2D1" w:sz="4"/>
+                  </w:tcBorders>
+                  <w:shd w:fill="FFFFFF" w:color="auto" w:val="clear"/>
+                  <w:tcMar>
+                    <w:top w:type="dxa" w:w="80"/>
+                    <w:left w:type="dxa" w:w="120"/>
+                    <w:bottom w:type="dxa" w:w="80"/>
+                    <w:right w:type="dxa" w:w="120"/>
+                  </w:tcMar>
+                  <w:vAlign w:val="center"/>
+                </w:tcPr>
+                <w:p>
+                  <w:pPr>
+                    <w:spacing w:after="0" w:before="0"/>
+                  </w:pPr>
+                  <w:r>
+                    <w:rPr>
+                      <w:rFonts w:ascii="Arial" w:cs="Arial" w:eastAsia="Arial" w:hAnsi="Arial"/>
+                      <w:sz w:val="21"/>
+                      <w:szCs w:val="21"/>
+                    </w:rPr>
+                    <w:t xml:space="preserve">Change the program so it collects the last column of the grid instead of the first.</w:t>
+                  </w:r>
+                </w:p>
+              </w:tc>
+              <w:tc>
+                <w:tcPr>
+                  <w:tcW w:type="dxa" w:w="2506"/>
+                  <w:tcBorders>
+                    <w:top w:val="single" w:color="B7C2D1" w:sz="4"/>
+                    <w:left w:val="single" w:color="B7C2D1" w:sz="4"/>
+                    <w:bottom w:val="single" w:color="B7C2D1" w:sz="4"/>
+                    <w:right w:val="single" w:color="B7C2D1" w:sz="4"/>
+                  </w:tcBorders>
+                  <w:shd w:fill="FFFFFF" w:color="auto" w:val="clear"/>
+                  <w:tcMar>
+                    <w:top w:type="dxa" w:w="80"/>
+                    <w:left w:type="dxa" w:w="120"/>
+                    <w:bottom w:type="dxa" w:w="80"/>
+                    <w:right w:type="dxa" w:w="120"/>
+                  </w:tcMar>
+                  <w:vAlign w:val="center"/>
+                </w:tcPr>
+                <w:p>
+                  <w:pPr>
+                    <w:spacing w:after="0" w:before="0"/>
+                  </w:pPr>
+                  <w:r>
+                    <w:rPr>
+                      <w:rFonts w:ascii="Arial" w:cs="Arial" w:eastAsia="Arial" w:hAnsi="Arial"/>
+                      <w:b w:val="false"/>
+                      <w:bCs w:val="false"/>
+                      <w:sz w:val="21"/>
+                      <w:szCs w:val="21"/>
+                    </w:rPr>
+                    <w:t xml:space="preserve">Change it</w:t>
+                  </w:r>
+                </w:p>
+              </w:tc>
+              <w:tc>
+                <w:tcPr>
+                  <w:tcW w:type="dxa" w:w="2506"/>
+                  <w:tcBorders>
+                    <w:top w:val="single" w:color="B7C2D1" w:sz="4"/>
+                    <w:left w:val="single" w:color="B7C2D1" w:sz="4"/>
+                    <w:bottom w:val="single" w:color="B7C2D1" w:sz="4"/>
+                    <w:right w:val="single" w:color="B7C2D1" w:sz="4"/>
+                  </w:tcBorders>
+                  <w:shd w:fill="FFFFFF" w:color="auto" w:val="clear"/>
+                  <w:tcMar>
+                    <w:top w:type="dxa" w:w="80"/>
+                    <w:left w:type="dxa" w:w="120"/>
+                    <w:bottom w:type="dxa" w:w="80"/>
+                    <w:right w:type="dxa" w:w="120"/>
+                  </w:tcMar>
+                  <w:vAlign w:val="center"/>
+                </w:tcPr>
+                <w:p>
+                  <w:pPr>
+                    <w:spacing w:after="0" w:before="0"/>
+                  </w:pPr>
+                  <w:r>
+                    <w:rPr>
+                      <w:rFonts w:ascii="Arial" w:cs="Arial" w:eastAsia="Arial" w:hAnsi="Arial"/>
+                      <w:b w:val="false"/>
+                      <w:bCs w:val="false"/>
+                      <w:sz w:val="21"/>
+                      <w:szCs w:val="21"/>
+                    </w:rPr>
+                    <w:t xml:space="preserve">1</w:t>
+                  </w:r>
+                </w:p>
+              </w:tc>
+              <w:tc>
+                <w:tcPr>
+                  <w:tcW w:type="dxa" w:w="2506"/>
+                  <w:tcBorders>
+                    <w:top w:val="single" w:color="B7C2D1" w:sz="4"/>
+                    <w:left w:val="single" w:color="B7C2D1" w:sz="4"/>
+                    <w:bottom w:val="single" w:color="B7C2D1" w:sz="4"/>
+                    <w:right w:val="single" w:color="B7C2D1" w:sz="4"/>
+                  </w:tcBorders>
+                  <w:shd w:fill="FFFFFF" w:color="auto" w:val="clear"/>
+                  <w:tcMar>
+                    <w:top w:type="dxa" w:w="80"/>
+                    <w:left w:type="dxa" w:w="120"/>
+                    <w:bottom w:type="dxa" w:w="80"/>
+                    <w:right w:type="dxa" w:w="120"/>
+                  </w:tcMar>
+                  <w:vAlign w:val="center"/>
+                </w:tcPr>
+                <w:p>
+                  <w:pPr>
+                    <w:spacing w:after="0" w:before="0"/>
+                  </w:pPr>
+                  <w:r>
+                    <w:rPr>
+                      <w:rFonts w:ascii="Arial" w:cs="Arial" w:eastAsia="Arial" w:hAnsi="Arial"/>
+                      <w:b w:val="false"/>
+                      <w:bCs w:val="false"/>
+                      <w:sz w:val="21"/>
+                      <w:szCs w:val="21"/>
+                    </w:rPr>
+                    <w:t xml:space="preserve"/>
+                  </w:r>
+                </w:p>
+              </w:tc>
+            </w:tr>
+            <w:tr>
+              <w:trPr>
+                <w:cantSplit/>
+                <w:trHeight w:val="360" w:hRule="atLeast"/>
+              </w:trPr>
+              <w:tc>
+                <w:tcPr>
+                  <w:tcW w:type="dxa" w:w="2506"/>
+                  <w:tcBorders>
+                    <w:top w:val="single" w:color="B7C2D1" w:sz="4"/>
+                    <w:left w:val="single" w:color="B7C2D1" w:sz="4"/>
+                    <w:bottom w:val="single" w:color="B7C2D1" w:sz="4"/>
+                    <w:right w:val="single" w:color="B7C2D1" w:sz="4"/>
+                  </w:tcBorders>
+                  <w:shd w:fill="FFFFFF" w:color="auto" w:val="clear"/>
+                  <w:tcMar>
+                    <w:top w:type="dxa" w:w="80"/>
+                    <w:left w:type="dxa" w:w="120"/>
+                    <w:bottom w:type="dxa" w:w="80"/>
+                    <w:right w:type="dxa" w:w="120"/>
+                  </w:tcMar>
+                  <w:vAlign w:val="center"/>
+                </w:tcPr>
+                <w:p>
+                  <w:pPr>
+                    <w:spacing w:after="0" w:before="0"/>
+                  </w:pPr>
+                  <w:r>
+                    <w:rPr>
+                      <w:rFonts w:ascii="Arial" w:cs="Arial" w:eastAsia="Arial" w:hAnsi="Arial"/>
+                      <w:sz w:val="21"/>
+                      <w:szCs w:val="21"/>
+                    </w:rPr>
+                    <w:t xml:space="preserve">Finish the program so it collects column 1 of the grid into col and displays it.</w:t>
+                  </w:r>
+                </w:p>
+              </w:tc>
+              <w:tc>
+                <w:tcPr>
+                  <w:tcW w:type="dxa" w:w="2506"/>
+                  <w:tcBorders>
+                    <w:top w:val="single" w:color="B7C2D1" w:sz="4"/>
+                    <w:left w:val="single" w:color="B7C2D1" w:sz="4"/>
+                    <w:bottom w:val="single" w:color="B7C2D1" w:sz="4"/>
+                    <w:right w:val="single" w:color="B7C2D1" w:sz="4"/>
+                  </w:tcBorders>
+                  <w:shd w:fill="FFFFFF" w:color="auto" w:val="clear"/>
+                  <w:tcMar>
+                    <w:top w:type="dxa" w:w="80"/>
+                    <w:left w:type="dxa" w:w="120"/>
+                    <w:bottom w:type="dxa" w:w="80"/>
+                    <w:right w:type="dxa" w:w="120"/>
+                  </w:tcMar>
+                  <w:vAlign w:val="center"/>
+                </w:tcPr>
+                <w:p>
+                  <w:pPr>
+                    <w:spacing w:after="0" w:before="0"/>
+                  </w:pPr>
+                  <w:r>
+                    <w:rPr>
+                      <w:rFonts w:ascii="Arial" w:cs="Arial" w:eastAsia="Arial" w:hAnsi="Arial"/>
+                      <w:b w:val="false"/>
+                      <w:bCs w:val="false"/>
+                      <w:sz w:val="21"/>
+                      <w:szCs w:val="21"/>
+                    </w:rPr>
+                    <w:t xml:space="preserve">Complete it</w:t>
+                  </w:r>
+                </w:p>
+              </w:tc>
+              <w:tc>
+                <w:tcPr>
+                  <w:tcW w:type="dxa" w:w="2506"/>
+                  <w:tcBorders>
+                    <w:top w:val="single" w:color="B7C2D1" w:sz="4"/>
+                    <w:left w:val="single" w:color="B7C2D1" w:sz="4"/>
+                    <w:bottom w:val="single" w:color="B7C2D1" w:sz="4"/>
+                    <w:right w:val="single" w:color="B7C2D1" w:sz="4"/>
+                  </w:tcBorders>
+                  <w:shd w:fill="FFFFFF" w:color="auto" w:val="clear"/>
+                  <w:tcMar>
+                    <w:top w:type="dxa" w:w="80"/>
+                    <w:left w:type="dxa" w:w="120"/>
+                    <w:bottom w:type="dxa" w:w="80"/>
+                    <w:right w:type="dxa" w:w="120"/>
+                  </w:tcMar>
+                  <w:vAlign w:val="center"/>
+                </w:tcPr>
+                <w:p>
+                  <w:pPr>
+                    <w:spacing w:after="0" w:before="0"/>
+                  </w:pPr>
+                  <w:r>
+                    <w:rPr>
+                      <w:rFonts w:ascii="Arial" w:cs="Arial" w:eastAsia="Arial" w:hAnsi="Arial"/>
+                      <w:b w:val="false"/>
+                      <w:bCs w:val="false"/>
+                      <w:sz w:val="21"/>
+                      <w:szCs w:val="21"/>
+                    </w:rPr>
+                    <w:t xml:space="preserve">2</w:t>
+                  </w:r>
+                </w:p>
+              </w:tc>
+              <w:tc>
+                <w:tcPr>
+                  <w:tcW w:type="dxa" w:w="2506"/>
+                  <w:tcBorders>
+                    <w:top w:val="single" w:color="B7C2D1" w:sz="4"/>
+                    <w:left w:val="single" w:color="B7C2D1" w:sz="4"/>
+                    <w:bottom w:val="single" w:color="B7C2D1" w:sz="4"/>
+                    <w:right w:val="single" w:color="B7C2D1" w:sz="4"/>
+                  </w:tcBorders>
+                  <w:shd w:fill="FFFFFF" w:color="auto" w:val="clear"/>
+                  <w:tcMar>
+                    <w:top w:type="dxa" w:w="80"/>
+                    <w:left w:type="dxa" w:w="120"/>
+                    <w:bottom w:type="dxa" w:w="80"/>
+                    <w:right w:type="dxa" w:w="120"/>
+                  </w:tcMar>
+                  <w:vAlign w:val="center"/>
+                </w:tcPr>
+                <w:p>
+                  <w:pPr>
+                    <w:spacing w:after="0" w:before="0"/>
+                  </w:pPr>
+                  <w:r>
+                    <w:rPr>
+                      <w:rFonts w:ascii="Arial" w:cs="Arial" w:eastAsia="Arial" w:hAnsi="Arial"/>
+                      <w:b w:val="false"/>
+                      <w:bCs w:val="false"/>
+                      <w:sz w:val="21"/>
+                      <w:szCs w:val="21"/>
+                    </w:rPr>
+                    <w:t xml:space="preserve"/>
+                  </w:r>
+                </w:p>
+              </w:tc>
+            </w:tr>
+            <w:tr>
+              <w:trPr>
+                <w:cantSplit/>
+                <w:trHeight w:val="360" w:hRule="atLeast"/>
+              </w:trPr>
+              <w:tc>
+                <w:tcPr>
+                  <w:tcW w:type="dxa" w:w="2506"/>
+                  <w:tcBorders>
+                    <w:top w:val="single" w:color="B7C2D1" w:sz="4"/>
+                    <w:left w:val="single" w:color="B7C2D1" w:sz="4"/>
+                    <w:bottom w:val="single" w:color="B7C2D1" w:sz="4"/>
+                    <w:right w:val="single" w:color="B7C2D1" w:sz="4"/>
+                  </w:tcBorders>
+                  <w:shd w:fill="FFFFFF" w:color="auto" w:val="clear"/>
+                  <w:tcMar>
+                    <w:top w:type="dxa" w:w="80"/>
+                    <w:left w:type="dxa" w:w="120"/>
+                    <w:bottom w:type="dxa" w:w="80"/>
+                    <w:right w:type="dxa" w:w="120"/>
+                  </w:tcMar>
+                  <w:vAlign w:val="center"/>
+                </w:tcPr>
+                <w:p>
+                  <w:pPr>
+                    <w:spacing w:after="0" w:before="0"/>
+                  </w:pPr>
+                  <w:r>
+                    <w:rPr>
+                      <w:rFonts w:ascii="Arial" w:cs="Arial" w:eastAsia="Arial" w:hAnsi="Arial"/>
+                      <w:sz w:val="21"/>
+                      <w:szCs w:val="21"/>
+                    </w:rPr>
+                    <w:t xml:space="preserve">A grid of four rows of three is written into the program. Ask the user for a column number. Display the values in that column, one on each line. Then display the total of that column on the next line.</w:t>
+                  </w:r>
+                </w:p>
+              </w:tc>
+              <w:tc>
+                <w:tcPr>
+                  <w:tcW w:type="dxa" w:w="2506"/>
+                  <w:tcBorders>
+                    <w:top w:val="single" w:color="B7C2D1" w:sz="4"/>
+                    <w:left w:val="single" w:color="B7C2D1" w:sz="4"/>
+                    <w:bottom w:val="single" w:color="B7C2D1" w:sz="4"/>
+                    <w:right w:val="single" w:color="B7C2D1" w:sz="4"/>
+                  </w:tcBorders>
+                  <w:shd w:fill="FFFFFF" w:color="auto" w:val="clear"/>
+                  <w:tcMar>
+                    <w:top w:type="dxa" w:w="80"/>
+                    <w:left w:type="dxa" w:w="120"/>
+                    <w:bottom w:type="dxa" w:w="80"/>
+                    <w:right w:type="dxa" w:w="120"/>
+                  </w:tcMar>
+                  <w:vAlign w:val="center"/>
+                </w:tcPr>
+                <w:p>
+                  <w:pPr>
+                    <w:spacing w:after="0" w:before="0"/>
+                  </w:pPr>
+                  <w:r>
+                    <w:rPr>
+                      <w:rFonts w:ascii="Arial" w:cs="Arial" w:eastAsia="Arial" w:hAnsi="Arial"/>
+                      <w:b w:val="false"/>
+                      <w:bCs w:val="false"/>
+                      <w:sz w:val="21"/>
+                      <w:szCs w:val="21"/>
+                    </w:rPr>
+                    <w:t xml:space="preserve">Write it</w:t>
+                  </w:r>
+                </w:p>
+              </w:tc>
+              <w:tc>
+                <w:tcPr>
+                  <w:tcW w:type="dxa" w:w="2506"/>
+                  <w:tcBorders>
+                    <w:top w:val="single" w:color="B7C2D1" w:sz="4"/>
+                    <w:left w:val="single" w:color="B7C2D1" w:sz="4"/>
+                    <w:bottom w:val="single" w:color="B7C2D1" w:sz="4"/>
+                    <w:right w:val="single" w:color="B7C2D1" w:sz="4"/>
+                  </w:tcBorders>
+                  <w:shd w:fill="FFFFFF" w:color="auto" w:val="clear"/>
+                  <w:tcMar>
+                    <w:top w:type="dxa" w:w="80"/>
+                    <w:left w:type="dxa" w:w="120"/>
+                    <w:bottom w:type="dxa" w:w="80"/>
+                    <w:right w:type="dxa" w:w="120"/>
+                  </w:tcMar>
+                  <w:vAlign w:val="center"/>
+                </w:tcPr>
+                <w:p>
+                  <w:pPr>
+                    <w:spacing w:after="0" w:before="0"/>
+                  </w:pPr>
+                  <w:r>
+                    <w:rPr>
+                      <w:rFonts w:ascii="Arial" w:cs="Arial" w:eastAsia="Arial" w:hAnsi="Arial"/>
+                      <w:b w:val="false"/>
+                      <w:bCs w:val="false"/>
+                      <w:sz w:val="21"/>
+                      <w:szCs w:val="21"/>
+                    </w:rPr>
+                    <w:t xml:space="preserve">3</w:t>
+                  </w:r>
+                </w:p>
+              </w:tc>
+              <w:tc>
+                <w:tcPr>
+                  <w:tcW w:type="dxa" w:w="2506"/>
+                  <w:tcBorders>
+                    <w:top w:val="single" w:color="B7C2D1" w:sz="4"/>
+                    <w:left w:val="single" w:color="B7C2D1" w:sz="4"/>
+                    <w:bottom w:val="single" w:color="B7C2D1" w:sz="4"/>
+                    <w:right w:val="single" w:color="B7C2D1" w:sz="4"/>
+                  </w:tcBorders>
+                  <w:shd w:fill="FFFFFF" w:color="auto" w:val="clear"/>
+                  <w:tcMar>
+                    <w:top w:type="dxa" w:w="80"/>
+                    <w:left w:type="dxa" w:w="120"/>
+                    <w:bottom w:type="dxa" w:w="80"/>
+                    <w:right w:type="dxa" w:w="120"/>
+                  </w:tcMar>
+                  <w:vAlign w:val="center"/>
+                </w:tcPr>
+                <w:p>
+                  <w:pPr>
+                    <w:spacing w:after="0" w:before="0"/>
+                  </w:pPr>
+                  <w:r>
+                    <w:rPr>
+                      <w:rFonts w:ascii="Arial" w:cs="Arial" w:eastAsia="Arial" w:hAnsi="Arial"/>
+                      <w:b w:val="false"/>
+                      <w:bCs w:val="false"/>
+                      <w:sz w:val="21"/>
+                      <w:szCs w:val="21"/>
+                    </w:rPr>
+                    <w:t xml:space="preserve"/>
+                  </w:r>
+                </w:p>
+              </w:tc>
+            </w:tr>
+            <w:tr>
+              <w:trPr>
+                <w:cantSplit/>
+                <w:trHeight w:val="360" w:hRule="atLeast"/>
+              </w:trPr>
+              <w:tc>
+                <w:tcPr>
+                  <w:tcW w:type="dxa" w:w="2506"/>
+                  <w:tcBorders>
+                    <w:top w:val="single" w:color="B7C2D1" w:sz="4"/>
+                    <w:left w:val="single" w:color="B7C2D1" w:sz="4"/>
+                    <w:bottom w:val="single" w:color="B7C2D1" w:sz="4"/>
+                    <w:right w:val="single" w:color="B7C2D1" w:sz="4"/>
+                  </w:tcBorders>
+                  <w:shd w:fill="FFFFFF" w:color="auto" w:val="clear"/>
+                  <w:tcMar>
+                    <w:top w:type="dxa" w:w="80"/>
+                    <w:left w:type="dxa" w:w="120"/>
+                    <w:bottom w:type="dxa" w:w="80"/>
+                    <w:right w:type="dxa" w:w="120"/>
+                  </w:tcMar>
+                  <w:vAlign w:val="center"/>
+                </w:tcPr>
+                <w:p>
+                  <w:pPr>
+                    <w:spacing w:after="0" w:before="0"/>
+                  </w:pPr>
+                  <w:r>
+                    <w:rPr>
+                      <w:rFonts w:ascii="Arial" w:cs="Arial" w:eastAsia="Arial" w:hAnsi="Arial"/>
+                      <w:sz w:val="21"/>
+                      <w:szCs w:val="21"/>
+                    </w:rPr>
+                    <w:t xml:space="preserve">This program should display the total of column 1. Find the mistake and put it right.</w:t>
+                  </w:r>
+                </w:p>
+              </w:tc>
+              <w:tc>
+                <w:tcPr>
+                  <w:tcW w:type="dxa" w:w="2506"/>
+                  <w:tcBorders>
+                    <w:top w:val="single" w:color="B7C2D1" w:sz="4"/>
+                    <w:left w:val="single" w:color="B7C2D1" w:sz="4"/>
+                    <w:bottom w:val="single" w:color="B7C2D1" w:sz="4"/>
+                    <w:right w:val="single" w:color="B7C2D1" w:sz="4"/>
+                  </w:tcBorders>
+                  <w:shd w:fill="FFFFFF" w:color="auto" w:val="clear"/>
+                  <w:tcMar>
+                    <w:top w:type="dxa" w:w="80"/>
+                    <w:left w:type="dxa" w:w="120"/>
+                    <w:bottom w:type="dxa" w:w="80"/>
+                    <w:right w:type="dxa" w:w="120"/>
+                  </w:tcMar>
+                  <w:vAlign w:val="center"/>
+                </w:tcPr>
+                <w:p>
+                  <w:pPr>
+                    <w:spacing w:after="0" w:before="0"/>
+                  </w:pPr>
+                  <w:r>
+                    <w:rPr>
+                      <w:rFonts w:ascii="Arial" w:cs="Arial" w:eastAsia="Arial" w:hAnsi="Arial"/>
+                      <w:b w:val="false"/>
+                      <w:bCs w:val="false"/>
+                      <w:sz w:val="21"/>
+                      <w:szCs w:val="21"/>
+                    </w:rPr>
+                    <w:t xml:space="preserve">Fix it</w:t>
+                  </w:r>
+                </w:p>
+              </w:tc>
+              <w:tc>
+                <w:tcPr>
+                  <w:tcW w:type="dxa" w:w="2506"/>
+                  <w:tcBorders>
+                    <w:top w:val="single" w:color="B7C2D1" w:sz="4"/>
+                    <w:left w:val="single" w:color="B7C2D1" w:sz="4"/>
+                    <w:bottom w:val="single" w:color="B7C2D1" w:sz="4"/>
+                    <w:right w:val="single" w:color="B7C2D1" w:sz="4"/>
+                  </w:tcBorders>
+                  <w:shd w:fill="FFFFFF" w:color="auto" w:val="clear"/>
+                  <w:tcMar>
+                    <w:top w:type="dxa" w:w="80"/>
+                    <w:left w:type="dxa" w:w="120"/>
+                    <w:bottom w:type="dxa" w:w="80"/>
+                    <w:right w:type="dxa" w:w="120"/>
+                  </w:tcMar>
+                  <w:vAlign w:val="center"/>
+                </w:tcPr>
+                <w:p>
+                  <w:pPr>
+                    <w:spacing w:after="0" w:before="0"/>
+                  </w:pPr>
+                  <w:r>
+                    <w:rPr>
+                      <w:rFonts w:ascii="Arial" w:cs="Arial" w:eastAsia="Arial" w:hAnsi="Arial"/>
+                      <w:b w:val="false"/>
+                      <w:bCs w:val="false"/>
+                      <w:sz w:val="21"/>
+                      <w:szCs w:val="21"/>
+                    </w:rPr>
+                    <w:t xml:space="preserve">2</w:t>
+                  </w:r>
+                </w:p>
+              </w:tc>
+              <w:tc>
+                <w:tcPr>
+                  <w:tcW w:type="dxa" w:w="2506"/>
+                  <w:tcBorders>
+                    <w:top w:val="single" w:color="B7C2D1" w:sz="4"/>
+                    <w:left w:val="single" w:color="B7C2D1" w:sz="4"/>
+                    <w:bottom w:val="single" w:color="B7C2D1" w:sz="4"/>
+                    <w:right w:val="single" w:color="B7C2D1" w:sz="4"/>
+                  </w:tcBorders>
+                  <w:shd w:fill="FFFFFF" w:color="auto" w:val="clear"/>
+                  <w:tcMar>
+                    <w:top w:type="dxa" w:w="80"/>
+                    <w:left w:type="dxa" w:w="120"/>
+                    <w:bottom w:type="dxa" w:w="80"/>
+                    <w:right w:type="dxa" w:w="120"/>
+                  </w:tcMar>
+                  <w:vAlign w:val="center"/>
+                </w:tcPr>
+                <w:p>
+                  <w:pPr>
+                    <w:spacing w:after="0" w:before="0"/>
+                  </w:pPr>
+                  <w:r>
+                    <w:rPr>
+                      <w:rFonts w:ascii="Arial" w:cs="Arial" w:eastAsia="Arial" w:hAnsi="Arial"/>
+                      <w:b w:val="false"/>
+                      <w:bCs w:val="false"/>
+                      <w:sz w:val="21"/>
+                      <w:szCs w:val="21"/>
+                    </w:rPr>
+                    <w:t xml:space="preserve"/>
+                  </w:r>
+                </w:p>
+              </w:tc>
+            </w:tr>
+            <w:tr>
+              <w:trPr>
+                <w:cantSplit/>
+                <w:trHeight w:val="360" w:hRule="atLeast"/>
+              </w:trPr>
+              <w:tc>
+                <w:tcPr>
+                  <w:tcW w:type="dxa" w:w="2506"/>
+                  <w:tcBorders>
+                    <w:top w:val="single" w:color="B7C2D1" w:sz="4"/>
+                    <w:left w:val="single" w:color="B7C2D1" w:sz="4"/>
+                    <w:bottom w:val="single" w:color="B7C2D1" w:sz="4"/>
+                    <w:right w:val="single" w:color="B7C2D1" w:sz="4"/>
+                  </w:tcBorders>
+                  <w:shd w:fill="FFFFFF" w:color="auto" w:val="clear"/>
+                  <w:tcMar>
+                    <w:top w:type="dxa" w:w="80"/>
+                    <w:left w:type="dxa" w:w="120"/>
+                    <w:bottom w:type="dxa" w:w="80"/>
+                    <w:right w:type="dxa" w:w="120"/>
+                  </w:tcMar>
+                  <w:vAlign w:val="center"/>
+                </w:tcPr>
+                <w:p>
+                  <w:pPr>
+                    <w:spacing w:after="0" w:before="0"/>
+                  </w:pPr>
+                  <w:r>
+                    <w:rPr>
+                      <w:rFonts w:ascii="Arial" w:cs="Arial" w:eastAsia="Arial" w:hAnsi="Arial"/>
+                      <w:sz w:val="21"/>
+                      <w:szCs w:val="21"/>
+                    </w:rPr>
+                    <w:t xml:space="preserve">Row 0 of the grid is written into the program and holds 5, 3, 8 and 2. Ask the user for four whole numbers, one on each line. Keep them as row 1 of the same grid. Compare the two values in each column in turn. Display one word for each column, one on each line.</w:t>
+                  </w:r>
+                </w:p>
+              </w:tc>
+              <w:tc>
+                <w:tcPr>
+                  <w:tcW w:type="dxa" w:w="2506"/>
+                  <w:tcBorders>
+                    <w:top w:val="single" w:color="B7C2D1" w:sz="4"/>
+                    <w:left w:val="single" w:color="B7C2D1" w:sz="4"/>
+                    <w:bottom w:val="single" w:color="B7C2D1" w:sz="4"/>
+                    <w:right w:val="single" w:color="B7C2D1" w:sz="4"/>
+                  </w:tcBorders>
+                  <w:shd w:fill="FFFFFF" w:color="auto" w:val="clear"/>
+                  <w:tcMar>
+                    <w:top w:type="dxa" w:w="80"/>
+                    <w:left w:type="dxa" w:w="120"/>
+                    <w:bottom w:type="dxa" w:w="80"/>
+                    <w:right w:type="dxa" w:w="120"/>
+                  </w:tcMar>
+                  <w:vAlign w:val="center"/>
+                </w:tcPr>
+                <w:p>
+                  <w:pPr>
+                    <w:spacing w:after="0" w:before="0"/>
+                  </w:pPr>
+                  <w:r>
+                    <w:rPr>
+                      <w:rFonts w:ascii="Arial" w:cs="Arial" w:eastAsia="Arial" w:hAnsi="Arial"/>
+                      <w:b w:val="false"/>
+                      <w:bCs w:val="false"/>
+                      <w:sz w:val="21"/>
+                      <w:szCs w:val="21"/>
+                    </w:rPr>
+                    <w:t xml:space="preserve">Challenge (optional)</w:t>
+                  </w:r>
+                </w:p>
+              </w:tc>
+              <w:tc>
+                <w:tcPr>
+                  <w:tcW w:type="dxa" w:w="2506"/>
+                  <w:tcBorders>
+                    <w:top w:val="single" w:color="B7C2D1" w:sz="4"/>
+                    <w:left w:val="single" w:color="B7C2D1" w:sz="4"/>
+                    <w:bottom w:val="single" w:color="B7C2D1" w:sz="4"/>
+                    <w:right w:val="single" w:color="B7C2D1" w:sz="4"/>
+                  </w:tcBorders>
+                  <w:shd w:fill="FFFFFF" w:color="auto" w:val="clear"/>
+                  <w:tcMar>
+                    <w:top w:type="dxa" w:w="80"/>
+                    <w:left w:type="dxa" w:w="120"/>
+                    <w:bottom w:type="dxa" w:w="80"/>
+                    <w:right w:type="dxa" w:w="120"/>
+                  </w:tcMar>
+                  <w:vAlign w:val="center"/>
+                </w:tcPr>
+                <w:p>
+                  <w:pPr>
+                    <w:spacing w:after="0" w:before="0"/>
+                  </w:pPr>
+                  <w:r>
+                    <w:rPr>
+                      <w:rFonts w:ascii="Arial" w:cs="Arial" w:eastAsia="Arial" w:hAnsi="Arial"/>
+                      <w:b w:val="false"/>
+                      <w:bCs w:val="false"/>
+                      <w:sz w:val="21"/>
+                      <w:szCs w:val="21"/>
+                    </w:rPr>
+                    <w:t xml:space="preserve">3</w:t>
+                  </w:r>
+                </w:p>
+              </w:tc>
+              <w:tc>
+                <w:tcPr>
+                  <w:tcW w:type="dxa" w:w="2506"/>
                   <w:tcBorders>
                     <w:top w:val="single" w:color="B7C2D1" w:sz="4"/>
                     <w:left w:val="single" w:color="B7C2D1" w:sz="4"/>
@@ -5544,7 +9075,7 @@
                 <w:sz w:val="21"/>
                 <w:szCs w:val="21"/>
               </w:rPr>
-              <w:t xml:space="preserve">Plan the one you found hardest: inputs, what happens to them, what is printed.</w:t>
+              <w:t xml:space="preserve">Plan the one you found hardest: what is typed in, what happens to it, what is displayed.</w:t>
             </w:r>
           </w:p>
           <w:tbl>
@@ -5970,12 +9501,12 @@
                 <w:sz w:val="21"/>
                 <w:szCs w:val="21"/>
               </w:rPr>
-              <w:t xml:space="preserve">Tick each one off as its tests pass in the editor</w:t>
+              <w:t xml:space="preserve">Tick each one off as you finish it in the editor</w:t>
             </w:r>
           </w:p>
           <w:tbl>
             <w:tblPr>
-              <w:tblW w:type="dxa" w:w="10026"/>
+              <w:tblW w:type="dxa" w:w="10024"/>
               <w:tblBorders>
                 <w:top w:val="single" w:color="auto" w:sz="4"/>
                 <w:left w:val="single" w:color="auto" w:sz="4"/>
@@ -5986,9 +9517,10 @@
               </w:tblBorders>
             </w:tblPr>
             <w:tblGrid>
-              <w:gridCol w:w="3342"/>
-              <w:gridCol w:w="3342"/>
-              <w:gridCol w:w="3342"/>
+              <w:gridCol w:w="2506"/>
+              <w:gridCol w:w="2506"/>
+              <w:gridCol w:w="2506"/>
+              <w:gridCol w:w="2506"/>
             </w:tblGrid>
             <w:tr>
               <w:trPr>
@@ -5997,7 +9529,7 @@
               </w:trPr>
               <w:tc>
                 <w:tcPr>
-                  <w:tcW w:type="dxa" w:w="3342"/>
+                  <w:tcW w:type="dxa" w:w="2506"/>
                   <w:tcBorders>
                     <w:top w:val="single" w:color="B7C2D1" w:sz="4"/>
                     <w:left w:val="single" w:color="B7C2D1" w:sz="4"/>
@@ -6025,13 +9557,13 @@
                       <w:sz w:val="20"/>
                       <w:szCs w:val="20"/>
                     </w:rPr>
-                    <w:t xml:space="preserve">Program</w:t>
-                  </w:r>
-                </w:p>
-              </w:tc>
-              <w:tc>
-                <w:tcPr>
-                  <w:tcW w:type="dxa" w:w="3342"/>
+                    <w:t xml:space="preserve">Activity</w:t>
+                  </w:r>
+                </w:p>
+              </w:tc>
+              <w:tc>
+                <w:tcPr>
+                  <w:tcW w:type="dxa" w:w="2506"/>
                   <w:tcBorders>
                     <w:top w:val="single" w:color="B7C2D1" w:sz="4"/>
                     <w:left w:val="single" w:color="B7C2D1" w:sz="4"/>
@@ -6059,13 +9591,47 @@
                       <w:sz w:val="20"/>
                       <w:szCs w:val="20"/>
                     </w:rPr>
+                    <w:t xml:space="preserve">What to do</w:t>
+                  </w:r>
+                </w:p>
+              </w:tc>
+              <w:tc>
+                <w:tcPr>
+                  <w:tcW w:type="dxa" w:w="2506"/>
+                  <w:tcBorders>
+                    <w:top w:val="single" w:color="B7C2D1" w:sz="4"/>
+                    <w:left w:val="single" w:color="B7C2D1" w:sz="4"/>
+                    <w:bottom w:val="single" w:color="B7C2D1" w:sz="4"/>
+                    <w:right w:val="single" w:color="B7C2D1" w:sz="4"/>
+                  </w:tcBorders>
+                  <w:shd w:fill="E6ECF5" w:color="auto" w:val="clear"/>
+                  <w:tcMar>
+                    <w:top w:type="dxa" w:w="80"/>
+                    <w:left w:type="dxa" w:w="120"/>
+                    <w:bottom w:type="dxa" w:w="80"/>
+                    <w:right w:type="dxa" w:w="120"/>
+                  </w:tcMar>
+                  <w:vAlign w:val="center"/>
+                </w:tcPr>
+                <w:p>
+                  <w:pPr>
+                    <w:spacing w:after="0" w:before="0"/>
+                  </w:pPr>
+                  <w:r>
+                    <w:rPr>
+                      <w:rFonts w:ascii="Arial" w:cs="Arial" w:eastAsia="Arial" w:hAnsi="Arial"/>
+                      <w:b/>
+                      <w:bCs/>
+                      <w:sz w:val="20"/>
+                      <w:szCs w:val="20"/>
+                    </w:rPr>
                     <w:t xml:space="preserve">Marks</w:t>
                   </w:r>
                 </w:p>
               </w:tc>
               <w:tc>
                 <w:tcPr>
-                  <w:tcW w:type="dxa" w:w="3342"/>
+                  <w:tcW w:type="dxa" w:w="2506"/>
                   <w:tcBorders>
                     <w:top w:val="single" w:color="B7C2D1" w:sz="4"/>
                     <w:left w:val="single" w:color="B7C2D1" w:sz="4"/>
@@ -6105,73 +9671,107 @@
               </w:trPr>
               <w:tc>
                 <w:tcPr>
-                  <w:tcW w:type="dxa" w:w="3342"/>
-                  <w:tcBorders>
-                    <w:top w:val="single" w:color="B7C2D1" w:sz="4"/>
-                    <w:left w:val="single" w:color="B7C2D1" w:sz="4"/>
-                    <w:bottom w:val="single" w:color="B7C2D1" w:sz="4"/>
-                    <w:right w:val="single" w:color="B7C2D1" w:sz="4"/>
-                  </w:tcBorders>
-                  <w:shd w:fill="FFFFFF" w:color="auto" w:val="clear"/>
-                  <w:tcMar>
-                    <w:top w:type="dxa" w:w="80"/>
-                    <w:left w:type="dxa" w:w="120"/>
-                    <w:bottom w:type="dxa" w:w="80"/>
-                    <w:right w:type="dxa" w:w="120"/>
-                  </w:tcMar>
-                  <w:vAlign w:val="center"/>
-                </w:tcPr>
-                <w:p>
-                  <w:pPr>
-                    <w:spacing w:after="0" w:before="0"/>
-                  </w:pPr>
-                  <w:r>
-                    <w:rPr>
-                      <w:rFonts w:ascii="Arial" w:cs="Arial" w:eastAsia="Arial" w:hAnsi="Arial"/>
-                      <w:sz w:val="21"/>
-                      <w:szCs w:val="21"/>
-                    </w:rPr>
-                    <w:t xml:space="preserve">Ask the user for nine whole numbers, one on each line. Then ask for one more whole number. Store the nine in a grid of three rows of three. Count how many values in the grid are equal to or greater than that last number. Display [the count] and nothing else.</w:t>
-                  </w:r>
-                </w:p>
-              </w:tc>
-              <w:tc>
-                <w:tcPr>
-                  <w:tcW w:type="dxa" w:w="3342"/>
-                  <w:tcBorders>
-                    <w:top w:val="single" w:color="B7C2D1" w:sz="4"/>
-                    <w:left w:val="single" w:color="B7C2D1" w:sz="4"/>
-                    <w:bottom w:val="single" w:color="B7C2D1" w:sz="4"/>
-                    <w:right w:val="single" w:color="B7C2D1" w:sz="4"/>
-                  </w:tcBorders>
-                  <w:shd w:fill="FFFFFF" w:color="auto" w:val="clear"/>
-                  <w:tcMar>
-                    <w:top w:type="dxa" w:w="80"/>
-                    <w:left w:type="dxa" w:w="120"/>
-                    <w:bottom w:type="dxa" w:w="80"/>
-                    <w:right w:type="dxa" w:w="120"/>
-                  </w:tcMar>
-                  <w:vAlign w:val="center"/>
-                </w:tcPr>
-                <w:p>
-                  <w:pPr>
-                    <w:spacing w:after="0" w:before="0"/>
-                  </w:pPr>
-                  <w:r>
-                    <w:rPr>
-                      <w:rFonts w:ascii="Arial" w:cs="Arial" w:eastAsia="Arial" w:hAnsi="Arial"/>
-                      <w:b w:val="false"/>
-                      <w:bCs w:val="false"/>
-                      <w:sz w:val="21"/>
-                      <w:szCs w:val="21"/>
-                    </w:rPr>
-                    <w:t xml:space="preserve">3</w:t>
-                  </w:r>
-                </w:p>
-              </w:tc>
-              <w:tc>
-                <w:tcPr>
-                  <w:tcW w:type="dxa" w:w="3342"/>
+                  <w:tcW w:type="dxa" w:w="2506"/>
+                  <w:tcBorders>
+                    <w:top w:val="single" w:color="B7C2D1" w:sz="4"/>
+                    <w:left w:val="single" w:color="B7C2D1" w:sz="4"/>
+                    <w:bottom w:val="single" w:color="B7C2D1" w:sz="4"/>
+                    <w:right w:val="single" w:color="B7C2D1" w:sz="4"/>
+                  </w:tcBorders>
+                  <w:shd w:fill="FFFFFF" w:color="auto" w:val="clear"/>
+                  <w:tcMar>
+                    <w:top w:type="dxa" w:w="80"/>
+                    <w:left w:type="dxa" w:w="120"/>
+                    <w:bottom w:type="dxa" w:w="80"/>
+                    <w:right w:type="dxa" w:w="120"/>
+                  </w:tcMar>
+                  <w:vAlign w:val="center"/>
+                </w:tcPr>
+                <w:p>
+                  <w:pPr>
+                    <w:spacing w:after="0" w:before="0"/>
+                  </w:pPr>
+                  <w:r>
+                    <w:rPr>
+                      <w:rFonts w:ascii="Arial" w:cs="Arial" w:eastAsia="Arial" w:hAnsi="Arial"/>
+                      <w:sz w:val="21"/>
+                      <w:szCs w:val="21"/>
+                    </w:rPr>
+                    <w:t xml:space="preserve">What will this program display?</w:t>
+                  </w:r>
+                </w:p>
+              </w:tc>
+              <w:tc>
+                <w:tcPr>
+                  <w:tcW w:type="dxa" w:w="2506"/>
+                  <w:tcBorders>
+                    <w:top w:val="single" w:color="B7C2D1" w:sz="4"/>
+                    <w:left w:val="single" w:color="B7C2D1" w:sz="4"/>
+                    <w:bottom w:val="single" w:color="B7C2D1" w:sz="4"/>
+                    <w:right w:val="single" w:color="B7C2D1" w:sz="4"/>
+                  </w:tcBorders>
+                  <w:shd w:fill="FFFFFF" w:color="auto" w:val="clear"/>
+                  <w:tcMar>
+                    <w:top w:type="dxa" w:w="80"/>
+                    <w:left w:type="dxa" w:w="120"/>
+                    <w:bottom w:type="dxa" w:w="80"/>
+                    <w:right w:type="dxa" w:w="120"/>
+                  </w:tcMar>
+                  <w:vAlign w:val="center"/>
+                </w:tcPr>
+                <w:p>
+                  <w:pPr>
+                    <w:spacing w:after="0" w:before="0"/>
+                  </w:pPr>
+                  <w:r>
+                    <w:rPr>
+                      <w:rFonts w:ascii="Arial" w:cs="Arial" w:eastAsia="Arial" w:hAnsi="Arial"/>
+                      <w:b w:val="false"/>
+                      <w:bCs w:val="false"/>
+                      <w:sz w:val="21"/>
+                      <w:szCs w:val="21"/>
+                    </w:rPr>
+                    <w:t xml:space="preserve">Predict</w:t>
+                  </w:r>
+                </w:p>
+              </w:tc>
+              <w:tc>
+                <w:tcPr>
+                  <w:tcW w:type="dxa" w:w="2506"/>
+                  <w:tcBorders>
+                    <w:top w:val="single" w:color="B7C2D1" w:sz="4"/>
+                    <w:left w:val="single" w:color="B7C2D1" w:sz="4"/>
+                    <w:bottom w:val="single" w:color="B7C2D1" w:sz="4"/>
+                    <w:right w:val="single" w:color="B7C2D1" w:sz="4"/>
+                  </w:tcBorders>
+                  <w:shd w:fill="FFFFFF" w:color="auto" w:val="clear"/>
+                  <w:tcMar>
+                    <w:top w:type="dxa" w:w="80"/>
+                    <w:left w:type="dxa" w:w="120"/>
+                    <w:bottom w:type="dxa" w:w="80"/>
+                    <w:right w:type="dxa" w:w="120"/>
+                  </w:tcMar>
+                  <w:vAlign w:val="center"/>
+                </w:tcPr>
+                <w:p>
+                  <w:pPr>
+                    <w:spacing w:after="0" w:before="0"/>
+                  </w:pPr>
+                  <w:r>
+                    <w:rPr>
+                      <w:rFonts w:ascii="Arial" w:cs="Arial" w:eastAsia="Arial" w:hAnsi="Arial"/>
+                      <w:b w:val="false"/>
+                      <w:bCs w:val="false"/>
+                      <w:sz w:val="21"/>
+                      <w:szCs w:val="21"/>
+                    </w:rPr>
+                    <w:t xml:space="preserve">1</w:t>
+                  </w:r>
+                </w:p>
+              </w:tc>
+              <w:tc>
+                <w:tcPr>
+                  <w:tcW w:type="dxa" w:w="2506"/>
                   <w:tcBorders>
                     <w:top w:val="single" w:color="B7C2D1" w:sz="4"/>
                     <w:left w:val="single" w:color="B7C2D1" w:sz="4"/>
@@ -6211,73 +9811,107 @@
               </w:trPr>
               <w:tc>
                 <w:tcPr>
-                  <w:tcW w:type="dxa" w:w="3342"/>
-                  <w:tcBorders>
-                    <w:top w:val="single" w:color="B7C2D1" w:sz="4"/>
-                    <w:left w:val="single" w:color="B7C2D1" w:sz="4"/>
-                    <w:bottom w:val="single" w:color="B7C2D1" w:sz="4"/>
-                    <w:right w:val="single" w:color="B7C2D1" w:sz="4"/>
-                  </w:tcBorders>
-                  <w:shd w:fill="FFFFFF" w:color="auto" w:val="clear"/>
-                  <w:tcMar>
-                    <w:top w:type="dxa" w:w="80"/>
-                    <w:left w:type="dxa" w:w="120"/>
-                    <w:bottom w:type="dxa" w:w="80"/>
-                    <w:right w:type="dxa" w:w="120"/>
-                  </w:tcMar>
-                  <w:vAlign w:val="center"/>
-                </w:tcPr>
-                <w:p>
-                  <w:pPr>
-                    <w:spacing w:after="0" w:before="0"/>
-                  </w:pPr>
-                  <w:r>
-                    <w:rPr>
-                      <w:rFonts w:ascii="Arial" w:cs="Arial" w:eastAsia="Arial" w:hAnsi="Arial"/>
-                      <w:sz w:val="21"/>
-                      <w:szCs w:val="21"/>
-                    </w:rPr>
-                    <w:t xml:space="preserve">Ask the user for nine words, one on each line. Then ask for a word to look for. Store the nine words in a grid of three rows of three. Find where that word is in the grid. Display [the row] and [the column] on one line, with a single space between them. Display not in the grid instead when the word is not there.</w:t>
-                  </w:r>
-                </w:p>
-              </w:tc>
-              <w:tc>
-                <w:tcPr>
-                  <w:tcW w:type="dxa" w:w="3342"/>
-                  <w:tcBorders>
-                    <w:top w:val="single" w:color="B7C2D1" w:sz="4"/>
-                    <w:left w:val="single" w:color="B7C2D1" w:sz="4"/>
-                    <w:bottom w:val="single" w:color="B7C2D1" w:sz="4"/>
-                    <w:right w:val="single" w:color="B7C2D1" w:sz="4"/>
-                  </w:tcBorders>
-                  <w:shd w:fill="FFFFFF" w:color="auto" w:val="clear"/>
-                  <w:tcMar>
-                    <w:top w:type="dxa" w:w="80"/>
-                    <w:left w:type="dxa" w:w="120"/>
-                    <w:bottom w:type="dxa" w:w="80"/>
-                    <w:right w:type="dxa" w:w="120"/>
-                  </w:tcMar>
-                  <w:vAlign w:val="center"/>
-                </w:tcPr>
-                <w:p>
-                  <w:pPr>
-                    <w:spacing w:after="0" w:before="0"/>
-                  </w:pPr>
-                  <w:r>
-                    <w:rPr>
-                      <w:rFonts w:ascii="Arial" w:cs="Arial" w:eastAsia="Arial" w:hAnsi="Arial"/>
-                      <w:b w:val="false"/>
-                      <w:bCs w:val="false"/>
-                      <w:sz w:val="21"/>
-                      <w:szCs w:val="21"/>
-                    </w:rPr>
-                    <w:t xml:space="preserve">4</w:t>
-                  </w:r>
-                </w:p>
-              </w:tc>
-              <w:tc>
-                <w:tcPr>
-                  <w:tcW w:type="dxa" w:w="3342"/>
+                  <w:tcW w:type="dxa" w:w="2506"/>
+                  <w:tcBorders>
+                    <w:top w:val="single" w:color="B7C2D1" w:sz="4"/>
+                    <w:left w:val="single" w:color="B7C2D1" w:sz="4"/>
+                    <w:bottom w:val="single" w:color="B7C2D1" w:sz="4"/>
+                    <w:right w:val="single" w:color="B7C2D1" w:sz="4"/>
+                  </w:tcBorders>
+                  <w:shd w:fill="FFFFFF" w:color="auto" w:val="clear"/>
+                  <w:tcMar>
+                    <w:top w:type="dxa" w:w="80"/>
+                    <w:left w:type="dxa" w:w="120"/>
+                    <w:bottom w:type="dxa" w:w="80"/>
+                    <w:right w:type="dxa" w:w="120"/>
+                  </w:tcMar>
+                  <w:vAlign w:val="center"/>
+                </w:tcPr>
+                <w:p>
+                  <w:pPr>
+                    <w:spacing w:after="0" w:before="0"/>
+                  </w:pPr>
+                  <w:r>
+                    <w:rPr>
+                      <w:rFonts w:ascii="Arial" w:cs="Arial" w:eastAsia="Arial" w:hAnsi="Arial"/>
+                      <w:sz w:val="21"/>
+                      <w:szCs w:val="21"/>
+                    </w:rPr>
+                    <w:t xml:space="preserve">Change the program so it counts the values that are 7 or more instead of the values that are more than 7.</w:t>
+                  </w:r>
+                </w:p>
+              </w:tc>
+              <w:tc>
+                <w:tcPr>
+                  <w:tcW w:type="dxa" w:w="2506"/>
+                  <w:tcBorders>
+                    <w:top w:val="single" w:color="B7C2D1" w:sz="4"/>
+                    <w:left w:val="single" w:color="B7C2D1" w:sz="4"/>
+                    <w:bottom w:val="single" w:color="B7C2D1" w:sz="4"/>
+                    <w:right w:val="single" w:color="B7C2D1" w:sz="4"/>
+                  </w:tcBorders>
+                  <w:shd w:fill="FFFFFF" w:color="auto" w:val="clear"/>
+                  <w:tcMar>
+                    <w:top w:type="dxa" w:w="80"/>
+                    <w:left w:type="dxa" w:w="120"/>
+                    <w:bottom w:type="dxa" w:w="80"/>
+                    <w:right w:type="dxa" w:w="120"/>
+                  </w:tcMar>
+                  <w:vAlign w:val="center"/>
+                </w:tcPr>
+                <w:p>
+                  <w:pPr>
+                    <w:spacing w:after="0" w:before="0"/>
+                  </w:pPr>
+                  <w:r>
+                    <w:rPr>
+                      <w:rFonts w:ascii="Arial" w:cs="Arial" w:eastAsia="Arial" w:hAnsi="Arial"/>
+                      <w:b w:val="false"/>
+                      <w:bCs w:val="false"/>
+                      <w:sz w:val="21"/>
+                      <w:szCs w:val="21"/>
+                    </w:rPr>
+                    <w:t xml:space="preserve">Change it</w:t>
+                  </w:r>
+                </w:p>
+              </w:tc>
+              <w:tc>
+                <w:tcPr>
+                  <w:tcW w:type="dxa" w:w="2506"/>
+                  <w:tcBorders>
+                    <w:top w:val="single" w:color="B7C2D1" w:sz="4"/>
+                    <w:left w:val="single" w:color="B7C2D1" w:sz="4"/>
+                    <w:bottom w:val="single" w:color="B7C2D1" w:sz="4"/>
+                    <w:right w:val="single" w:color="B7C2D1" w:sz="4"/>
+                  </w:tcBorders>
+                  <w:shd w:fill="FFFFFF" w:color="auto" w:val="clear"/>
+                  <w:tcMar>
+                    <w:top w:type="dxa" w:w="80"/>
+                    <w:left w:type="dxa" w:w="120"/>
+                    <w:bottom w:type="dxa" w:w="80"/>
+                    <w:right w:type="dxa" w:w="120"/>
+                  </w:tcMar>
+                  <w:vAlign w:val="center"/>
+                </w:tcPr>
+                <w:p>
+                  <w:pPr>
+                    <w:spacing w:after="0" w:before="0"/>
+                  </w:pPr>
+                  <w:r>
+                    <w:rPr>
+                      <w:rFonts w:ascii="Arial" w:cs="Arial" w:eastAsia="Arial" w:hAnsi="Arial"/>
+                      <w:b w:val="false"/>
+                      <w:bCs w:val="false"/>
+                      <w:sz w:val="21"/>
+                      <w:szCs w:val="21"/>
+                    </w:rPr>
+                    <w:t xml:space="preserve">1</w:t>
+                  </w:r>
+                </w:p>
+              </w:tc>
+              <w:tc>
+                <w:tcPr>
+                  <w:tcW w:type="dxa" w:w="2506"/>
                   <w:tcBorders>
                     <w:top w:val="single" w:color="B7C2D1" w:sz="4"/>
                     <w:left w:val="single" w:color="B7C2D1" w:sz="4"/>
@@ -6317,73 +9951,667 @@
               </w:trPr>
               <w:tc>
                 <w:tcPr>
-                  <w:tcW w:type="dxa" w:w="3342"/>
-                  <w:tcBorders>
-                    <w:top w:val="single" w:color="B7C2D1" w:sz="4"/>
-                    <w:left w:val="single" w:color="B7C2D1" w:sz="4"/>
-                    <w:bottom w:val="single" w:color="B7C2D1" w:sz="4"/>
-                    <w:right w:val="single" w:color="B7C2D1" w:sz="4"/>
-                  </w:tcBorders>
-                  <w:shd w:fill="FFFFFF" w:color="auto" w:val="clear"/>
-                  <w:tcMar>
-                    <w:top w:type="dxa" w:w="80"/>
-                    <w:left w:type="dxa" w:w="120"/>
-                    <w:bottom w:type="dxa" w:w="80"/>
-                    <w:right w:type="dxa" w:w="120"/>
-                  </w:tcMar>
-                  <w:vAlign w:val="center"/>
-                </w:tcPr>
-                <w:p>
-                  <w:pPr>
-                    <w:spacing w:after="0" w:before="0"/>
-                  </w:pPr>
-                  <w:r>
-                    <w:rPr>
-                      <w:rFonts w:ascii="Arial" w:cs="Arial" w:eastAsia="Arial" w:hAnsi="Arial"/>
-                      <w:sz w:val="21"/>
-                      <w:szCs w:val="21"/>
-                    </w:rPr>
-                    <w:t xml:space="preserve">Ask the user for nine whole numbers, one on each line. Then ask for a whole number to look for. Store the nine in a grid of three rows of three. Find where that number is in the grid. Display not in the grid when the number is not there. Otherwise display [the row] and [the column] on one line, with a single space between them. Then add up the row the number is in. Then display [that total] on the next line.</w:t>
-                  </w:r>
-                </w:p>
-              </w:tc>
-              <w:tc>
-                <w:tcPr>
-                  <w:tcW w:type="dxa" w:w="3342"/>
-                  <w:tcBorders>
-                    <w:top w:val="single" w:color="B7C2D1" w:sz="4"/>
-                    <w:left w:val="single" w:color="B7C2D1" w:sz="4"/>
-                    <w:bottom w:val="single" w:color="B7C2D1" w:sz="4"/>
-                    <w:right w:val="single" w:color="B7C2D1" w:sz="4"/>
-                  </w:tcBorders>
-                  <w:shd w:fill="FFFFFF" w:color="auto" w:val="clear"/>
-                  <w:tcMar>
-                    <w:top w:type="dxa" w:w="80"/>
-                    <w:left w:type="dxa" w:w="120"/>
-                    <w:bottom w:type="dxa" w:w="80"/>
-                    <w:right w:type="dxa" w:w="120"/>
-                  </w:tcMar>
-                  <w:vAlign w:val="center"/>
-                </w:tcPr>
-                <w:p>
-                  <w:pPr>
-                    <w:spacing w:after="0" w:before="0"/>
-                  </w:pPr>
-                  <w:r>
-                    <w:rPr>
-                      <w:rFonts w:ascii="Arial" w:cs="Arial" w:eastAsia="Arial" w:hAnsi="Arial"/>
-                      <w:b w:val="false"/>
-                      <w:bCs w:val="false"/>
-                      <w:sz w:val="21"/>
-                      <w:szCs w:val="21"/>
-                    </w:rPr>
-                    <w:t xml:space="preserve">4</w:t>
-                  </w:r>
-                </w:p>
-              </w:tc>
-              <w:tc>
-                <w:tcPr>
-                  <w:tcW w:type="dxa" w:w="3342"/>
+                  <w:tcW w:type="dxa" w:w="2506"/>
+                  <w:tcBorders>
+                    <w:top w:val="single" w:color="B7C2D1" w:sz="4"/>
+                    <w:left w:val="single" w:color="B7C2D1" w:sz="4"/>
+                    <w:bottom w:val="single" w:color="B7C2D1" w:sz="4"/>
+                    <w:right w:val="single" w:color="B7C2D1" w:sz="4"/>
+                  </w:tcBorders>
+                  <w:shd w:fill="FFFFFF" w:color="auto" w:val="clear"/>
+                  <w:tcMar>
+                    <w:top w:type="dxa" w:w="80"/>
+                    <w:left w:type="dxa" w:w="120"/>
+                    <w:bottom w:type="dxa" w:w="80"/>
+                    <w:right w:type="dxa" w:w="120"/>
+                  </w:tcMar>
+                  <w:vAlign w:val="center"/>
+                </w:tcPr>
+                <w:p>
+                  <w:pPr>
+                    <w:spacing w:after="0" w:before="0"/>
+                  </w:pPr>
+                  <w:r>
+                    <w:rPr>
+                      <w:rFonts w:ascii="Arial" w:cs="Arial" w:eastAsia="Arial" w:hAnsi="Arial"/>
+                      <w:sz w:val="21"/>
+                      <w:szCs w:val="21"/>
+                    </w:rPr>
+                    <w:t xml:space="preserve">Finish the program so it displays only the values below 5, one on each line.</w:t>
+                  </w:r>
+                </w:p>
+              </w:tc>
+              <w:tc>
+                <w:tcPr>
+                  <w:tcW w:type="dxa" w:w="2506"/>
+                  <w:tcBorders>
+                    <w:top w:val="single" w:color="B7C2D1" w:sz="4"/>
+                    <w:left w:val="single" w:color="B7C2D1" w:sz="4"/>
+                    <w:bottom w:val="single" w:color="B7C2D1" w:sz="4"/>
+                    <w:right w:val="single" w:color="B7C2D1" w:sz="4"/>
+                  </w:tcBorders>
+                  <w:shd w:fill="FFFFFF" w:color="auto" w:val="clear"/>
+                  <w:tcMar>
+                    <w:top w:type="dxa" w:w="80"/>
+                    <w:left w:type="dxa" w:w="120"/>
+                    <w:bottom w:type="dxa" w:w="80"/>
+                    <w:right w:type="dxa" w:w="120"/>
+                  </w:tcMar>
+                  <w:vAlign w:val="center"/>
+                </w:tcPr>
+                <w:p>
+                  <w:pPr>
+                    <w:spacing w:after="0" w:before="0"/>
+                  </w:pPr>
+                  <w:r>
+                    <w:rPr>
+                      <w:rFonts w:ascii="Arial" w:cs="Arial" w:eastAsia="Arial" w:hAnsi="Arial"/>
+                      <w:b w:val="false"/>
+                      <w:bCs w:val="false"/>
+                      <w:sz w:val="21"/>
+                      <w:szCs w:val="21"/>
+                    </w:rPr>
+                    <w:t xml:space="preserve">Complete it</w:t>
+                  </w:r>
+                </w:p>
+              </w:tc>
+              <w:tc>
+                <w:tcPr>
+                  <w:tcW w:type="dxa" w:w="2506"/>
+                  <w:tcBorders>
+                    <w:top w:val="single" w:color="B7C2D1" w:sz="4"/>
+                    <w:left w:val="single" w:color="B7C2D1" w:sz="4"/>
+                    <w:bottom w:val="single" w:color="B7C2D1" w:sz="4"/>
+                    <w:right w:val="single" w:color="B7C2D1" w:sz="4"/>
+                  </w:tcBorders>
+                  <w:shd w:fill="FFFFFF" w:color="auto" w:val="clear"/>
+                  <w:tcMar>
+                    <w:top w:type="dxa" w:w="80"/>
+                    <w:left w:type="dxa" w:w="120"/>
+                    <w:bottom w:type="dxa" w:w="80"/>
+                    <w:right w:type="dxa" w:w="120"/>
+                  </w:tcMar>
+                  <w:vAlign w:val="center"/>
+                </w:tcPr>
+                <w:p>
+                  <w:pPr>
+                    <w:spacing w:after="0" w:before="0"/>
+                  </w:pPr>
+                  <w:r>
+                    <w:rPr>
+                      <w:rFonts w:ascii="Arial" w:cs="Arial" w:eastAsia="Arial" w:hAnsi="Arial"/>
+                      <w:b w:val="false"/>
+                      <w:bCs w:val="false"/>
+                      <w:sz w:val="21"/>
+                      <w:szCs w:val="21"/>
+                    </w:rPr>
+                    <w:t xml:space="preserve">2</w:t>
+                  </w:r>
+                </w:p>
+              </w:tc>
+              <w:tc>
+                <w:tcPr>
+                  <w:tcW w:type="dxa" w:w="2506"/>
+                  <w:tcBorders>
+                    <w:top w:val="single" w:color="B7C2D1" w:sz="4"/>
+                    <w:left w:val="single" w:color="B7C2D1" w:sz="4"/>
+                    <w:bottom w:val="single" w:color="B7C2D1" w:sz="4"/>
+                    <w:right w:val="single" w:color="B7C2D1" w:sz="4"/>
+                  </w:tcBorders>
+                  <w:shd w:fill="FFFFFF" w:color="auto" w:val="clear"/>
+                  <w:tcMar>
+                    <w:top w:type="dxa" w:w="80"/>
+                    <w:left w:type="dxa" w:w="120"/>
+                    <w:bottom w:type="dxa" w:w="80"/>
+                    <w:right w:type="dxa" w:w="120"/>
+                  </w:tcMar>
+                  <w:vAlign w:val="center"/>
+                </w:tcPr>
+                <w:p>
+                  <w:pPr>
+                    <w:spacing w:after="0" w:before="0"/>
+                  </w:pPr>
+                  <w:r>
+                    <w:rPr>
+                      <w:rFonts w:ascii="Arial" w:cs="Arial" w:eastAsia="Arial" w:hAnsi="Arial"/>
+                      <w:b w:val="false"/>
+                      <w:bCs w:val="false"/>
+                      <w:sz w:val="21"/>
+                      <w:szCs w:val="21"/>
+                    </w:rPr>
+                    <w:t xml:space="preserve"/>
+                  </w:r>
+                </w:p>
+              </w:tc>
+            </w:tr>
+            <w:tr>
+              <w:trPr>
+                <w:cantSplit/>
+                <w:trHeight w:val="360" w:hRule="atLeast"/>
+              </w:trPr>
+              <w:tc>
+                <w:tcPr>
+                  <w:tcW w:type="dxa" w:w="2506"/>
+                  <w:tcBorders>
+                    <w:top w:val="single" w:color="B7C2D1" w:sz="4"/>
+                    <w:left w:val="single" w:color="B7C2D1" w:sz="4"/>
+                    <w:bottom w:val="single" w:color="B7C2D1" w:sz="4"/>
+                    <w:right w:val="single" w:color="B7C2D1" w:sz="4"/>
+                  </w:tcBorders>
+                  <w:shd w:fill="FFFFFF" w:color="auto" w:val="clear"/>
+                  <w:tcMar>
+                    <w:top w:type="dxa" w:w="80"/>
+                    <w:left w:type="dxa" w:w="120"/>
+                    <w:bottom w:type="dxa" w:w="80"/>
+                    <w:right w:type="dxa" w:w="120"/>
+                  </w:tcMar>
+                  <w:vAlign w:val="center"/>
+                </w:tcPr>
+                <w:p>
+                  <w:pPr>
+                    <w:spacing w:after="0" w:before="0"/>
+                  </w:pPr>
+                  <w:r>
+                    <w:rPr>
+                      <w:rFonts w:ascii="Arial" w:cs="Arial" w:eastAsia="Arial" w:hAnsi="Arial"/>
+                      <w:sz w:val="21"/>
+                      <w:szCs w:val="21"/>
+                    </w:rPr>
+                    <w:t xml:space="preserve">This program should display each row of the grid, one on each line, with its own square brackets. It builds each row up a value at a time. Find the mistake and put it right.</w:t>
+                  </w:r>
+                </w:p>
+              </w:tc>
+              <w:tc>
+                <w:tcPr>
+                  <w:tcW w:type="dxa" w:w="2506"/>
+                  <w:tcBorders>
+                    <w:top w:val="single" w:color="B7C2D1" w:sz="4"/>
+                    <w:left w:val="single" w:color="B7C2D1" w:sz="4"/>
+                    <w:bottom w:val="single" w:color="B7C2D1" w:sz="4"/>
+                    <w:right w:val="single" w:color="B7C2D1" w:sz="4"/>
+                  </w:tcBorders>
+                  <w:shd w:fill="FFFFFF" w:color="auto" w:val="clear"/>
+                  <w:tcMar>
+                    <w:top w:type="dxa" w:w="80"/>
+                    <w:left w:type="dxa" w:w="120"/>
+                    <w:bottom w:type="dxa" w:w="80"/>
+                    <w:right w:type="dxa" w:w="120"/>
+                  </w:tcMar>
+                  <w:vAlign w:val="center"/>
+                </w:tcPr>
+                <w:p>
+                  <w:pPr>
+                    <w:spacing w:after="0" w:before="0"/>
+                  </w:pPr>
+                  <w:r>
+                    <w:rPr>
+                      <w:rFonts w:ascii="Arial" w:cs="Arial" w:eastAsia="Arial" w:hAnsi="Arial"/>
+                      <w:b w:val="false"/>
+                      <w:bCs w:val="false"/>
+                      <w:sz w:val="21"/>
+                      <w:szCs w:val="21"/>
+                    </w:rPr>
+                    <w:t xml:space="preserve">Fix it</w:t>
+                  </w:r>
+                </w:p>
+              </w:tc>
+              <w:tc>
+                <w:tcPr>
+                  <w:tcW w:type="dxa" w:w="2506"/>
+                  <w:tcBorders>
+                    <w:top w:val="single" w:color="B7C2D1" w:sz="4"/>
+                    <w:left w:val="single" w:color="B7C2D1" w:sz="4"/>
+                    <w:bottom w:val="single" w:color="B7C2D1" w:sz="4"/>
+                    <w:right w:val="single" w:color="B7C2D1" w:sz="4"/>
+                  </w:tcBorders>
+                  <w:shd w:fill="FFFFFF" w:color="auto" w:val="clear"/>
+                  <w:tcMar>
+                    <w:top w:type="dxa" w:w="80"/>
+                    <w:left w:type="dxa" w:w="120"/>
+                    <w:bottom w:type="dxa" w:w="80"/>
+                    <w:right w:type="dxa" w:w="120"/>
+                  </w:tcMar>
+                  <w:vAlign w:val="center"/>
+                </w:tcPr>
+                <w:p>
+                  <w:pPr>
+                    <w:spacing w:after="0" w:before="0"/>
+                  </w:pPr>
+                  <w:r>
+                    <w:rPr>
+                      <w:rFonts w:ascii="Arial" w:cs="Arial" w:eastAsia="Arial" w:hAnsi="Arial"/>
+                      <w:b w:val="false"/>
+                      <w:bCs w:val="false"/>
+                      <w:sz w:val="21"/>
+                      <w:szCs w:val="21"/>
+                    </w:rPr>
+                    <w:t xml:space="preserve">2</w:t>
+                  </w:r>
+                </w:p>
+              </w:tc>
+              <w:tc>
+                <w:tcPr>
+                  <w:tcW w:type="dxa" w:w="2506"/>
+                  <w:tcBorders>
+                    <w:top w:val="single" w:color="B7C2D1" w:sz="4"/>
+                    <w:left w:val="single" w:color="B7C2D1" w:sz="4"/>
+                    <w:bottom w:val="single" w:color="B7C2D1" w:sz="4"/>
+                    <w:right w:val="single" w:color="B7C2D1" w:sz="4"/>
+                  </w:tcBorders>
+                  <w:shd w:fill="FFFFFF" w:color="auto" w:val="clear"/>
+                  <w:tcMar>
+                    <w:top w:type="dxa" w:w="80"/>
+                    <w:left w:type="dxa" w:w="120"/>
+                    <w:bottom w:type="dxa" w:w="80"/>
+                    <w:right w:type="dxa" w:w="120"/>
+                  </w:tcMar>
+                  <w:vAlign w:val="center"/>
+                </w:tcPr>
+                <w:p>
+                  <w:pPr>
+                    <w:spacing w:after="0" w:before="0"/>
+                  </w:pPr>
+                  <w:r>
+                    <w:rPr>
+                      <w:rFonts w:ascii="Arial" w:cs="Arial" w:eastAsia="Arial" w:hAnsi="Arial"/>
+                      <w:b w:val="false"/>
+                      <w:bCs w:val="false"/>
+                      <w:sz w:val="21"/>
+                      <w:szCs w:val="21"/>
+                    </w:rPr>
+                    <w:t xml:space="preserve"/>
+                  </w:r>
+                </w:p>
+              </w:tc>
+            </w:tr>
+            <w:tr>
+              <w:trPr>
+                <w:cantSplit/>
+                <w:trHeight w:val="360" w:hRule="atLeast"/>
+              </w:trPr>
+              <w:tc>
+                <w:tcPr>
+                  <w:tcW w:type="dxa" w:w="2506"/>
+                  <w:tcBorders>
+                    <w:top w:val="single" w:color="B7C2D1" w:sz="4"/>
+                    <w:left w:val="single" w:color="B7C2D1" w:sz="4"/>
+                    <w:bottom w:val="single" w:color="B7C2D1" w:sz="4"/>
+                    <w:right w:val="single" w:color="B7C2D1" w:sz="4"/>
+                  </w:tcBorders>
+                  <w:shd w:fill="FFFFFF" w:color="auto" w:val="clear"/>
+                  <w:tcMar>
+                    <w:top w:type="dxa" w:w="80"/>
+                    <w:left w:type="dxa" w:w="120"/>
+                    <w:bottom w:type="dxa" w:w="80"/>
+                    <w:right w:type="dxa" w:w="120"/>
+                  </w:tcMar>
+                  <w:vAlign w:val="center"/>
+                </w:tcPr>
+                <w:p>
+                  <w:pPr>
+                    <w:spacing w:after="0" w:before="0"/>
+                  </w:pPr>
+                  <w:r>
+                    <w:rPr>
+                      <w:rFonts w:ascii="Arial" w:cs="Arial" w:eastAsia="Arial" w:hAnsi="Arial"/>
+                      <w:sz w:val="21"/>
+                      <w:szCs w:val="21"/>
+                    </w:rPr>
+                    <w:t xml:space="preserve">A grid of two rows of three holding six colour names is written into the program. Ask the user for a colour to look for. Display the row and the column where that colour sits, with one space between them. Display the words not there instead when the colour is not in the grid.</w:t>
+                  </w:r>
+                </w:p>
+              </w:tc>
+              <w:tc>
+                <w:tcPr>
+                  <w:tcW w:type="dxa" w:w="2506"/>
+                  <w:tcBorders>
+                    <w:top w:val="single" w:color="B7C2D1" w:sz="4"/>
+                    <w:left w:val="single" w:color="B7C2D1" w:sz="4"/>
+                    <w:bottom w:val="single" w:color="B7C2D1" w:sz="4"/>
+                    <w:right w:val="single" w:color="B7C2D1" w:sz="4"/>
+                  </w:tcBorders>
+                  <w:shd w:fill="FFFFFF" w:color="auto" w:val="clear"/>
+                  <w:tcMar>
+                    <w:top w:type="dxa" w:w="80"/>
+                    <w:left w:type="dxa" w:w="120"/>
+                    <w:bottom w:type="dxa" w:w="80"/>
+                    <w:right w:type="dxa" w:w="120"/>
+                  </w:tcMar>
+                  <w:vAlign w:val="center"/>
+                </w:tcPr>
+                <w:p>
+                  <w:pPr>
+                    <w:spacing w:after="0" w:before="0"/>
+                  </w:pPr>
+                  <w:r>
+                    <w:rPr>
+                      <w:rFonts w:ascii="Arial" w:cs="Arial" w:eastAsia="Arial" w:hAnsi="Arial"/>
+                      <w:b w:val="false"/>
+                      <w:bCs w:val="false"/>
+                      <w:sz w:val="21"/>
+                      <w:szCs w:val="21"/>
+                    </w:rPr>
+                    <w:t xml:space="preserve">Write it</w:t>
+                  </w:r>
+                </w:p>
+              </w:tc>
+              <w:tc>
+                <w:tcPr>
+                  <w:tcW w:type="dxa" w:w="2506"/>
+                  <w:tcBorders>
+                    <w:top w:val="single" w:color="B7C2D1" w:sz="4"/>
+                    <w:left w:val="single" w:color="B7C2D1" w:sz="4"/>
+                    <w:bottom w:val="single" w:color="B7C2D1" w:sz="4"/>
+                    <w:right w:val="single" w:color="B7C2D1" w:sz="4"/>
+                  </w:tcBorders>
+                  <w:shd w:fill="FFFFFF" w:color="auto" w:val="clear"/>
+                  <w:tcMar>
+                    <w:top w:type="dxa" w:w="80"/>
+                    <w:left w:type="dxa" w:w="120"/>
+                    <w:bottom w:type="dxa" w:w="80"/>
+                    <w:right w:type="dxa" w:w="120"/>
+                  </w:tcMar>
+                  <w:vAlign w:val="center"/>
+                </w:tcPr>
+                <w:p>
+                  <w:pPr>
+                    <w:spacing w:after="0" w:before="0"/>
+                  </w:pPr>
+                  <w:r>
+                    <w:rPr>
+                      <w:rFonts w:ascii="Arial" w:cs="Arial" w:eastAsia="Arial" w:hAnsi="Arial"/>
+                      <w:b w:val="false"/>
+                      <w:bCs w:val="false"/>
+                      <w:sz w:val="21"/>
+                      <w:szCs w:val="21"/>
+                    </w:rPr>
+                    <w:t xml:space="preserve">3</w:t>
+                  </w:r>
+                </w:p>
+              </w:tc>
+              <w:tc>
+                <w:tcPr>
+                  <w:tcW w:type="dxa" w:w="2506"/>
+                  <w:tcBorders>
+                    <w:top w:val="single" w:color="B7C2D1" w:sz="4"/>
+                    <w:left w:val="single" w:color="B7C2D1" w:sz="4"/>
+                    <w:bottom w:val="single" w:color="B7C2D1" w:sz="4"/>
+                    <w:right w:val="single" w:color="B7C2D1" w:sz="4"/>
+                  </w:tcBorders>
+                  <w:shd w:fill="FFFFFF" w:color="auto" w:val="clear"/>
+                  <w:tcMar>
+                    <w:top w:type="dxa" w:w="80"/>
+                    <w:left w:type="dxa" w:w="120"/>
+                    <w:bottom w:type="dxa" w:w="80"/>
+                    <w:right w:type="dxa" w:w="120"/>
+                  </w:tcMar>
+                  <w:vAlign w:val="center"/>
+                </w:tcPr>
+                <w:p>
+                  <w:pPr>
+                    <w:spacing w:after="0" w:before="0"/>
+                  </w:pPr>
+                  <w:r>
+                    <w:rPr>
+                      <w:rFonts w:ascii="Arial" w:cs="Arial" w:eastAsia="Arial" w:hAnsi="Arial"/>
+                      <w:b w:val="false"/>
+                      <w:bCs w:val="false"/>
+                      <w:sz w:val="21"/>
+                      <w:szCs w:val="21"/>
+                    </w:rPr>
+                    <w:t xml:space="preserve"/>
+                  </w:r>
+                </w:p>
+              </w:tc>
+            </w:tr>
+            <w:tr>
+              <w:trPr>
+                <w:cantSplit/>
+                <w:trHeight w:val="360" w:hRule="atLeast"/>
+              </w:trPr>
+              <w:tc>
+                <w:tcPr>
+                  <w:tcW w:type="dxa" w:w="2506"/>
+                  <w:tcBorders>
+                    <w:top w:val="single" w:color="B7C2D1" w:sz="4"/>
+                    <w:left w:val="single" w:color="B7C2D1" w:sz="4"/>
+                    <w:bottom w:val="single" w:color="B7C2D1" w:sz="4"/>
+                    <w:right w:val="single" w:color="B7C2D1" w:sz="4"/>
+                  </w:tcBorders>
+                  <w:shd w:fill="FFFFFF" w:color="auto" w:val="clear"/>
+                  <w:tcMar>
+                    <w:top w:type="dxa" w:w="80"/>
+                    <w:left w:type="dxa" w:w="120"/>
+                    <w:bottom w:type="dxa" w:w="80"/>
+                    <w:right w:type="dxa" w:w="120"/>
+                  </w:tcMar>
+                  <w:vAlign w:val="center"/>
+                </w:tcPr>
+                <w:p>
+                  <w:pPr>
+                    <w:spacing w:after="0" w:before="0"/>
+                  </w:pPr>
+                  <w:r>
+                    <w:rPr>
+                      <w:rFonts w:ascii="Arial" w:cs="Arial" w:eastAsia="Arial" w:hAnsi="Arial"/>
+                      <w:sz w:val="21"/>
+                      <w:szCs w:val="21"/>
+                    </w:rPr>
+                    <w:t xml:space="preserve">Ask the user for six temperatures, one on each line. Keep them in a grid of two rows of three. Display the largest of them, found with a loop of your own. Then display the total of the whole grid on the next line.</w:t>
+                  </w:r>
+                </w:p>
+              </w:tc>
+              <w:tc>
+                <w:tcPr>
+                  <w:tcW w:type="dxa" w:w="2506"/>
+                  <w:tcBorders>
+                    <w:top w:val="single" w:color="B7C2D1" w:sz="4"/>
+                    <w:left w:val="single" w:color="B7C2D1" w:sz="4"/>
+                    <w:bottom w:val="single" w:color="B7C2D1" w:sz="4"/>
+                    <w:right w:val="single" w:color="B7C2D1" w:sz="4"/>
+                  </w:tcBorders>
+                  <w:shd w:fill="FFFFFF" w:color="auto" w:val="clear"/>
+                  <w:tcMar>
+                    <w:top w:type="dxa" w:w="80"/>
+                    <w:left w:type="dxa" w:w="120"/>
+                    <w:bottom w:type="dxa" w:w="80"/>
+                    <w:right w:type="dxa" w:w="120"/>
+                  </w:tcMar>
+                  <w:vAlign w:val="center"/>
+                </w:tcPr>
+                <w:p>
+                  <w:pPr>
+                    <w:spacing w:after="0" w:before="0"/>
+                  </w:pPr>
+                  <w:r>
+                    <w:rPr>
+                      <w:rFonts w:ascii="Arial" w:cs="Arial" w:eastAsia="Arial" w:hAnsi="Arial"/>
+                      <w:b w:val="false"/>
+                      <w:bCs w:val="false"/>
+                      <w:sz w:val="21"/>
+                      <w:szCs w:val="21"/>
+                    </w:rPr>
+                    <w:t xml:space="preserve">Write it</w:t>
+                  </w:r>
+                </w:p>
+              </w:tc>
+              <w:tc>
+                <w:tcPr>
+                  <w:tcW w:type="dxa" w:w="2506"/>
+                  <w:tcBorders>
+                    <w:top w:val="single" w:color="B7C2D1" w:sz="4"/>
+                    <w:left w:val="single" w:color="B7C2D1" w:sz="4"/>
+                    <w:bottom w:val="single" w:color="B7C2D1" w:sz="4"/>
+                    <w:right w:val="single" w:color="B7C2D1" w:sz="4"/>
+                  </w:tcBorders>
+                  <w:shd w:fill="FFFFFF" w:color="auto" w:val="clear"/>
+                  <w:tcMar>
+                    <w:top w:type="dxa" w:w="80"/>
+                    <w:left w:type="dxa" w:w="120"/>
+                    <w:bottom w:type="dxa" w:w="80"/>
+                    <w:right w:type="dxa" w:w="120"/>
+                  </w:tcMar>
+                  <w:vAlign w:val="center"/>
+                </w:tcPr>
+                <w:p>
+                  <w:pPr>
+                    <w:spacing w:after="0" w:before="0"/>
+                  </w:pPr>
+                  <w:r>
+                    <w:rPr>
+                      <w:rFonts w:ascii="Arial" w:cs="Arial" w:eastAsia="Arial" w:hAnsi="Arial"/>
+                      <w:b w:val="false"/>
+                      <w:bCs w:val="false"/>
+                      <w:sz w:val="21"/>
+                      <w:szCs w:val="21"/>
+                    </w:rPr>
+                    <w:t xml:space="preserve">3</w:t>
+                  </w:r>
+                </w:p>
+              </w:tc>
+              <w:tc>
+                <w:tcPr>
+                  <w:tcW w:type="dxa" w:w="2506"/>
+                  <w:tcBorders>
+                    <w:top w:val="single" w:color="B7C2D1" w:sz="4"/>
+                    <w:left w:val="single" w:color="B7C2D1" w:sz="4"/>
+                    <w:bottom w:val="single" w:color="B7C2D1" w:sz="4"/>
+                    <w:right w:val="single" w:color="B7C2D1" w:sz="4"/>
+                  </w:tcBorders>
+                  <w:shd w:fill="FFFFFF" w:color="auto" w:val="clear"/>
+                  <w:tcMar>
+                    <w:top w:type="dxa" w:w="80"/>
+                    <w:left w:type="dxa" w:w="120"/>
+                    <w:bottom w:type="dxa" w:w="80"/>
+                    <w:right w:type="dxa" w:w="120"/>
+                  </w:tcMar>
+                  <w:vAlign w:val="center"/>
+                </w:tcPr>
+                <w:p>
+                  <w:pPr>
+                    <w:spacing w:after="0" w:before="0"/>
+                  </w:pPr>
+                  <w:r>
+                    <w:rPr>
+                      <w:rFonts w:ascii="Arial" w:cs="Arial" w:eastAsia="Arial" w:hAnsi="Arial"/>
+                      <w:b w:val="false"/>
+                      <w:bCs w:val="false"/>
+                      <w:sz w:val="21"/>
+                      <w:szCs w:val="21"/>
+                    </w:rPr>
+                    <w:t xml:space="preserve"/>
+                  </w:r>
+                </w:p>
+              </w:tc>
+            </w:tr>
+            <w:tr>
+              <w:trPr>
+                <w:cantSplit/>
+                <w:trHeight w:val="360" w:hRule="atLeast"/>
+              </w:trPr>
+              <w:tc>
+                <w:tcPr>
+                  <w:tcW w:type="dxa" w:w="2506"/>
+                  <w:tcBorders>
+                    <w:top w:val="single" w:color="B7C2D1" w:sz="4"/>
+                    <w:left w:val="single" w:color="B7C2D1" w:sz="4"/>
+                    <w:bottom w:val="single" w:color="B7C2D1" w:sz="4"/>
+                    <w:right w:val="single" w:color="B7C2D1" w:sz="4"/>
+                  </w:tcBorders>
+                  <w:shd w:fill="FFFFFF" w:color="auto" w:val="clear"/>
+                  <w:tcMar>
+                    <w:top w:type="dxa" w:w="80"/>
+                    <w:left w:type="dxa" w:w="120"/>
+                    <w:bottom w:type="dxa" w:w="80"/>
+                    <w:right w:type="dxa" w:w="120"/>
+                  </w:tcMar>
+                  <w:vAlign w:val="center"/>
+                </w:tcPr>
+                <w:p>
+                  <w:pPr>
+                    <w:spacing w:after="0" w:before="0"/>
+                  </w:pPr>
+                  <w:r>
+                    <w:rPr>
+                      <w:rFonts w:ascii="Arial" w:cs="Arial" w:eastAsia="Arial" w:hAnsi="Arial"/>
+                      <w:sz w:val="21"/>
+                      <w:szCs w:val="21"/>
+                    </w:rPr>
+                    <w:t xml:space="preserve">Ask the user for six prices in whole pounds, one on each line. Keep them in a grid of two rows of three. Display the grid on its side, so each line holds one column of it. Put one space between the values.</w:t>
+                  </w:r>
+                </w:p>
+              </w:tc>
+              <w:tc>
+                <w:tcPr>
+                  <w:tcW w:type="dxa" w:w="2506"/>
+                  <w:tcBorders>
+                    <w:top w:val="single" w:color="B7C2D1" w:sz="4"/>
+                    <w:left w:val="single" w:color="B7C2D1" w:sz="4"/>
+                    <w:bottom w:val="single" w:color="B7C2D1" w:sz="4"/>
+                    <w:right w:val="single" w:color="B7C2D1" w:sz="4"/>
+                  </w:tcBorders>
+                  <w:shd w:fill="FFFFFF" w:color="auto" w:val="clear"/>
+                  <w:tcMar>
+                    <w:top w:type="dxa" w:w="80"/>
+                    <w:left w:type="dxa" w:w="120"/>
+                    <w:bottom w:type="dxa" w:w="80"/>
+                    <w:right w:type="dxa" w:w="120"/>
+                  </w:tcMar>
+                  <w:vAlign w:val="center"/>
+                </w:tcPr>
+                <w:p>
+                  <w:pPr>
+                    <w:spacing w:after="0" w:before="0"/>
+                  </w:pPr>
+                  <w:r>
+                    <w:rPr>
+                      <w:rFonts w:ascii="Arial" w:cs="Arial" w:eastAsia="Arial" w:hAnsi="Arial"/>
+                      <w:b w:val="false"/>
+                      <w:bCs w:val="false"/>
+                      <w:sz w:val="21"/>
+                      <w:szCs w:val="21"/>
+                    </w:rPr>
+                    <w:t xml:space="preserve">Challenge (optional)</w:t>
+                  </w:r>
+                </w:p>
+              </w:tc>
+              <w:tc>
+                <w:tcPr>
+                  <w:tcW w:type="dxa" w:w="2506"/>
+                  <w:tcBorders>
+                    <w:top w:val="single" w:color="B7C2D1" w:sz="4"/>
+                    <w:left w:val="single" w:color="B7C2D1" w:sz="4"/>
+                    <w:bottom w:val="single" w:color="B7C2D1" w:sz="4"/>
+                    <w:right w:val="single" w:color="B7C2D1" w:sz="4"/>
+                  </w:tcBorders>
+                  <w:shd w:fill="FFFFFF" w:color="auto" w:val="clear"/>
+                  <w:tcMar>
+                    <w:top w:type="dxa" w:w="80"/>
+                    <w:left w:type="dxa" w:w="120"/>
+                    <w:bottom w:type="dxa" w:w="80"/>
+                    <w:right w:type="dxa" w:w="120"/>
+                  </w:tcMar>
+                  <w:vAlign w:val="center"/>
+                </w:tcPr>
+                <w:p>
+                  <w:pPr>
+                    <w:spacing w:after="0" w:before="0"/>
+                  </w:pPr>
+                  <w:r>
+                    <w:rPr>
+                      <w:rFonts w:ascii="Arial" w:cs="Arial" w:eastAsia="Arial" w:hAnsi="Arial"/>
+                      <w:b w:val="false"/>
+                      <w:bCs w:val="false"/>
+                      <w:sz w:val="21"/>
+                      <w:szCs w:val="21"/>
+                    </w:rPr>
+                    <w:t xml:space="preserve">3</w:t>
+                  </w:r>
+                </w:p>
+              </w:tc>
+              <w:tc>
+                <w:tcPr>
+                  <w:tcW w:type="dxa" w:w="2506"/>
                   <w:tcBorders>
                     <w:top w:val="single" w:color="B7C2D1" w:sz="4"/>
                     <w:left w:val="single" w:color="B7C2D1" w:sz="4"/>
@@ -6430,7 +10658,7 @@
                 <w:sz w:val="21"/>
                 <w:szCs w:val="21"/>
               </w:rPr>
-              <w:t xml:space="preserve">Plan the one you found hardest: inputs, what happens to them, what is printed.</w:t>
+              <w:t xml:space="preserve">Plan the one you found hardest: what is typed in, what happens to it, what is displayed.</w:t>
             </w:r>
           </w:p>
           <w:tbl>
@@ -7278,7 +11506,7 @@
                 <w:sz w:val="32"/>
                 <w:szCs w:val="32"/>
               </w:rPr>
-              <w:t xml:space="preserve">______ / 60</w:t>
+              <w:t xml:space="preserve">______ / 89</w:t>
             </w:r>
           </w:p>
         </w:tc>

--- a/worksheets/PR_L08_TwoDimensionalLists_Worksheet.docx
+++ b/worksheets/PR_L08_TwoDimensionalLists_Worksheet.docx
@@ -455,7 +455,30 @@
                 <w:sz w:val="21"/>
                 <w:szCs w:val="21"/>
               </w:rPr>
-              <w:t xml:space="preserve">The activities marked Challenge are optional. Finish the rest of a station first, and come back to them if you have time.</w:t>
+              <w:t xml:space="preserve">Work through the activities in order and complete every one. The next activity opens when the one you are on is finished.</w:t>
+            </w:r>
+          </w:p>
+          <w:p>
+            <w:pPr>
+              <w:spacing w:after="60" w:before="60"/>
+            </w:pPr>
+            <w:r>
+              <w:rPr>
+                <w:rFonts w:ascii="Arial" w:cs="Arial" w:eastAsia="Arial" w:hAnsi="Arial"/>
+                <w:b/>
+                <w:bCs/>
+                <w:sz w:val="21"/>
+                <w:szCs w:val="21"/>
+              </w:rPr>
+              <w:t xml:space="preserve">8.  </w:t>
+            </w:r>
+            <w:r>
+              <w:rPr>
+                <w:rFonts w:ascii="Arial" w:cs="Arial" w:eastAsia="Arial" w:hAnsi="Arial"/>
+                <w:sz w:val="21"/>
+                <w:szCs w:val="21"/>
+              </w:rPr>
+              <w:t xml:space="preserve">If you get stuck, press I need help. Use a hint, or ask your teacher and show them the question and your code. Complete the question before moving on.</w:t>
             </w:r>
           </w:p>
         </w:tc>

--- a/worksheets/PR_L08_TwoDimensionalLists_Worksheet.docx
+++ b/worksheets/PR_L08_TwoDimensionalLists_Worksheet.docx
@@ -2085,7 +2085,61 @@
                       <w:sz w:val="21"/>
                       <w:szCs w:val="21"/>
                     </w:rPr>
-                    <w:t xml:space="preserve">Change the grid so the last number of row 1 is 5 instead of 1.</w:t>
+                    <w:t xml:space="preserve">Change the grid so the last number of row </w:t>
+                  </w:r>
+                  <w:r>
+                    <w:rPr>
+                      <w:rFonts w:ascii="Consolas" w:cs="Consolas" w:eastAsia="Consolas" w:hAnsi="Consolas"/>
+                      <w:color w:val="9A3412"/>
+                      <w:sz w:val="21"/>
+                      <w:szCs w:val="21"/>
+                      <w:shd w:fill="F4F4F5"/>
+                    </w:rPr>
+                    <w:t xml:space="preserve">1</w:t>
+                  </w:r>
+                  <w:r>
+                    <w:rPr>
+                      <w:rFonts w:ascii="Arial" w:cs="Arial" w:eastAsia="Arial" w:hAnsi="Arial"/>
+                      <w:sz w:val="21"/>
+                      <w:szCs w:val="21"/>
+                    </w:rPr>
+                    <w:t xml:space="preserve"> is </w:t>
+                  </w:r>
+                  <w:r>
+                    <w:rPr>
+                      <w:rFonts w:ascii="Consolas" w:cs="Consolas" w:eastAsia="Consolas" w:hAnsi="Consolas"/>
+                      <w:color w:val="9A3412"/>
+                      <w:sz w:val="21"/>
+                      <w:szCs w:val="21"/>
+                      <w:shd w:fill="F4F4F5"/>
+                    </w:rPr>
+                    <w:t xml:space="preserve">5</w:t>
+                  </w:r>
+                  <w:r>
+                    <w:rPr>
+                      <w:rFonts w:ascii="Arial" w:cs="Arial" w:eastAsia="Arial" w:hAnsi="Arial"/>
+                      <w:sz w:val="21"/>
+                      <w:szCs w:val="21"/>
+                    </w:rPr>
+                    <w:t xml:space="preserve"> instead of </w:t>
+                  </w:r>
+                  <w:r>
+                    <w:rPr>
+                      <w:rFonts w:ascii="Consolas" w:cs="Consolas" w:eastAsia="Consolas" w:hAnsi="Consolas"/>
+                      <w:color w:val="9A3412"/>
+                      <w:sz w:val="21"/>
+                      <w:szCs w:val="21"/>
+                      <w:shd w:fill="F4F4F5"/>
+                    </w:rPr>
+                    <w:t xml:space="preserve">1</w:t>
+                  </w:r>
+                  <w:r>
+                    <w:rPr>
+                      <w:rFonts w:ascii="Arial" w:cs="Arial" w:eastAsia="Arial" w:hAnsi="Arial"/>
+                      <w:sz w:val="21"/>
+                      <w:szCs w:val="21"/>
+                    </w:rPr>
+                    <w:t xml:space="preserve">.</w:t>
                   </w:r>
                 </w:p>
               </w:tc>
@@ -2225,7 +2279,79 @@
                       <w:sz w:val="21"/>
                       <w:szCs w:val="21"/>
                     </w:rPr>
-                    <w:t xml:space="preserve">Finish the grid so row 1 holds the numbers 5, 2 and 9. Display the whole grid.</w:t>
+                    <w:t xml:space="preserve">Finish the grid so row </w:t>
+                  </w:r>
+                  <w:r>
+                    <w:rPr>
+                      <w:rFonts w:ascii="Consolas" w:cs="Consolas" w:eastAsia="Consolas" w:hAnsi="Consolas"/>
+                      <w:color w:val="9A3412"/>
+                      <w:sz w:val="21"/>
+                      <w:szCs w:val="21"/>
+                      <w:shd w:fill="F4F4F5"/>
+                    </w:rPr>
+                    <w:t xml:space="preserve">1</w:t>
+                  </w:r>
+                  <w:r>
+                    <w:rPr>
+                      <w:rFonts w:ascii="Arial" w:cs="Arial" w:eastAsia="Arial" w:hAnsi="Arial"/>
+                      <w:sz w:val="21"/>
+                      <w:szCs w:val="21"/>
+                    </w:rPr>
+                    <w:t xml:space="preserve"> holds the numbers </w:t>
+                  </w:r>
+                  <w:r>
+                    <w:rPr>
+                      <w:rFonts w:ascii="Consolas" w:cs="Consolas" w:eastAsia="Consolas" w:hAnsi="Consolas"/>
+                      <w:color w:val="9A3412"/>
+                      <w:sz w:val="21"/>
+                      <w:szCs w:val="21"/>
+                      <w:shd w:fill="F4F4F5"/>
+                    </w:rPr>
+                    <w:t xml:space="preserve">5</w:t>
+                  </w:r>
+                  <w:r>
+                    <w:rPr>
+                      <w:rFonts w:ascii="Arial" w:cs="Arial" w:eastAsia="Arial" w:hAnsi="Arial"/>
+                      <w:sz w:val="21"/>
+                      <w:szCs w:val="21"/>
+                    </w:rPr>
+                    <w:t xml:space="preserve">, </w:t>
+                  </w:r>
+                  <w:r>
+                    <w:rPr>
+                      <w:rFonts w:ascii="Consolas" w:cs="Consolas" w:eastAsia="Consolas" w:hAnsi="Consolas"/>
+                      <w:color w:val="9A3412"/>
+                      <w:sz w:val="21"/>
+                      <w:szCs w:val="21"/>
+                      <w:shd w:fill="F4F4F5"/>
+                    </w:rPr>
+                    <w:t xml:space="preserve">2</w:t>
+                  </w:r>
+                  <w:r>
+                    <w:rPr>
+                      <w:rFonts w:ascii="Arial" w:cs="Arial" w:eastAsia="Arial" w:hAnsi="Arial"/>
+                      <w:sz w:val="21"/>
+                      <w:szCs w:val="21"/>
+                    </w:rPr>
+                    <w:t xml:space="preserve"> and </w:t>
+                  </w:r>
+                  <w:r>
+                    <w:rPr>
+                      <w:rFonts w:ascii="Consolas" w:cs="Consolas" w:eastAsia="Consolas" w:hAnsi="Consolas"/>
+                      <w:color w:val="9A3412"/>
+                      <w:sz w:val="21"/>
+                      <w:szCs w:val="21"/>
+                      <w:shd w:fill="F4F4F5"/>
+                    </w:rPr>
+                    <w:t xml:space="preserve">9</w:t>
+                  </w:r>
+                  <w:r>
+                    <w:rPr>
+                      <w:rFonts w:ascii="Arial" w:cs="Arial" w:eastAsia="Arial" w:hAnsi="Arial"/>
+                      <w:sz w:val="21"/>
+                      <w:szCs w:val="21"/>
+                    </w:rPr>
+                    <w:t xml:space="preserve">. Display the whole grid.</w:t>
                   </w:r>
                 </w:p>
               </w:tc>
@@ -3668,7 +3794,43 @@
                       <w:sz w:val="21"/>
                       <w:szCs w:val="21"/>
                     </w:rPr>
-                    <w:t xml:space="preserve">Change the program so it displays the 5 instead of the 1.</w:t>
+                    <w:t xml:space="preserve">Change the program so it displays the </w:t>
+                  </w:r>
+                  <w:r>
+                    <w:rPr>
+                      <w:rFonts w:ascii="Consolas" w:cs="Consolas" w:eastAsia="Consolas" w:hAnsi="Consolas"/>
+                      <w:color w:val="9A3412"/>
+                      <w:sz w:val="21"/>
+                      <w:szCs w:val="21"/>
+                      <w:shd w:fill="F4F4F5"/>
+                    </w:rPr>
+                    <w:t xml:space="preserve">5</w:t>
+                  </w:r>
+                  <w:r>
+                    <w:rPr>
+                      <w:rFonts w:ascii="Arial" w:cs="Arial" w:eastAsia="Arial" w:hAnsi="Arial"/>
+                      <w:sz w:val="21"/>
+                      <w:szCs w:val="21"/>
+                    </w:rPr>
+                    <w:t xml:space="preserve"> instead of the </w:t>
+                  </w:r>
+                  <w:r>
+                    <w:rPr>
+                      <w:rFonts w:ascii="Consolas" w:cs="Consolas" w:eastAsia="Consolas" w:hAnsi="Consolas"/>
+                      <w:color w:val="9A3412"/>
+                      <w:sz w:val="21"/>
+                      <w:szCs w:val="21"/>
+                      <w:shd w:fill="F4F4F5"/>
+                    </w:rPr>
+                    <w:t xml:space="preserve">1</w:t>
+                  </w:r>
+                  <w:r>
+                    <w:rPr>
+                      <w:rFonts w:ascii="Arial" w:cs="Arial" w:eastAsia="Arial" w:hAnsi="Arial"/>
+                      <w:sz w:val="21"/>
+                      <w:szCs w:val="21"/>
+                    </w:rPr>
+                    <w:t xml:space="preserve">.</w:t>
                   </w:r>
                 </w:p>
               </w:tc>
@@ -3808,7 +3970,25 @@
                       <w:sz w:val="21"/>
                       <w:szCs w:val="21"/>
                     </w:rPr>
-                    <w:t xml:space="preserve">Finish the program so it displays the 9 in the grid.</w:t>
+                    <w:t xml:space="preserve">Finish the program so it displays the </w:t>
+                  </w:r>
+                  <w:r>
+                    <w:rPr>
+                      <w:rFonts w:ascii="Consolas" w:cs="Consolas" w:eastAsia="Consolas" w:hAnsi="Consolas"/>
+                      <w:color w:val="9A3412"/>
+                      <w:sz w:val="21"/>
+                      <w:szCs w:val="21"/>
+                      <w:shd w:fill="F4F4F5"/>
+                    </w:rPr>
+                    <w:t xml:space="preserve">9</w:t>
+                  </w:r>
+                  <w:r>
+                    <w:rPr>
+                      <w:rFonts w:ascii="Arial" w:cs="Arial" w:eastAsia="Arial" w:hAnsi="Arial"/>
+                      <w:sz w:val="21"/>
+                      <w:szCs w:val="21"/>
+                    </w:rPr>
+                    <w:t xml:space="preserve"> in the grid.</w:t>
                   </w:r>
                 </w:p>
               </w:tc>
@@ -4088,7 +4268,25 @@
                       <w:sz w:val="21"/>
                       <w:szCs w:val="21"/>
                     </w:rPr>
-                    <w:t xml:space="preserve">This program should display the 4 in the grid. Find the mistake and put it right.</w:t>
+                    <w:t xml:space="preserve">This program should display the </w:t>
+                  </w:r>
+                  <w:r>
+                    <w:rPr>
+                      <w:rFonts w:ascii="Consolas" w:cs="Consolas" w:eastAsia="Consolas" w:hAnsi="Consolas"/>
+                      <w:color w:val="9A3412"/>
+                      <w:sz w:val="21"/>
+                      <w:szCs w:val="21"/>
+                      <w:shd w:fill="F4F4F5"/>
+                    </w:rPr>
+                    <w:t xml:space="preserve">4</w:t>
+                  </w:r>
+                  <w:r>
+                    <w:rPr>
+                      <w:rFonts w:ascii="Arial" w:cs="Arial" w:eastAsia="Arial" w:hAnsi="Arial"/>
+                      <w:sz w:val="21"/>
+                      <w:szCs w:val="21"/>
+                    </w:rPr>
+                    <w:t xml:space="preserve"> in the grid. Find the mistake and put it right.</w:t>
                   </w:r>
                 </w:p>
               </w:tc>
@@ -5811,7 +6009,25 @@
                       <w:sz w:val="21"/>
                       <w:szCs w:val="21"/>
                     </w:rPr>
-                    <w:t xml:space="preserve">A grid of two rows of four is written into the program. Ask the user for one whole number. Display every value in the grid that is that number or more, one on each line. Display the word none instead, on a line of its own, when there are no such values.</w:t>
+                    <w:t xml:space="preserve">A grid of two rows of four is written into the program. Ask the user for one whole number. Display every value in the grid that is that number or more, one on each line. Display the word </w:t>
+                  </w:r>
+                  <w:r>
+                    <w:rPr>
+                      <w:rFonts w:ascii="Consolas" w:cs="Consolas" w:eastAsia="Consolas" w:hAnsi="Consolas"/>
+                      <w:color w:val="15803D"/>
+                      <w:sz w:val="21"/>
+                      <w:szCs w:val="21"/>
+                      <w:shd w:fill="F4F4F5"/>
+                    </w:rPr>
+                    <w:t xml:space="preserve">"none"</w:t>
+                  </w:r>
+                  <w:r>
+                    <w:rPr>
+                      <w:rFonts w:ascii="Arial" w:cs="Arial" w:eastAsia="Arial" w:hAnsi="Arial"/>
+                      <w:sz w:val="21"/>
+                      <w:szCs w:val="21"/>
+                    </w:rPr>
+                    <w:t xml:space="preserve"> instead, on a line of its own, when there are no such values.</w:t>
                   </w:r>
                 </w:p>
               </w:tc>
@@ -6834,7 +7050,25 @@
                       <w:sz w:val="21"/>
                       <w:szCs w:val="21"/>
                     </w:rPr>
-                    <w:t xml:space="preserve">Finish the program so it adds up row 1 of the grid and displays the total.</w:t>
+                    <w:t xml:space="preserve">Finish the program so it adds up row </w:t>
+                  </w:r>
+                  <w:r>
+                    <w:rPr>
+                      <w:rFonts w:ascii="Consolas" w:cs="Consolas" w:eastAsia="Consolas" w:hAnsi="Consolas"/>
+                      <w:color w:val="9A3412"/>
+                      <w:sz w:val="21"/>
+                      <w:szCs w:val="21"/>
+                      <w:shd w:fill="F4F4F5"/>
+                    </w:rPr>
+                    <w:t xml:space="preserve">1</w:t>
+                  </w:r>
+                  <w:r>
+                    <w:rPr>
+                      <w:rFonts w:ascii="Arial" w:cs="Arial" w:eastAsia="Arial" w:hAnsi="Arial"/>
+                      <w:sz w:val="21"/>
+                      <w:szCs w:val="21"/>
+                    </w:rPr>
+                    <w:t xml:space="preserve"> of the grid and displays the total.</w:t>
                   </w:r>
                 </w:p>
               </w:tc>
@@ -8557,7 +8791,43 @@
                       <w:sz w:val="21"/>
                       <w:szCs w:val="21"/>
                     </w:rPr>
-                    <w:t xml:space="preserve">Finish the program so it collects column 1 of the grid into col and displays it.</w:t>
+                    <w:t xml:space="preserve">Finish the program so it collects column </w:t>
+                  </w:r>
+                  <w:r>
+                    <w:rPr>
+                      <w:rFonts w:ascii="Consolas" w:cs="Consolas" w:eastAsia="Consolas" w:hAnsi="Consolas"/>
+                      <w:color w:val="9A3412"/>
+                      <w:sz w:val="21"/>
+                      <w:szCs w:val="21"/>
+                      <w:shd w:fill="F4F4F5"/>
+                    </w:rPr>
+                    <w:t xml:space="preserve">1</w:t>
+                  </w:r>
+                  <w:r>
+                    <w:rPr>
+                      <w:rFonts w:ascii="Arial" w:cs="Arial" w:eastAsia="Arial" w:hAnsi="Arial"/>
+                      <w:sz w:val="21"/>
+                      <w:szCs w:val="21"/>
+                    </w:rPr>
+                    <w:t xml:space="preserve"> of the grid into </w:t>
+                  </w:r>
+                  <w:r>
+                    <w:rPr>
+                      <w:rFonts w:ascii="Consolas" w:cs="Consolas" w:eastAsia="Consolas" w:hAnsi="Consolas"/>
+                      <w:color w:val="18181B"/>
+                      <w:sz w:val="21"/>
+                      <w:szCs w:val="21"/>
+                      <w:shd w:fill="F4F4F5"/>
+                    </w:rPr>
+                    <w:t xml:space="preserve">col</w:t>
+                  </w:r>
+                  <w:r>
+                    <w:rPr>
+                      <w:rFonts w:ascii="Arial" w:cs="Arial" w:eastAsia="Arial" w:hAnsi="Arial"/>
+                      <w:sz w:val="21"/>
+                      <w:szCs w:val="21"/>
+                    </w:rPr>
+                    <w:t xml:space="preserve"> and displays it.</w:t>
                   </w:r>
                 </w:p>
               </w:tc>
@@ -8837,7 +9107,25 @@
                       <w:sz w:val="21"/>
                       <w:szCs w:val="21"/>
                     </w:rPr>
-                    <w:t xml:space="preserve">This program should display the total of column 1. Find the mistake and put it right.</w:t>
+                    <w:t xml:space="preserve">This program should display the total of column </w:t>
+                  </w:r>
+                  <w:r>
+                    <w:rPr>
+                      <w:rFonts w:ascii="Consolas" w:cs="Consolas" w:eastAsia="Consolas" w:hAnsi="Consolas"/>
+                      <w:color w:val="9A3412"/>
+                      <w:sz w:val="21"/>
+                      <w:szCs w:val="21"/>
+                      <w:shd w:fill="F4F4F5"/>
+                    </w:rPr>
+                    <w:t xml:space="preserve">1</w:t>
+                  </w:r>
+                  <w:r>
+                    <w:rPr>
+                      <w:rFonts w:ascii="Arial" w:cs="Arial" w:eastAsia="Arial" w:hAnsi="Arial"/>
+                      <w:sz w:val="21"/>
+                      <w:szCs w:val="21"/>
+                    </w:rPr>
+                    <w:t xml:space="preserve">. Find the mistake and put it right.</w:t>
                   </w:r>
                 </w:p>
               </w:tc>
@@ -8977,7 +9265,115 @@
                       <w:sz w:val="21"/>
                       <w:szCs w:val="21"/>
                     </w:rPr>
-                    <w:t xml:space="preserve">Row 0 of the grid is written into the program and holds 5, 3, 8 and 2. Ask the user for four whole numbers, one on each line. Keep them as row 1 of the same grid. Compare the two values in each column in turn. Display one word for each column, one on each line.</w:t>
+                    <w:t xml:space="preserve">Row </w:t>
+                  </w:r>
+                  <w:r>
+                    <w:rPr>
+                      <w:rFonts w:ascii="Consolas" w:cs="Consolas" w:eastAsia="Consolas" w:hAnsi="Consolas"/>
+                      <w:color w:val="9A3412"/>
+                      <w:sz w:val="21"/>
+                      <w:szCs w:val="21"/>
+                      <w:shd w:fill="F4F4F5"/>
+                    </w:rPr>
+                    <w:t xml:space="preserve">0</w:t>
+                  </w:r>
+                  <w:r>
+                    <w:rPr>
+                      <w:rFonts w:ascii="Arial" w:cs="Arial" w:eastAsia="Arial" w:hAnsi="Arial"/>
+                      <w:sz w:val="21"/>
+                      <w:szCs w:val="21"/>
+                    </w:rPr>
+                    <w:t xml:space="preserve"> of the grid is written into the program and holds </w:t>
+                  </w:r>
+                  <w:r>
+                    <w:rPr>
+                      <w:rFonts w:ascii="Consolas" w:cs="Consolas" w:eastAsia="Consolas" w:hAnsi="Consolas"/>
+                      <w:color w:val="9A3412"/>
+                      <w:sz w:val="21"/>
+                      <w:szCs w:val="21"/>
+                      <w:shd w:fill="F4F4F5"/>
+                    </w:rPr>
+                    <w:t xml:space="preserve">5</w:t>
+                  </w:r>
+                  <w:r>
+                    <w:rPr>
+                      <w:rFonts w:ascii="Arial" w:cs="Arial" w:eastAsia="Arial" w:hAnsi="Arial"/>
+                      <w:sz w:val="21"/>
+                      <w:szCs w:val="21"/>
+                    </w:rPr>
+                    <w:t xml:space="preserve">, </w:t>
+                  </w:r>
+                  <w:r>
+                    <w:rPr>
+                      <w:rFonts w:ascii="Consolas" w:cs="Consolas" w:eastAsia="Consolas" w:hAnsi="Consolas"/>
+                      <w:color w:val="9A3412"/>
+                      <w:sz w:val="21"/>
+                      <w:szCs w:val="21"/>
+                      <w:shd w:fill="F4F4F5"/>
+                    </w:rPr>
+                    <w:t xml:space="preserve">3</w:t>
+                  </w:r>
+                  <w:r>
+                    <w:rPr>
+                      <w:rFonts w:ascii="Arial" w:cs="Arial" w:eastAsia="Arial" w:hAnsi="Arial"/>
+                      <w:sz w:val="21"/>
+                      <w:szCs w:val="21"/>
+                    </w:rPr>
+                    <w:t xml:space="preserve">, </w:t>
+                  </w:r>
+                  <w:r>
+                    <w:rPr>
+                      <w:rFonts w:ascii="Consolas" w:cs="Consolas" w:eastAsia="Consolas" w:hAnsi="Consolas"/>
+                      <w:color w:val="9A3412"/>
+                      <w:sz w:val="21"/>
+                      <w:szCs w:val="21"/>
+                      <w:shd w:fill="F4F4F5"/>
+                    </w:rPr>
+                    <w:t xml:space="preserve">8</w:t>
+                  </w:r>
+                  <w:r>
+                    <w:rPr>
+                      <w:rFonts w:ascii="Arial" w:cs="Arial" w:eastAsia="Arial" w:hAnsi="Arial"/>
+                      <w:sz w:val="21"/>
+                      <w:szCs w:val="21"/>
+                    </w:rPr>
+                    <w:t xml:space="preserve"> and </w:t>
+                  </w:r>
+                  <w:r>
+                    <w:rPr>
+                      <w:rFonts w:ascii="Consolas" w:cs="Consolas" w:eastAsia="Consolas" w:hAnsi="Consolas"/>
+                      <w:color w:val="9A3412"/>
+                      <w:sz w:val="21"/>
+                      <w:szCs w:val="21"/>
+                      <w:shd w:fill="F4F4F5"/>
+                    </w:rPr>
+                    <w:t xml:space="preserve">2</w:t>
+                  </w:r>
+                  <w:r>
+                    <w:rPr>
+                      <w:rFonts w:ascii="Arial" w:cs="Arial" w:eastAsia="Arial" w:hAnsi="Arial"/>
+                      <w:sz w:val="21"/>
+                      <w:szCs w:val="21"/>
+                    </w:rPr>
+                    <w:t xml:space="preserve">. Ask the user for four whole numbers, one on each line. Keep them as row </w:t>
+                  </w:r>
+                  <w:r>
+                    <w:rPr>
+                      <w:rFonts w:ascii="Consolas" w:cs="Consolas" w:eastAsia="Consolas" w:hAnsi="Consolas"/>
+                      <w:color w:val="9A3412"/>
+                      <w:sz w:val="21"/>
+                      <w:szCs w:val="21"/>
+                      <w:shd w:fill="F4F4F5"/>
+                    </w:rPr>
+                    <w:t xml:space="preserve">1</w:t>
+                  </w:r>
+                  <w:r>
+                    <w:rPr>
+                      <w:rFonts w:ascii="Arial" w:cs="Arial" w:eastAsia="Arial" w:hAnsi="Arial"/>
+                      <w:sz w:val="21"/>
+                      <w:szCs w:val="21"/>
+                    </w:rPr>
+                    <w:t xml:space="preserve"> of the same grid. Compare the two values in each column in turn. Display one word for each column, one on each line.</w:t>
                   </w:r>
                 </w:p>
               </w:tc>
@@ -9860,7 +10256,43 @@
                       <w:sz w:val="21"/>
                       <w:szCs w:val="21"/>
                     </w:rPr>
-                    <w:t xml:space="preserve">Change the program so it counts the values that are 7 or more instead of the values that are more than 7.</w:t>
+                    <w:t xml:space="preserve">Change the program so it counts the values that are </w:t>
+                  </w:r>
+                  <w:r>
+                    <w:rPr>
+                      <w:rFonts w:ascii="Consolas" w:cs="Consolas" w:eastAsia="Consolas" w:hAnsi="Consolas"/>
+                      <w:color w:val="9A3412"/>
+                      <w:sz w:val="21"/>
+                      <w:szCs w:val="21"/>
+                      <w:shd w:fill="F4F4F5"/>
+                    </w:rPr>
+                    <w:t xml:space="preserve">7</w:t>
+                  </w:r>
+                  <w:r>
+                    <w:rPr>
+                      <w:rFonts w:ascii="Arial" w:cs="Arial" w:eastAsia="Arial" w:hAnsi="Arial"/>
+                      <w:sz w:val="21"/>
+                      <w:szCs w:val="21"/>
+                    </w:rPr>
+                    <w:t xml:space="preserve"> or more instead of the values that are more than </w:t>
+                  </w:r>
+                  <w:r>
+                    <w:rPr>
+                      <w:rFonts w:ascii="Consolas" w:cs="Consolas" w:eastAsia="Consolas" w:hAnsi="Consolas"/>
+                      <w:color w:val="9A3412"/>
+                      <w:sz w:val="21"/>
+                      <w:szCs w:val="21"/>
+                      <w:shd w:fill="F4F4F5"/>
+                    </w:rPr>
+                    <w:t xml:space="preserve">7</w:t>
+                  </w:r>
+                  <w:r>
+                    <w:rPr>
+                      <w:rFonts w:ascii="Arial" w:cs="Arial" w:eastAsia="Arial" w:hAnsi="Arial"/>
+                      <w:sz w:val="21"/>
+                      <w:szCs w:val="21"/>
+                    </w:rPr>
+                    <w:t xml:space="preserve">.</w:t>
                   </w:r>
                 </w:p>
               </w:tc>
@@ -10000,7 +10432,25 @@
                       <w:sz w:val="21"/>
                       <w:szCs w:val="21"/>
                     </w:rPr>
-                    <w:t xml:space="preserve">Finish the program so it displays only the values below 5, one on each line.</w:t>
+                    <w:t xml:space="preserve">Finish the program so it displays only the values below </w:t>
+                  </w:r>
+                  <w:r>
+                    <w:rPr>
+                      <w:rFonts w:ascii="Consolas" w:cs="Consolas" w:eastAsia="Consolas" w:hAnsi="Consolas"/>
+                      <w:color w:val="9A3412"/>
+                      <w:sz w:val="21"/>
+                      <w:szCs w:val="21"/>
+                      <w:shd w:fill="F4F4F5"/>
+                    </w:rPr>
+                    <w:t xml:space="preserve">5</w:t>
+                  </w:r>
+                  <w:r>
+                    <w:rPr>
+                      <w:rFonts w:ascii="Arial" w:cs="Arial" w:eastAsia="Arial" w:hAnsi="Arial"/>
+                      <w:sz w:val="21"/>
+                      <w:szCs w:val="21"/>
+                    </w:rPr>
+                    <w:t xml:space="preserve">, one on each line.</w:t>
                   </w:r>
                 </w:p>
               </w:tc>
@@ -10280,7 +10730,25 @@
                       <w:sz w:val="21"/>
                       <w:szCs w:val="21"/>
                     </w:rPr>
-                    <w:t xml:space="preserve">A grid of two rows of three holding six colour names is written into the program. Ask the user for a colour to look for. Display the row and the column where that colour sits, with one space between them. Display the words not there instead when the colour is not in the grid.</w:t>
+                    <w:t xml:space="preserve">A grid of two rows of three holding six colour names is written into the program. Ask the user for a colour to look for. Display the row and the column where that colour sits, with one space between them. Display the words </w:t>
+                  </w:r>
+                  <w:r>
+                    <w:rPr>
+                      <w:rFonts w:ascii="Consolas" w:cs="Consolas" w:eastAsia="Consolas" w:hAnsi="Consolas"/>
+                      <w:color w:val="15803D"/>
+                      <w:sz w:val="21"/>
+                      <w:szCs w:val="21"/>
+                      <w:shd w:fill="F4F4F5"/>
+                    </w:rPr>
+                    <w:t xml:space="preserve">"not there"</w:t>
+                  </w:r>
+                  <w:r>
+                    <w:rPr>
+                      <w:rFonts w:ascii="Arial" w:cs="Arial" w:eastAsia="Arial" w:hAnsi="Arial"/>
+                      <w:sz w:val="21"/>
+                      <w:szCs w:val="21"/>
+                    </w:rPr>
+                    <w:t xml:space="preserve"> instead when the colour is not in the grid.</w:t>
                   </w:r>
                 </w:p>
               </w:tc>

--- a/worksheets/PR_L08_TwoDimensionalLists_Worksheet.docx
+++ b/worksheets/PR_L08_TwoDimensionalLists_Worksheet.docx
@@ -12310,7 +12310,219 @@
                 <w:sz w:val="21"/>
                 <w:szCs w:val="21"/>
               </w:rPr>
-              <w:t xml:space="preserve">a)  A program that should total column 2 of a grid of 4 rows by 3 columns begins its loop with for r in range(len(grid[0])). Explain why this looks at the wrong number of cells, and write the line corrected.  </w:t>
+              <w:t xml:space="preserve">a)  </w:t>
+            </w:r>
+            <w:r>
+              <w:rPr>
+                <w:rFonts w:ascii="Arial" w:cs="Arial" w:eastAsia="Arial" w:hAnsi="Arial"/>
+                <w:b/>
+                <w:bCs/>
+                <w:sz w:val="21"/>
+                <w:szCs w:val="21"/>
+              </w:rPr>
+              <w:t xml:space="preserve">A program that should total column 2 of a grid of 4 rows by 3 columns begins its loop with </w:t>
+            </w:r>
+            <w:r>
+              <w:rPr>
+                <w:rFonts w:ascii="Consolas" w:cs="Consolas" w:eastAsia="Consolas" w:hAnsi="Consolas"/>
+                <w:b/>
+                <w:bCs/>
+                <w:color w:val="6B21A8"/>
+                <w:sz w:val="21"/>
+                <w:szCs w:val="21"/>
+                <w:shd w:fill="F4F4F5"/>
+              </w:rPr>
+              <w:t xml:space="preserve">for</w:t>
+            </w:r>
+            <w:r>
+              <w:rPr>
+                <w:rFonts w:ascii="Consolas" w:cs="Consolas" w:eastAsia="Consolas" w:hAnsi="Consolas"/>
+                <w:b/>
+                <w:bCs/>
+                <w:color w:val="18181B"/>
+                <w:sz w:val="21"/>
+                <w:szCs w:val="21"/>
+                <w:shd w:fill="F4F4F5"/>
+              </w:rPr>
+              <w:t xml:space="preserve"> </w:t>
+            </w:r>
+            <w:r>
+              <w:rPr>
+                <w:rFonts w:ascii="Consolas" w:cs="Consolas" w:eastAsia="Consolas" w:hAnsi="Consolas"/>
+                <w:b/>
+                <w:bCs/>
+                <w:color w:val="18181B"/>
+                <w:sz w:val="21"/>
+                <w:szCs w:val="21"/>
+                <w:shd w:fill="F4F4F5"/>
+              </w:rPr>
+              <w:t xml:space="preserve">r</w:t>
+            </w:r>
+            <w:r>
+              <w:rPr>
+                <w:rFonts w:ascii="Consolas" w:cs="Consolas" w:eastAsia="Consolas" w:hAnsi="Consolas"/>
+                <w:b/>
+                <w:bCs/>
+                <w:color w:val="18181B"/>
+                <w:sz w:val="21"/>
+                <w:szCs w:val="21"/>
+                <w:shd w:fill="F4F4F5"/>
+              </w:rPr>
+              <w:t xml:space="preserve"> </w:t>
+            </w:r>
+            <w:r>
+              <w:rPr>
+                <w:rFonts w:ascii="Consolas" w:cs="Consolas" w:eastAsia="Consolas" w:hAnsi="Consolas"/>
+                <w:b/>
+                <w:bCs/>
+                <w:color w:val="6B21A8"/>
+                <w:sz w:val="21"/>
+                <w:szCs w:val="21"/>
+                <w:shd w:fill="F4F4F5"/>
+              </w:rPr>
+              <w:t xml:space="preserve">in</w:t>
+            </w:r>
+            <w:r>
+              <w:rPr>
+                <w:rFonts w:ascii="Consolas" w:cs="Consolas" w:eastAsia="Consolas" w:hAnsi="Consolas"/>
+                <w:b/>
+                <w:bCs/>
+                <w:color w:val="18181B"/>
+                <w:sz w:val="21"/>
+                <w:szCs w:val="21"/>
+                <w:shd w:fill="F4F4F5"/>
+              </w:rPr>
+              <w:t xml:space="preserve"> </w:t>
+            </w:r>
+            <w:r>
+              <w:rPr>
+                <w:rFonts w:ascii="Consolas" w:cs="Consolas" w:eastAsia="Consolas" w:hAnsi="Consolas"/>
+                <w:b/>
+                <w:bCs/>
+                <w:color w:val="1D4ED8"/>
+                <w:sz w:val="21"/>
+                <w:szCs w:val="21"/>
+                <w:shd w:fill="F4F4F5"/>
+              </w:rPr>
+              <w:t xml:space="preserve">range</w:t>
+            </w:r>
+            <w:r>
+              <w:rPr>
+                <w:rFonts w:ascii="Consolas" w:cs="Consolas" w:eastAsia="Consolas" w:hAnsi="Consolas"/>
+                <w:b/>
+                <w:bCs/>
+                <w:color w:val="3F3F46"/>
+                <w:sz w:val="21"/>
+                <w:szCs w:val="21"/>
+                <w:shd w:fill="F4F4F5"/>
+              </w:rPr>
+              <w:t xml:space="preserve">(</w:t>
+            </w:r>
+            <w:r>
+              <w:rPr>
+                <w:rFonts w:ascii="Consolas" w:cs="Consolas" w:eastAsia="Consolas" w:hAnsi="Consolas"/>
+                <w:b/>
+                <w:bCs/>
+                <w:color w:val="1D4ED8"/>
+                <w:sz w:val="21"/>
+                <w:szCs w:val="21"/>
+                <w:shd w:fill="F4F4F5"/>
+              </w:rPr>
+              <w:t xml:space="preserve">len</w:t>
+            </w:r>
+            <w:r>
+              <w:rPr>
+                <w:rFonts w:ascii="Consolas" w:cs="Consolas" w:eastAsia="Consolas" w:hAnsi="Consolas"/>
+                <w:b/>
+                <w:bCs/>
+                <w:color w:val="3F3F46"/>
+                <w:sz w:val="21"/>
+                <w:szCs w:val="21"/>
+                <w:shd w:fill="F4F4F5"/>
+              </w:rPr>
+              <w:t xml:space="preserve">(</w:t>
+            </w:r>
+            <w:r>
+              <w:rPr>
+                <w:rFonts w:ascii="Consolas" w:cs="Consolas" w:eastAsia="Consolas" w:hAnsi="Consolas"/>
+                <w:b/>
+                <w:bCs/>
+                <w:color w:val="18181B"/>
+                <w:sz w:val="21"/>
+                <w:szCs w:val="21"/>
+                <w:shd w:fill="F4F4F5"/>
+              </w:rPr>
+              <w:t xml:space="preserve">grid</w:t>
+            </w:r>
+            <w:r>
+              <w:rPr>
+                <w:rFonts w:ascii="Consolas" w:cs="Consolas" w:eastAsia="Consolas" w:hAnsi="Consolas"/>
+                <w:b/>
+                <w:bCs/>
+                <w:color w:val="3F3F46"/>
+                <w:sz w:val="21"/>
+                <w:szCs w:val="21"/>
+                <w:shd w:fill="F4F4F5"/>
+              </w:rPr>
+              <w:t xml:space="preserve">[</w:t>
+            </w:r>
+            <w:r>
+              <w:rPr>
+                <w:rFonts w:ascii="Consolas" w:cs="Consolas" w:eastAsia="Consolas" w:hAnsi="Consolas"/>
+                <w:b/>
+                <w:bCs/>
+                <w:color w:val="9A3412"/>
+                <w:sz w:val="21"/>
+                <w:szCs w:val="21"/>
+                <w:shd w:fill="F4F4F5"/>
+              </w:rPr>
+              <w:t xml:space="preserve">0</w:t>
+            </w:r>
+            <w:r>
+              <w:rPr>
+                <w:rFonts w:ascii="Consolas" w:cs="Consolas" w:eastAsia="Consolas" w:hAnsi="Consolas"/>
+                <w:b/>
+                <w:bCs/>
+                <w:color w:val="3F3F46"/>
+                <w:sz w:val="21"/>
+                <w:szCs w:val="21"/>
+                <w:shd w:fill="F4F4F5"/>
+              </w:rPr>
+              <w:t xml:space="preserve">]</w:t>
+            </w:r>
+            <w:r>
+              <w:rPr>
+                <w:rFonts w:ascii="Consolas" w:cs="Consolas" w:eastAsia="Consolas" w:hAnsi="Consolas"/>
+                <w:b/>
+                <w:bCs/>
+                <w:color w:val="3F3F46"/>
+                <w:sz w:val="21"/>
+                <w:szCs w:val="21"/>
+                <w:shd w:fill="F4F4F5"/>
+              </w:rPr>
+              <w:t xml:space="preserve">)</w:t>
+            </w:r>
+            <w:r>
+              <w:rPr>
+                <w:rFonts w:ascii="Consolas" w:cs="Consolas" w:eastAsia="Consolas" w:hAnsi="Consolas"/>
+                <w:b/>
+                <w:bCs/>
+                <w:color w:val="3F3F46"/>
+                <w:sz w:val="21"/>
+                <w:szCs w:val="21"/>
+                <w:shd w:fill="F4F4F5"/>
+              </w:rPr>
+              <w:t xml:space="preserve">)</w:t>
+            </w:r>
+            <w:r>
+              <w:rPr>
+                <w:rFonts w:ascii="Arial" w:cs="Arial" w:eastAsia="Arial" w:hAnsi="Arial"/>
+                <w:b/>
+                <w:bCs/>
+                <w:sz w:val="21"/>
+                <w:szCs w:val="21"/>
+              </w:rPr>
+              <w:t xml:space="preserve">. Explain why this looks at the wrong number of cells, and write the line corrected.  </w:t>
             </w:r>
             <w:r>
               <w:rPr>
@@ -12536,7 +12748,17 @@
                 <w:sz w:val="21"/>
                 <w:szCs w:val="21"/>
               </w:rPr>
-              <w:t xml:space="preserve">b)  Write a program that reads twelve whole numbers into a grid of three rows of four, then prints the total of each row on a line of its own.  </w:t>
+              <w:t xml:space="preserve">b)  </w:t>
+            </w:r>
+            <w:r>
+              <w:rPr>
+                <w:rFonts w:ascii="Arial" w:cs="Arial" w:eastAsia="Arial" w:hAnsi="Arial"/>
+                <w:b/>
+                <w:bCs/>
+                <w:sz w:val="21"/>
+                <w:szCs w:val="21"/>
+              </w:rPr>
+              <w:t xml:space="preserve">Write a program that reads twelve whole numbers into a grid of three rows of four, then prints the total of each row on a line of its own.  </w:t>
             </w:r>
             <w:r>
               <w:rPr>
@@ -12984,7 +13206,17 @@
                 <w:sz w:val="21"/>
                 <w:szCs w:val="21"/>
               </w:rPr>
-              <w:t xml:space="preserve">c)  A grid of 2 rows by 3 columns is already stored in a program. Write the code that prints it one row to a line, with single spaces between the values and no brackets.  </w:t>
+              <w:t xml:space="preserve">c)  </w:t>
+            </w:r>
+            <w:r>
+              <w:rPr>
+                <w:rFonts w:ascii="Arial" w:cs="Arial" w:eastAsia="Arial" w:hAnsi="Arial"/>
+                <w:b/>
+                <w:bCs/>
+                <w:sz w:val="21"/>
+                <w:szCs w:val="21"/>
+              </w:rPr>
+              <w:t xml:space="preserve">A grid of 2 rows by 3 columns is already stored in a program. Write the code that prints it one row to a line, with single spaces between the values and no brackets.  </w:t>
             </w:r>
             <w:r>
               <w:rPr>
